--- a/eng/docx/023.content.docx
+++ b/eng/docx/023.content.docx
@@ -421,607 +421,535 @@
           <w:lang w:val="en_US" w:bidi="en_US"/>
         </w:rPr>
       </w:r>
+      <w:r>
+        <w:rPr>
+          <w:lang w:val="en_US" w:bidi="en_US"/>
+        </w:rPr>
+        <w:t>ROM 15:9</w:t>
+      </w:r>
+      <w:r>
+        <w:rPr>
+          <w:lang w:val="en_US" w:bidi="en_US"/>
+        </w:rPr>
+        <w:t xml:space="preserve"> · </w:t>
+      </w:r>
+      <w:r>
+        <w:rPr>
+          <w:lang w:val="en_US" w:bidi="en_US"/>
+        </w:rPr>
+        <w:t>1CO 14:15</w:t>
+      </w:r>
+      <w:r>
+        <w:rPr>
+          <w:lang w:val="en_US" w:bidi="en_US"/>
+        </w:rPr>
+        <w:t xml:space="preserve"> · </w:t>
+      </w:r>
+      <w:r>
+        <w:rPr>
+          <w:lang w:val="en_US" w:bidi="en_US"/>
+        </w:rPr>
+        <w:t>1CO 14:15</w:t>
+      </w:r>
+      <w:r>
+        <w:rPr>
+          <w:lang w:val="en_US" w:bidi="en_US"/>
+        </w:rPr>
+        <w:t xml:space="preserve"> · </w:t>
+      </w:r>
+      <w:r>
+        <w:rPr>
+          <w:lang w:val="en_US" w:bidi="en_US"/>
+        </w:rPr>
+        <w:t>EPH 5:19</w:t>
+      </w:r>
+      <w:r>
+        <w:rPr>
+          <w:lang w:val="en_US" w:bidi="en_US"/>
+        </w:rPr>
+        <w:t xml:space="preserve"> · </w:t>
+      </w:r>
+      <w:r>
+        <w:rPr>
+          <w:lang w:val="en_US" w:bidi="en_US"/>
+        </w:rPr>
+        <w:t>JAS 5:13</w:t>
+      </w:r>
+      <w:r>
+        <w:rPr>
+          <w:lang w:val="en_US" w:bidi="en_US"/>
+        </w:rPr>
+      </w:r>
+      <w:r>
+        <w:rPr>
+          <w:lang w:val="en_US" w:bidi="en_US"/>
+        </w:rPr>
+      </w:r>
+    </w:p>
+    <w:p>
+      <w:pPr/>
+      <w:r>
+        <w:rPr>
+          <w:lang w:val="en_US" w:bidi="en_US"/>
+        </w:rPr>
+      </w:r>
+    </w:p>
+    <w:p>
+      <w:pPr>
+        <w:pStyle w:val="Heading2"/>
+      </w:pPr>
+      <w:r>
+        <w:rPr>
+          <w:lang w:val="en_US" w:bidi="en_US"/>
+        </w:rPr>
+        <w:t>ψαλμός</w:t>
+      </w:r>
+      <w:r>
+        <w:rPr>
+          <w:lang w:val="en_US" w:bidi="en_US"/>
+        </w:rPr>
+      </w:r>
+    </w:p>
+    <w:p>
+      <w:pPr>
+        <w:pStyle w:val="Heading1"/>
+      </w:pPr>
+      <w:r>
+        <w:rPr>
+          <w:lang w:val="en_US" w:bidi="en_US"/>
+        </w:rPr>
+        <w:t>ψαλμός</w:t>
+      </w:r>
+    </w:p>
+    <w:p>
+      <w:pPr/>
+      <w:r>
+        <w:rPr>
+          <w:lang w:val="en_US" w:bidi="en_US"/>
+        </w:rPr>
+      </w:r>
+      <w:r>
+        <w:rPr>
+          <w:lang w:val="en_US" w:bidi="en_US"/>
+        </w:rPr>
+        <w:t>ψαλμός</w:t>
+      </w:r>
+      <w:r>
+        <w:rPr>
+          <w:lang w:val="en_US" w:bidi="en_US"/>
+        </w:rPr>
+        <w:t xml:space="preserve"> (</w:t>
+      </w:r>
+      <w:r>
+        <w:rPr>
+          <w:lang w:val="en_US" w:bidi="en_US"/>
+        </w:rPr>
+        <w:t>G5568</w:t>
+      </w:r>
+      <w:r>
+        <w:rPr>
+          <w:lang w:val="en_US" w:bidi="en_US"/>
+        </w:rPr>
+        <w:t>)</w:t>
+      </w:r>
+    </w:p>
+    <w:p>
+      <w:pPr/>
+      <w:r>
+        <w:rPr>
+          <w:lang w:val="en_US" w:bidi="en_US"/>
+        </w:rPr>
+      </w:r>
+      <w:r>
+        <w:rPr>
+          <w:lang w:val="en_US" w:bidi="en_US"/>
+        </w:rPr>
+        <w:t xml:space="preserve">noun, m. </w:t>
+      </w:r>
+      <w:r>
+        <w:rPr>
+          <w:lang w:val="en_US" w:bidi="en_US"/>
+        </w:rPr>
+        <w:t>|</w:t>
+      </w:r>
+      <w:r>
+        <w:rPr>
+          <w:lang w:val="en_US" w:bidi="en_US"/>
+        </w:rPr>
+        <w:t xml:space="preserve"> -οῦ </w:t>
+      </w:r>
+      <w:r>
+        <w:rPr>
+          <w:lang w:val="en_US" w:bidi="en_US"/>
+        </w:rPr>
+        <w:t>|</w:t>
+      </w:r>
+      <w:r>
+        <w:rPr>
+          <w:lang w:val="en_US" w:bidi="en_US"/>
+        </w:rPr>
+        <w:t xml:space="preserve"> </w:t>
+      </w:r>
+      <w:r>
+        <w:rPr>
+          <w:lang w:val="en_US" w:bidi="en_US"/>
+        </w:rPr>
+        <w:t>ψάλλω</w:t>
+      </w:r>
+    </w:p>
+    <w:p>
+      <w:pPr/>
+      <w:r>
+        <w:rPr>
+          <w:lang w:val="en_US" w:bidi="en_US"/>
+        </w:rPr>
+      </w:r>
+      <w:r>
+        <w:rPr>
+          <w:lang w:val="en_US" w:bidi="en_US"/>
+        </w:rPr>
+        <w:t>33.112</w:t>
+      </w:r>
+      <w:r>
+        <w:rPr>
+          <w:lang w:val="en_US" w:bidi="en_US"/>
+        </w:rPr>
+        <w:t xml:space="preserve"> · </w:t>
+      </w:r>
+      <w:r>
+        <w:rPr>
+          <w:lang w:val="en_US" w:bidi="en_US"/>
+        </w:rPr>
+        <w:t>Communication</w:t>
+      </w:r>
+      <w:r>
+        <w:rPr>
+          <w:lang w:val="en_US" w:bidi="en_US"/>
+        </w:rPr>
+        <w:t xml:space="preserve"> · </w:t>
+      </w:r>
+      <w:r>
+        <w:rPr>
+          <w:lang w:val="en_US" w:bidi="en_US"/>
+        </w:rPr>
+        <w:t>Sing, Lament</w:t>
+      </w:r>
+    </w:p>
+    <w:p>
+      <w:pPr/>
+      <w:r>
+        <w:rPr>
+          <w:lang w:val="en_US" w:bidi="en_US"/>
+        </w:rPr>
+      </w:r>
+      <w:r>
+        <w:rPr>
+          <w:lang w:val="en_US" w:bidi="en_US"/>
+        </w:rPr>
+        <w:t>song of praise</w:t>
+      </w:r>
+      <w:r>
+        <w:rPr>
+          <w:lang w:val="en_US" w:bidi="en_US"/>
+        </w:rPr>
+        <w:t xml:space="preserve">, </w:t>
+      </w:r>
+      <w:r>
+        <w:rPr>
+          <w:lang w:val="en_US" w:bidi="en_US"/>
+        </w:rPr>
+        <w:t>psalm</w:t>
+      </w:r>
+      <w:r>
+        <w:rPr>
+          <w:lang w:val="en_US" w:bidi="en_US"/>
+        </w:rPr>
+        <w:t xml:space="preserve"> </w:t>
+      </w:r>
+      <w:r>
+        <w:rPr>
+          <w:lang w:val="en_US" w:bidi="en_US"/>
+        </w:rPr>
+        <w:t>a song of praise (in the NT probably a reference to an OT psalm)</w:t>
+      </w:r>
+    </w:p>
+    <w:p>
+      <w:pPr/>
+      <w:r>
+        <w:rPr>
+          <w:lang w:val="en_US" w:bidi="en_US"/>
+        </w:rPr>
+      </w:r>
+      <w:r>
+        <w:rPr>
+          <w:lang w:val="en_US" w:bidi="en_US"/>
+        </w:rPr>
+        <w:t>LUK 20:42</w:t>
+      </w:r>
+      <w:r>
+        <w:rPr>
+          <w:lang w:val="en_US" w:bidi="en_US"/>
+        </w:rPr>
+        <w:t xml:space="preserve"> · </w:t>
+      </w:r>
+      <w:r>
+        <w:rPr>
+          <w:lang w:val="en_US" w:bidi="en_US"/>
+        </w:rPr>
+        <w:t>LUK 24:44</w:t>
+      </w:r>
+      <w:r>
+        <w:rPr>
+          <w:lang w:val="en_US" w:bidi="en_US"/>
+        </w:rPr>
+        <w:t xml:space="preserve"> · </w:t>
+      </w:r>
+      <w:r>
+        <w:rPr>
+          <w:lang w:val="en_US" w:bidi="en_US"/>
+        </w:rPr>
+        <w:t>ACT 1:20</w:t>
+      </w:r>
+      <w:r>
+        <w:rPr>
+          <w:lang w:val="en_US" w:bidi="en_US"/>
+        </w:rPr>
+        <w:t xml:space="preserve"> · </w:t>
+      </w:r>
+      <w:r>
+        <w:rPr>
+          <w:lang w:val="en_US" w:bidi="en_US"/>
+        </w:rPr>
+        <w:t>ACT 13:33</w:t>
+      </w:r>
+      <w:r>
+        <w:rPr>
+          <w:lang w:val="en_US" w:bidi="en_US"/>
+        </w:rPr>
+        <w:t xml:space="preserve"> · </w:t>
+      </w:r>
+      <w:r>
+        <w:rPr>
+          <w:lang w:val="en_US" w:bidi="en_US"/>
+        </w:rPr>
+        <w:t>1CO 14:26</w:t>
+      </w:r>
+      <w:r>
+        <w:rPr>
+          <w:lang w:val="en_US" w:bidi="en_US"/>
+        </w:rPr>
+        <w:t xml:space="preserve"> · </w:t>
+      </w:r>
+      <w:r>
+        <w:rPr>
+          <w:lang w:val="en_US" w:bidi="en_US"/>
+        </w:rPr>
+        <w:t>EPH 5:19</w:t>
+      </w:r>
+      <w:r>
+        <w:rPr>
+          <w:lang w:val="en_US" w:bidi="en_US"/>
+        </w:rPr>
+        <w:t xml:space="preserve"> · </w:t>
+      </w:r>
+      <w:r>
+        <w:rPr>
+          <w:lang w:val="en_US" w:bidi="en_US"/>
+        </w:rPr>
+        <w:t>COL 3:16</w:t>
+      </w:r>
+      <w:r>
+        <w:rPr>
+          <w:lang w:val="en_US" w:bidi="en_US"/>
+        </w:rPr>
+      </w:r>
+      <w:r>
+        <w:rPr>
+          <w:lang w:val="en_US" w:bidi="en_US"/>
+        </w:rPr>
+      </w:r>
+    </w:p>
+    <w:p>
+      <w:pPr/>
+      <w:r>
+        <w:rPr>
+          <w:lang w:val="en_US" w:bidi="en_US"/>
+        </w:rPr>
+      </w:r>
+    </w:p>
+    <w:p>
+      <w:pPr>
+        <w:pStyle w:val="Heading2"/>
+      </w:pPr>
+      <w:r>
+        <w:rPr>
+          <w:lang w:val="en_US" w:bidi="en_US"/>
+        </w:rPr>
+        <w:t>ψευδάδελφος</w:t>
+      </w:r>
+      <w:r>
+        <w:rPr>
+          <w:lang w:val="en_US" w:bidi="en_US"/>
+        </w:rPr>
+      </w:r>
+    </w:p>
+    <w:p>
+      <w:pPr>
+        <w:pStyle w:val="Heading1"/>
+      </w:pPr>
+      <w:r>
+        <w:rPr>
+          <w:lang w:val="en_US" w:bidi="en_US"/>
+        </w:rPr>
+        <w:t>ψευδάδελφος</w:t>
+      </w:r>
+    </w:p>
+    <w:p>
+      <w:pPr/>
+      <w:r>
+        <w:rPr>
+          <w:lang w:val="en_US" w:bidi="en_US"/>
+        </w:rPr>
+      </w:r>
+      <w:r>
+        <w:rPr>
+          <w:lang w:val="en_US" w:bidi="en_US"/>
+        </w:rPr>
+        <w:t>ψευδάδελφος</w:t>
+      </w:r>
+      <w:r>
+        <w:rPr>
+          <w:lang w:val="en_US" w:bidi="en_US"/>
+        </w:rPr>
+        <w:t xml:space="preserve"> (</w:t>
+      </w:r>
+      <w:r>
+        <w:rPr>
+          <w:lang w:val="en_US" w:bidi="en_US"/>
+        </w:rPr>
+        <w:t>G5569</w:t>
+      </w:r>
+      <w:r>
+        <w:rPr>
+          <w:lang w:val="en_US" w:bidi="en_US"/>
+        </w:rPr>
+        <w:t>)</w:t>
+      </w:r>
+    </w:p>
+    <w:p>
+      <w:pPr/>
+      <w:r>
+        <w:rPr>
+          <w:lang w:val="en_US" w:bidi="en_US"/>
+        </w:rPr>
+      </w:r>
+      <w:r>
+        <w:rPr>
+          <w:lang w:val="en_US" w:bidi="en_US"/>
+        </w:rPr>
+        <w:t xml:space="preserve">noun, m. </w:t>
+      </w:r>
+      <w:r>
+        <w:rPr>
+          <w:lang w:val="en_US" w:bidi="en_US"/>
+        </w:rPr>
+        <w:t>|</w:t>
+      </w:r>
+      <w:r>
+        <w:rPr>
+          <w:lang w:val="en_US" w:bidi="en_US"/>
+        </w:rPr>
+        <w:t xml:space="preserve"> -ου </w:t>
+      </w:r>
+      <w:r>
+        <w:rPr>
+          <w:lang w:val="en_US" w:bidi="en_US"/>
+        </w:rPr>
+        <w:t>|</w:t>
+      </w:r>
+      <w:r>
+        <w:rPr>
+          <w:lang w:val="en_US" w:bidi="en_US"/>
+        </w:rPr>
+        <w:t xml:space="preserve"> ψεύδομαι + ἀδελφός</w:t>
+      </w:r>
+    </w:p>
+    <w:p>
+      <w:pPr/>
+      <w:r>
+        <w:rPr>
+          <w:lang w:val="en_US" w:bidi="en_US"/>
+        </w:rPr>
+      </w:r>
+      <w:r>
+        <w:rPr>
+          <w:lang w:val="en_US" w:bidi="en_US"/>
+        </w:rPr>
+        <w:t>11.36</w:t>
+      </w:r>
+      <w:r>
+        <w:rPr>
+          <w:lang w:val="en_US" w:bidi="en_US"/>
+        </w:rPr>
+        <w:t xml:space="preserve"> · </w:t>
+      </w:r>
+      <w:r>
+        <w:rPr>
+          <w:lang w:val="en_US" w:bidi="en_US"/>
+        </w:rPr>
+        <w:t>Groups and Classes of Persons and Members of Such Groups and Classes</w:t>
+      </w:r>
+      <w:r>
+        <w:rPr>
+          <w:lang w:val="en_US" w:bidi="en_US"/>
+        </w:rPr>
+        <w:t xml:space="preserve"> · </w:t>
+      </w:r>
+      <w:r>
+        <w:rPr>
+          <w:lang w:val="en_US" w:bidi="en_US"/>
+        </w:rPr>
+        <w:t>Socio-Religious</w:t>
+      </w:r>
+    </w:p>
+    <w:p>
+      <w:pPr/>
+      <w:r>
+        <w:rPr>
+          <w:lang w:val="en_US" w:bidi="en_US"/>
+        </w:rPr>
+      </w:r>
+      <w:r>
+        <w:rPr>
+          <w:lang w:val="en_US" w:bidi="en_US"/>
+        </w:rPr>
+        <w:t>false brother</w:t>
+      </w:r>
+      <w:r>
+        <w:rPr>
+          <w:lang w:val="en_US" w:bidi="en_US"/>
+        </w:rPr>
+        <w:t xml:space="preserve">, </w:t>
+      </w:r>
+      <w:r>
+        <w:rPr>
+          <w:lang w:val="en_US" w:bidi="en_US"/>
+        </w:rPr>
+        <w:t>one who only pretends to be a fellow believer in Christ</w:t>
+      </w:r>
+      <w:r>
+        <w:rPr>
+          <w:lang w:val="en_US" w:bidi="en_US"/>
+        </w:rPr>
+        <w:t xml:space="preserve"> </w:t>
+      </w:r>
+      <w:r>
+        <w:rPr>
+          <w:lang w:val="en_US" w:bidi="en_US"/>
+        </w:rPr>
+        <w:t xml:space="preserve">an individual who pretends to be a close member of a socio-religious group but is not (see </w:t>
+      </w:r>
       <w:hyperlink r:id="rId15">
-        <w:r>
-          <w:rPr>
-            <w:lang w:val="en_US" w:bidi="en_US"/>
-          </w:rPr>
-          <w:rPr>
-            <w:color w:val="0000EE"/>
-            <w:u w:val="single"/>
-          </w:rPr>
-          <w:t>ROM 15:9</w:t>
-        </w:r>
-      </w:hyperlink>
-      <w:r>
-        <w:rPr>
-          <w:lang w:val="en_US" w:bidi="en_US"/>
-        </w:rPr>
-        <w:t xml:space="preserve"> · </w:t>
-      </w:r>
-      <w:hyperlink r:id="rId16">
-        <w:r>
-          <w:rPr>
-            <w:lang w:val="en_US" w:bidi="en_US"/>
-          </w:rPr>
-          <w:rPr>
-            <w:color w:val="0000EE"/>
-            <w:u w:val="single"/>
-          </w:rPr>
-          <w:t>1CO 14:15</w:t>
-        </w:r>
-      </w:hyperlink>
-      <w:r>
-        <w:rPr>
-          <w:lang w:val="en_US" w:bidi="en_US"/>
-        </w:rPr>
-        <w:t xml:space="preserve"> · </w:t>
-      </w:r>
-      <w:hyperlink r:id="rId16">
-        <w:r>
-          <w:rPr>
-            <w:lang w:val="en_US" w:bidi="en_US"/>
-          </w:rPr>
-          <w:rPr>
-            <w:color w:val="0000EE"/>
-            <w:u w:val="single"/>
-          </w:rPr>
-          <w:t>1CO 14:15</w:t>
-        </w:r>
-      </w:hyperlink>
-      <w:r>
-        <w:rPr>
-          <w:lang w:val="en_US" w:bidi="en_US"/>
-        </w:rPr>
-        <w:t xml:space="preserve"> · </w:t>
-      </w:r>
-      <w:hyperlink r:id="rId17">
-        <w:r>
-          <w:rPr>
-            <w:lang w:val="en_US" w:bidi="en_US"/>
-          </w:rPr>
-          <w:rPr>
-            <w:color w:val="0000EE"/>
-            <w:u w:val="single"/>
-          </w:rPr>
-          <w:t>EPH 5:19</w:t>
-        </w:r>
-      </w:hyperlink>
-      <w:r>
-        <w:rPr>
-          <w:lang w:val="en_US" w:bidi="en_US"/>
-        </w:rPr>
-        <w:t xml:space="preserve"> · </w:t>
-      </w:r>
-      <w:hyperlink r:id="rId18">
-        <w:r>
-          <w:rPr>
-            <w:lang w:val="en_US" w:bidi="en_US"/>
-          </w:rPr>
-          <w:rPr>
-            <w:color w:val="0000EE"/>
-            <w:u w:val="single"/>
-          </w:rPr>
-          <w:t>JAS 5:13</w:t>
-        </w:r>
-      </w:hyperlink>
-      <w:r>
-        <w:rPr>
-          <w:lang w:val="en_US" w:bidi="en_US"/>
-        </w:rPr>
-      </w:r>
-      <w:r>
-        <w:rPr>
-          <w:lang w:val="en_US" w:bidi="en_US"/>
-        </w:rPr>
-      </w:r>
-    </w:p>
-    <w:p>
-      <w:pPr/>
-      <w:r>
-        <w:rPr>
-          <w:lang w:val="en_US" w:bidi="en_US"/>
-        </w:rPr>
-      </w:r>
-    </w:p>
-    <w:p>
-      <w:pPr>
-        <w:pStyle w:val="Heading2"/>
-      </w:pPr>
-      <w:r>
-        <w:rPr>
-          <w:lang w:val="en_US" w:bidi="en_US"/>
-        </w:rPr>
-        <w:t>ψαλμός</w:t>
-      </w:r>
-      <w:r>
-        <w:rPr>
-          <w:lang w:val="en_US" w:bidi="en_US"/>
-        </w:rPr>
-      </w:r>
-    </w:p>
-    <w:p>
-      <w:pPr>
-        <w:pStyle w:val="Heading1"/>
-      </w:pPr>
-      <w:r>
-        <w:rPr>
-          <w:lang w:val="en_US" w:bidi="en_US"/>
-        </w:rPr>
-        <w:t>ψαλμός</w:t>
-      </w:r>
-    </w:p>
-    <w:p>
-      <w:pPr/>
-      <w:r>
-        <w:rPr>
-          <w:lang w:val="en_US" w:bidi="en_US"/>
-        </w:rPr>
-      </w:r>
-      <w:r>
-        <w:rPr>
-          <w:lang w:val="en_US" w:bidi="en_US"/>
-        </w:rPr>
-        <w:t>ψαλμός</w:t>
-      </w:r>
-      <w:r>
-        <w:rPr>
-          <w:lang w:val="en_US" w:bidi="en_US"/>
-        </w:rPr>
-        <w:t xml:space="preserve"> (</w:t>
-      </w:r>
-      <w:r>
-        <w:rPr>
-          <w:lang w:val="en_US" w:bidi="en_US"/>
-        </w:rPr>
-        <w:t>G5568</w:t>
-      </w:r>
-      <w:r>
-        <w:rPr>
-          <w:lang w:val="en_US" w:bidi="en_US"/>
-        </w:rPr>
-        <w:t>)</w:t>
-      </w:r>
-    </w:p>
-    <w:p>
-      <w:pPr/>
-      <w:r>
-        <w:rPr>
-          <w:lang w:val="en_US" w:bidi="en_US"/>
-        </w:rPr>
-      </w:r>
-      <w:r>
-        <w:rPr>
-          <w:lang w:val="en_US" w:bidi="en_US"/>
-        </w:rPr>
-        <w:t xml:space="preserve">noun, m. </w:t>
-      </w:r>
-      <w:r>
-        <w:rPr>
-          <w:lang w:val="en_US" w:bidi="en_US"/>
-        </w:rPr>
-        <w:t>|</w:t>
-      </w:r>
-      <w:r>
-        <w:rPr>
-          <w:lang w:val="en_US" w:bidi="en_US"/>
-        </w:rPr>
-        <w:t xml:space="preserve"> -οῦ </w:t>
-      </w:r>
-      <w:r>
-        <w:rPr>
-          <w:lang w:val="en_US" w:bidi="en_US"/>
-        </w:rPr>
-        <w:t>|</w:t>
-      </w:r>
-      <w:r>
-        <w:rPr>
-          <w:lang w:val="en_US" w:bidi="en_US"/>
-        </w:rPr>
-        <w:t xml:space="preserve"> </w:t>
-      </w:r>
-      <w:r>
-        <w:rPr>
-          <w:lang w:val="en_US" w:bidi="en_US"/>
-        </w:rPr>
-        <w:t>ψάλλω</w:t>
-      </w:r>
-    </w:p>
-    <w:p>
-      <w:pPr/>
-      <w:r>
-        <w:rPr>
-          <w:lang w:val="en_US" w:bidi="en_US"/>
-        </w:rPr>
-      </w:r>
-      <w:r>
-        <w:rPr>
-          <w:lang w:val="en_US" w:bidi="en_US"/>
-        </w:rPr>
-        <w:t>33.112</w:t>
-      </w:r>
-      <w:r>
-        <w:rPr>
-          <w:lang w:val="en_US" w:bidi="en_US"/>
-        </w:rPr>
-        <w:t xml:space="preserve"> · </w:t>
-      </w:r>
-      <w:r>
-        <w:rPr>
-          <w:lang w:val="en_US" w:bidi="en_US"/>
-        </w:rPr>
-        <w:t>Communication</w:t>
-      </w:r>
-      <w:r>
-        <w:rPr>
-          <w:lang w:val="en_US" w:bidi="en_US"/>
-        </w:rPr>
-        <w:t xml:space="preserve"> · </w:t>
-      </w:r>
-      <w:r>
-        <w:rPr>
-          <w:lang w:val="en_US" w:bidi="en_US"/>
-        </w:rPr>
-        <w:t>Sing, Lament</w:t>
-      </w:r>
-    </w:p>
-    <w:p>
-      <w:pPr/>
-      <w:r>
-        <w:rPr>
-          <w:lang w:val="en_US" w:bidi="en_US"/>
-        </w:rPr>
-      </w:r>
-      <w:r>
-        <w:rPr>
-          <w:lang w:val="en_US" w:bidi="en_US"/>
-        </w:rPr>
-        <w:t>song of praise</w:t>
-      </w:r>
-      <w:r>
-        <w:rPr>
-          <w:lang w:val="en_US" w:bidi="en_US"/>
-        </w:rPr>
-        <w:t xml:space="preserve">, </w:t>
-      </w:r>
-      <w:r>
-        <w:rPr>
-          <w:lang w:val="en_US" w:bidi="en_US"/>
-        </w:rPr>
-        <w:t>psalm</w:t>
-      </w:r>
-      <w:r>
-        <w:rPr>
-          <w:lang w:val="en_US" w:bidi="en_US"/>
-        </w:rPr>
-        <w:t xml:space="preserve"> </w:t>
-      </w:r>
-      <w:r>
-        <w:rPr>
-          <w:lang w:val="en_US" w:bidi="en_US"/>
-        </w:rPr>
-        <w:t>a song of praise (in the NT probably a reference to an OT psalm)</w:t>
-      </w:r>
-    </w:p>
-    <w:p>
-      <w:pPr/>
-      <w:r>
-        <w:rPr>
-          <w:lang w:val="en_US" w:bidi="en_US"/>
-        </w:rPr>
-      </w:r>
-      <w:hyperlink r:id="rId19">
-        <w:r>
-          <w:rPr>
-            <w:lang w:val="en_US" w:bidi="en_US"/>
-          </w:rPr>
-          <w:rPr>
-            <w:color w:val="0000EE"/>
-            <w:u w:val="single"/>
-          </w:rPr>
-          <w:t>LUK 20:42</w:t>
-        </w:r>
-      </w:hyperlink>
-      <w:r>
-        <w:rPr>
-          <w:lang w:val="en_US" w:bidi="en_US"/>
-        </w:rPr>
-        <w:t xml:space="preserve"> · </w:t>
-      </w:r>
-      <w:hyperlink r:id="rId20">
-        <w:r>
-          <w:rPr>
-            <w:lang w:val="en_US" w:bidi="en_US"/>
-          </w:rPr>
-          <w:rPr>
-            <w:color w:val="0000EE"/>
-            <w:u w:val="single"/>
-          </w:rPr>
-          <w:t>LUK 24:44</w:t>
-        </w:r>
-      </w:hyperlink>
-      <w:r>
-        <w:rPr>
-          <w:lang w:val="en_US" w:bidi="en_US"/>
-        </w:rPr>
-        <w:t xml:space="preserve"> · </w:t>
-      </w:r>
-      <w:hyperlink r:id="rId21">
-        <w:r>
-          <w:rPr>
-            <w:lang w:val="en_US" w:bidi="en_US"/>
-          </w:rPr>
-          <w:rPr>
-            <w:color w:val="0000EE"/>
-            <w:u w:val="single"/>
-          </w:rPr>
-          <w:t>ACT 1:20</w:t>
-        </w:r>
-      </w:hyperlink>
-      <w:r>
-        <w:rPr>
-          <w:lang w:val="en_US" w:bidi="en_US"/>
-        </w:rPr>
-        <w:t xml:space="preserve"> · </w:t>
-      </w:r>
-      <w:hyperlink r:id="rId22">
-        <w:r>
-          <w:rPr>
-            <w:lang w:val="en_US" w:bidi="en_US"/>
-          </w:rPr>
-          <w:rPr>
-            <w:color w:val="0000EE"/>
-            <w:u w:val="single"/>
-          </w:rPr>
-          <w:t>ACT 13:33</w:t>
-        </w:r>
-      </w:hyperlink>
-      <w:r>
-        <w:rPr>
-          <w:lang w:val="en_US" w:bidi="en_US"/>
-        </w:rPr>
-        <w:t xml:space="preserve"> · </w:t>
-      </w:r>
-      <w:hyperlink r:id="rId23">
-        <w:r>
-          <w:rPr>
-            <w:lang w:val="en_US" w:bidi="en_US"/>
-          </w:rPr>
-          <w:rPr>
-            <w:color w:val="0000EE"/>
-            <w:u w:val="single"/>
-          </w:rPr>
-          <w:t>1CO 14:26</w:t>
-        </w:r>
-      </w:hyperlink>
-      <w:r>
-        <w:rPr>
-          <w:lang w:val="en_US" w:bidi="en_US"/>
-        </w:rPr>
-        <w:t xml:space="preserve"> · </w:t>
-      </w:r>
-      <w:hyperlink r:id="rId17">
-        <w:r>
-          <w:rPr>
-            <w:lang w:val="en_US" w:bidi="en_US"/>
-          </w:rPr>
-          <w:rPr>
-            <w:color w:val="0000EE"/>
-            <w:u w:val="single"/>
-          </w:rPr>
-          <w:t>EPH 5:19</w:t>
-        </w:r>
-      </w:hyperlink>
-      <w:r>
-        <w:rPr>
-          <w:lang w:val="en_US" w:bidi="en_US"/>
-        </w:rPr>
-        <w:t xml:space="preserve"> · </w:t>
-      </w:r>
-      <w:hyperlink r:id="rId24">
-        <w:r>
-          <w:rPr>
-            <w:lang w:val="en_US" w:bidi="en_US"/>
-          </w:rPr>
-          <w:rPr>
-            <w:color w:val="0000EE"/>
-            <w:u w:val="single"/>
-          </w:rPr>
-          <w:t>COL 3:16</w:t>
-        </w:r>
-      </w:hyperlink>
-      <w:r>
-        <w:rPr>
-          <w:lang w:val="en_US" w:bidi="en_US"/>
-        </w:rPr>
-      </w:r>
-      <w:r>
-        <w:rPr>
-          <w:lang w:val="en_US" w:bidi="en_US"/>
-        </w:rPr>
-      </w:r>
-    </w:p>
-    <w:p>
-      <w:pPr/>
-      <w:r>
-        <w:rPr>
-          <w:lang w:val="en_US" w:bidi="en_US"/>
-        </w:rPr>
-      </w:r>
-    </w:p>
-    <w:p>
-      <w:pPr>
-        <w:pStyle w:val="Heading2"/>
-      </w:pPr>
-      <w:r>
-        <w:rPr>
-          <w:lang w:val="en_US" w:bidi="en_US"/>
-        </w:rPr>
-        <w:t>ψευδάδελφος</w:t>
-      </w:r>
-      <w:r>
-        <w:rPr>
-          <w:lang w:val="en_US" w:bidi="en_US"/>
-        </w:rPr>
-      </w:r>
-    </w:p>
-    <w:p>
-      <w:pPr>
-        <w:pStyle w:val="Heading1"/>
-      </w:pPr>
-      <w:r>
-        <w:rPr>
-          <w:lang w:val="en_US" w:bidi="en_US"/>
-        </w:rPr>
-        <w:t>ψευδάδελφος</w:t>
-      </w:r>
-    </w:p>
-    <w:p>
-      <w:pPr/>
-      <w:r>
-        <w:rPr>
-          <w:lang w:val="en_US" w:bidi="en_US"/>
-        </w:rPr>
-      </w:r>
-      <w:r>
-        <w:rPr>
-          <w:lang w:val="en_US" w:bidi="en_US"/>
-        </w:rPr>
-        <w:t>ψευδάδελφος</w:t>
-      </w:r>
-      <w:r>
-        <w:rPr>
-          <w:lang w:val="en_US" w:bidi="en_US"/>
-        </w:rPr>
-        <w:t xml:space="preserve"> (</w:t>
-      </w:r>
-      <w:r>
-        <w:rPr>
-          <w:lang w:val="en_US" w:bidi="en_US"/>
-        </w:rPr>
-        <w:t>G5569</w:t>
-      </w:r>
-      <w:r>
-        <w:rPr>
-          <w:lang w:val="en_US" w:bidi="en_US"/>
-        </w:rPr>
-        <w:t>)</w:t>
-      </w:r>
-    </w:p>
-    <w:p>
-      <w:pPr/>
-      <w:r>
-        <w:rPr>
-          <w:lang w:val="en_US" w:bidi="en_US"/>
-        </w:rPr>
-      </w:r>
-      <w:r>
-        <w:rPr>
-          <w:lang w:val="en_US" w:bidi="en_US"/>
-        </w:rPr>
-        <w:t xml:space="preserve">noun, m. </w:t>
-      </w:r>
-      <w:r>
-        <w:rPr>
-          <w:lang w:val="en_US" w:bidi="en_US"/>
-        </w:rPr>
-        <w:t>|</w:t>
-      </w:r>
-      <w:r>
-        <w:rPr>
-          <w:lang w:val="en_US" w:bidi="en_US"/>
-        </w:rPr>
-        <w:t xml:space="preserve"> -ου </w:t>
-      </w:r>
-      <w:r>
-        <w:rPr>
-          <w:lang w:val="en_US" w:bidi="en_US"/>
-        </w:rPr>
-        <w:t>|</w:t>
-      </w:r>
-      <w:r>
-        <w:rPr>
-          <w:lang w:val="en_US" w:bidi="en_US"/>
-        </w:rPr>
-        <w:t xml:space="preserve"> ψεύδομαι + ἀδελφός</w:t>
-      </w:r>
-    </w:p>
-    <w:p>
-      <w:pPr/>
-      <w:r>
-        <w:rPr>
-          <w:lang w:val="en_US" w:bidi="en_US"/>
-        </w:rPr>
-      </w:r>
-      <w:r>
-        <w:rPr>
-          <w:lang w:val="en_US" w:bidi="en_US"/>
-        </w:rPr>
-        <w:t>11.36</w:t>
-      </w:r>
-      <w:r>
-        <w:rPr>
-          <w:lang w:val="en_US" w:bidi="en_US"/>
-        </w:rPr>
-        <w:t xml:space="preserve"> · </w:t>
-      </w:r>
-      <w:r>
-        <w:rPr>
-          <w:lang w:val="en_US" w:bidi="en_US"/>
-        </w:rPr>
-        <w:t>Groups and Classes of Persons and Members of Such Groups and Classes</w:t>
-      </w:r>
-      <w:r>
-        <w:rPr>
-          <w:lang w:val="en_US" w:bidi="en_US"/>
-        </w:rPr>
-        <w:t xml:space="preserve"> · </w:t>
-      </w:r>
-      <w:r>
-        <w:rPr>
-          <w:lang w:val="en_US" w:bidi="en_US"/>
-        </w:rPr>
-        <w:t>Socio-Religious</w:t>
-      </w:r>
-    </w:p>
-    <w:p>
-      <w:pPr/>
-      <w:r>
-        <w:rPr>
-          <w:lang w:val="en_US" w:bidi="en_US"/>
-        </w:rPr>
-      </w:r>
-      <w:r>
-        <w:rPr>
-          <w:lang w:val="en_US" w:bidi="en_US"/>
-        </w:rPr>
-        <w:t>false brother</w:t>
-      </w:r>
-      <w:r>
-        <w:rPr>
-          <w:lang w:val="en_US" w:bidi="en_US"/>
-        </w:rPr>
-        <w:t xml:space="preserve">, </w:t>
-      </w:r>
-      <w:r>
-        <w:rPr>
-          <w:lang w:val="en_US" w:bidi="en_US"/>
-        </w:rPr>
-        <w:t>one who only pretends to be a fellow believer in Christ</w:t>
-      </w:r>
-      <w:r>
-        <w:rPr>
-          <w:lang w:val="en_US" w:bidi="en_US"/>
-        </w:rPr>
-        <w:t xml:space="preserve"> </w:t>
-      </w:r>
-      <w:r>
-        <w:rPr>
-          <w:lang w:val="en_US" w:bidi="en_US"/>
-        </w:rPr>
-        <w:t xml:space="preserve">an individual who pretends to be a close member of a socio-religious group but is not (see </w:t>
-      </w:r>
-      <w:hyperlink r:id="rId25">
         <w:r>
           <w:rPr>
             <w:lang w:val="en_US" w:bidi="en_US"/>
@@ -1039,7 +967,7 @@
         </w:rPr>
         <w:t xml:space="preserve">, </w:t>
       </w:r>
-      <w:hyperlink r:id="rId26">
+      <w:hyperlink r:id="rId16">
         <w:r>
           <w:rPr>
             <w:lang w:val="en_US" w:bidi="en_US"/>
@@ -1057,7 +985,7 @@
         </w:rPr>
         <w:t xml:space="preserve">, and </w:t>
       </w:r>
-      <w:hyperlink r:id="rId27">
+      <w:hyperlink r:id="rId17">
         <w:r>
           <w:rPr>
             <w:lang w:val="en_US" w:bidi="en_US"/>
@@ -1095,36 +1023,24 @@
           <w:lang w:val="en_US" w:bidi="en_US"/>
         </w:rPr>
       </w:r>
-      <w:hyperlink r:id="rId28">
-        <w:r>
-          <w:rPr>
-            <w:lang w:val="en_US" w:bidi="en_US"/>
-          </w:rPr>
-          <w:rPr>
-            <w:color w:val="0000EE"/>
-            <w:u w:val="single"/>
-          </w:rPr>
-          <w:t>2CO 11:26</w:t>
-        </w:r>
-      </w:hyperlink>
-      <w:r>
-        <w:rPr>
-          <w:lang w:val="en_US" w:bidi="en_US"/>
-        </w:rPr>
-        <w:t xml:space="preserve"> · </w:t>
-      </w:r>
-      <w:hyperlink r:id="rId29">
-        <w:r>
-          <w:rPr>
-            <w:lang w:val="en_US" w:bidi="en_US"/>
-          </w:rPr>
-          <w:rPr>
-            <w:color w:val="0000EE"/>
-            <w:u w:val="single"/>
-          </w:rPr>
-          <w:t>GAL 2:4</w:t>
-        </w:r>
-      </w:hyperlink>
+      <w:r>
+        <w:rPr>
+          <w:lang w:val="en_US" w:bidi="en_US"/>
+        </w:rPr>
+        <w:t>2CO 11:26</w:t>
+      </w:r>
+      <w:r>
+        <w:rPr>
+          <w:lang w:val="en_US" w:bidi="en_US"/>
+        </w:rPr>
+        <w:t xml:space="preserve"> · </w:t>
+      </w:r>
+      <w:r>
+        <w:rPr>
+          <w:lang w:val="en_US" w:bidi="en_US"/>
+        </w:rPr>
+        <w:t>GAL 2:4</w:t>
+      </w:r>
       <w:r>
         <w:rPr>
           <w:lang w:val="en_US" w:bidi="en_US"/>
@@ -1312,18 +1228,12 @@
           <w:lang w:val="en_US" w:bidi="en_US"/>
         </w:rPr>
       </w:r>
-      <w:hyperlink r:id="rId30">
-        <w:r>
-          <w:rPr>
-            <w:lang w:val="en_US" w:bidi="en_US"/>
-          </w:rPr>
-          <w:rPr>
-            <w:color w:val="0000EE"/>
-            <w:u w:val="single"/>
-          </w:rPr>
-          <w:t>2CO 11:13</w:t>
-        </w:r>
-      </w:hyperlink>
+      <w:r>
+        <w:rPr>
+          <w:lang w:val="en_US" w:bidi="en_US"/>
+        </w:rPr>
+        <w:t>2CO 11:13</w:t>
+      </w:r>
       <w:r>
         <w:rPr>
           <w:lang w:val="en_US" w:bidi="en_US"/>
@@ -1521,7 +1431,7 @@
         </w:rPr>
         <w:t xml:space="preserve"> ‘to lie,’ </w:t>
       </w:r>
-      <w:hyperlink r:id="rId31">
+      <w:hyperlink r:id="rId18">
         <w:r>
           <w:rPr>
             <w:lang w:val="en_US" w:bidi="en_US"/>
@@ -1559,54 +1469,36 @@
           <w:lang w:val="en_US" w:bidi="en_US"/>
         </w:rPr>
       </w:r>
-      <w:hyperlink r:id="rId32">
-        <w:r>
-          <w:rPr>
-            <w:lang w:val="en_US" w:bidi="en_US"/>
-          </w:rPr>
-          <w:rPr>
-            <w:color w:val="0000EE"/>
-            <w:u w:val="single"/>
-          </w:rPr>
-          <w:t>ACT 6:13</w:t>
-        </w:r>
-      </w:hyperlink>
-      <w:r>
-        <w:rPr>
-          <w:lang w:val="en_US" w:bidi="en_US"/>
-        </w:rPr>
-        <w:t xml:space="preserve"> · </w:t>
-      </w:r>
-      <w:hyperlink r:id="rId33">
-        <w:r>
-          <w:rPr>
-            <w:lang w:val="en_US" w:bidi="en_US"/>
-          </w:rPr>
-          <w:rPr>
-            <w:color w:val="0000EE"/>
-            <w:u w:val="single"/>
-          </w:rPr>
-          <w:t>REV 2:2</w:t>
-        </w:r>
-      </w:hyperlink>
-      <w:r>
-        <w:rPr>
-          <w:lang w:val="en_US" w:bidi="en_US"/>
-        </w:rPr>
-        <w:t xml:space="preserve"> · </w:t>
-      </w:r>
-      <w:hyperlink r:id="rId34">
-        <w:r>
-          <w:rPr>
-            <w:lang w:val="en_US" w:bidi="en_US"/>
-          </w:rPr>
-          <w:rPr>
-            <w:color w:val="0000EE"/>
-            <w:u w:val="single"/>
-          </w:rPr>
-          <w:t>REV 21:8</w:t>
-        </w:r>
-      </w:hyperlink>
+      <w:r>
+        <w:rPr>
+          <w:lang w:val="en_US" w:bidi="en_US"/>
+        </w:rPr>
+        <w:t>ACT 6:13</w:t>
+      </w:r>
+      <w:r>
+        <w:rPr>
+          <w:lang w:val="en_US" w:bidi="en_US"/>
+        </w:rPr>
+        <w:t xml:space="preserve"> · </w:t>
+      </w:r>
+      <w:r>
+        <w:rPr>
+          <w:lang w:val="en_US" w:bidi="en_US"/>
+        </w:rPr>
+        <w:t>REV 2:2</w:t>
+      </w:r>
+      <w:r>
+        <w:rPr>
+          <w:lang w:val="en_US" w:bidi="en_US"/>
+        </w:rPr>
+        <w:t xml:space="preserve"> · </w:t>
+      </w:r>
+      <w:r>
+        <w:rPr>
+          <w:lang w:val="en_US" w:bidi="en_US"/>
+        </w:rPr>
+        <w:t>REV 21:8</w:t>
+      </w:r>
       <w:r>
         <w:rPr>
           <w:lang w:val="en_US" w:bidi="en_US"/>
@@ -1818,18 +1710,12 @@
           <w:lang w:val="en_US" w:bidi="en_US"/>
         </w:rPr>
       </w:r>
-      <w:hyperlink r:id="rId35">
-        <w:r>
-          <w:rPr>
-            <w:lang w:val="en_US" w:bidi="en_US"/>
-          </w:rPr>
-          <w:rPr>
-            <w:color w:val="0000EE"/>
-            <w:u w:val="single"/>
-          </w:rPr>
-          <w:t>2PE 2:1</w:t>
-        </w:r>
-      </w:hyperlink>
+      <w:r>
+        <w:rPr>
+          <w:lang w:val="en_US" w:bidi="en_US"/>
+        </w:rPr>
+        <w:t>2PE 2:1</w:t>
+      </w:r>
       <w:r>
         <w:rPr>
           <w:lang w:val="en_US" w:bidi="en_US"/>
@@ -2029,18 +1915,12 @@
           <w:lang w:val="en_US" w:bidi="en_US"/>
         </w:rPr>
       </w:r>
-      <w:hyperlink r:id="rId36">
-        <w:r>
-          <w:rPr>
-            <w:lang w:val="en_US" w:bidi="en_US"/>
-          </w:rPr>
-          <w:rPr>
-            <w:color w:val="0000EE"/>
-            <w:u w:val="single"/>
-          </w:rPr>
-          <w:t>1TI 4:2</w:t>
-        </w:r>
-      </w:hyperlink>
+      <w:r>
+        <w:rPr>
+          <w:lang w:val="en_US" w:bidi="en_US"/>
+        </w:rPr>
+        <w:t>1TI 4:2</w:t>
+      </w:r>
       <w:r>
         <w:rPr>
           <w:lang w:val="en_US" w:bidi="en_US"/>
@@ -2414,216 +2294,144 @@
           <w:lang w:val="en_US" w:bidi="en_US"/>
         </w:rPr>
       </w:r>
-      <w:hyperlink r:id="rId37">
-        <w:r>
-          <w:rPr>
-            <w:lang w:val="en_US" w:bidi="en_US"/>
-          </w:rPr>
-          <w:rPr>
-            <w:color w:val="0000EE"/>
-            <w:u w:val="single"/>
-          </w:rPr>
-          <w:t>MAT 5:11</w:t>
-        </w:r>
-      </w:hyperlink>
-      <w:r>
-        <w:rPr>
-          <w:lang w:val="en_US" w:bidi="en_US"/>
-        </w:rPr>
-        <w:t xml:space="preserve"> · </w:t>
-      </w:r>
-      <w:hyperlink r:id="rId38">
-        <w:r>
-          <w:rPr>
-            <w:lang w:val="en_US" w:bidi="en_US"/>
-          </w:rPr>
-          <w:rPr>
-            <w:color w:val="0000EE"/>
-            <w:u w:val="single"/>
-          </w:rPr>
-          <w:t>ACT 5:3</w:t>
-        </w:r>
-      </w:hyperlink>
-      <w:r>
-        <w:rPr>
-          <w:lang w:val="en_US" w:bidi="en_US"/>
-        </w:rPr>
-        <w:t xml:space="preserve"> · </w:t>
-      </w:r>
-      <w:hyperlink r:id="rId39">
-        <w:r>
-          <w:rPr>
-            <w:lang w:val="en_US" w:bidi="en_US"/>
-          </w:rPr>
-          <w:rPr>
-            <w:color w:val="0000EE"/>
-            <w:u w:val="single"/>
-          </w:rPr>
-          <w:t>ACT 5:4</w:t>
-        </w:r>
-      </w:hyperlink>
-      <w:r>
-        <w:rPr>
-          <w:lang w:val="en_US" w:bidi="en_US"/>
-        </w:rPr>
-        <w:t xml:space="preserve"> · </w:t>
-      </w:r>
-      <w:hyperlink r:id="rId40">
-        <w:r>
-          <w:rPr>
-            <w:lang w:val="en_US" w:bidi="en_US"/>
-          </w:rPr>
-          <w:rPr>
-            <w:color w:val="0000EE"/>
-            <w:u w:val="single"/>
-          </w:rPr>
-          <w:t>ROM 9:1</w:t>
-        </w:r>
-      </w:hyperlink>
-      <w:r>
-        <w:rPr>
-          <w:lang w:val="en_US" w:bidi="en_US"/>
-        </w:rPr>
-        <w:t xml:space="preserve"> · </w:t>
-      </w:r>
-      <w:hyperlink r:id="rId41">
-        <w:r>
-          <w:rPr>
-            <w:lang w:val="en_US" w:bidi="en_US"/>
-          </w:rPr>
-          <w:rPr>
-            <w:color w:val="0000EE"/>
-            <w:u w:val="single"/>
-          </w:rPr>
-          <w:t>2CO 11:31</w:t>
-        </w:r>
-      </w:hyperlink>
-      <w:r>
-        <w:rPr>
-          <w:lang w:val="en_US" w:bidi="en_US"/>
-        </w:rPr>
-        <w:t xml:space="preserve"> · </w:t>
-      </w:r>
-      <w:hyperlink r:id="rId42">
-        <w:r>
-          <w:rPr>
-            <w:lang w:val="en_US" w:bidi="en_US"/>
-          </w:rPr>
-          <w:rPr>
-            <w:color w:val="0000EE"/>
-            <w:u w:val="single"/>
-          </w:rPr>
-          <w:t>GAL 1:20</w:t>
-        </w:r>
-      </w:hyperlink>
-      <w:r>
-        <w:rPr>
-          <w:lang w:val="en_US" w:bidi="en_US"/>
-        </w:rPr>
-        <w:t xml:space="preserve"> · </w:t>
-      </w:r>
-      <w:hyperlink r:id="rId43">
-        <w:r>
-          <w:rPr>
-            <w:lang w:val="en_US" w:bidi="en_US"/>
-          </w:rPr>
-          <w:rPr>
-            <w:color w:val="0000EE"/>
-            <w:u w:val="single"/>
-          </w:rPr>
-          <w:t>COL 3:9</w:t>
-        </w:r>
-      </w:hyperlink>
-      <w:r>
-        <w:rPr>
-          <w:lang w:val="en_US" w:bidi="en_US"/>
-        </w:rPr>
-        <w:t xml:space="preserve"> · </w:t>
-      </w:r>
-      <w:hyperlink r:id="rId44">
-        <w:r>
-          <w:rPr>
-            <w:lang w:val="en_US" w:bidi="en_US"/>
-          </w:rPr>
-          <w:rPr>
-            <w:color w:val="0000EE"/>
-            <w:u w:val="single"/>
-          </w:rPr>
-          <w:t>1TI 2:7</w:t>
-        </w:r>
-      </w:hyperlink>
-      <w:r>
-        <w:rPr>
-          <w:lang w:val="en_US" w:bidi="en_US"/>
-        </w:rPr>
-        <w:t xml:space="preserve"> · </w:t>
-      </w:r>
-      <w:hyperlink r:id="rId45">
-        <w:r>
-          <w:rPr>
-            <w:lang w:val="en_US" w:bidi="en_US"/>
-          </w:rPr>
-          <w:rPr>
-            <w:color w:val="0000EE"/>
-            <w:u w:val="single"/>
-          </w:rPr>
-          <w:t>HEB 6:18</w:t>
-        </w:r>
-      </w:hyperlink>
-      <w:r>
-        <w:rPr>
-          <w:lang w:val="en_US" w:bidi="en_US"/>
-        </w:rPr>
-        <w:t xml:space="preserve"> · </w:t>
-      </w:r>
-      <w:hyperlink r:id="rId46">
-        <w:r>
-          <w:rPr>
-            <w:lang w:val="en_US" w:bidi="en_US"/>
-          </w:rPr>
-          <w:rPr>
-            <w:color w:val="0000EE"/>
-            <w:u w:val="single"/>
-          </w:rPr>
-          <w:t>JAS 3:14</w:t>
-        </w:r>
-      </w:hyperlink>
-      <w:r>
-        <w:rPr>
-          <w:lang w:val="en_US" w:bidi="en_US"/>
-        </w:rPr>
-        <w:t xml:space="preserve"> · </w:t>
-      </w:r>
-      <w:hyperlink r:id="rId47">
-        <w:r>
-          <w:rPr>
-            <w:lang w:val="en_US" w:bidi="en_US"/>
-          </w:rPr>
-          <w:rPr>
-            <w:color w:val="0000EE"/>
-            <w:u w:val="single"/>
-          </w:rPr>
-          <w:t>1JN 1:6</w:t>
-        </w:r>
-      </w:hyperlink>
-      <w:r>
-        <w:rPr>
-          <w:lang w:val="en_US" w:bidi="en_US"/>
-        </w:rPr>
-        <w:t xml:space="preserve"> · </w:t>
-      </w:r>
-      <w:hyperlink r:id="rId48">
-        <w:r>
-          <w:rPr>
-            <w:lang w:val="en_US" w:bidi="en_US"/>
-          </w:rPr>
-          <w:rPr>
-            <w:color w:val="0000EE"/>
-            <w:u w:val="single"/>
-          </w:rPr>
-          <w:t>REV 3:9</w:t>
-        </w:r>
-      </w:hyperlink>
+      <w:r>
+        <w:rPr>
+          <w:lang w:val="en_US" w:bidi="en_US"/>
+        </w:rPr>
+        <w:t>MAT 5:11</w:t>
+      </w:r>
+      <w:r>
+        <w:rPr>
+          <w:lang w:val="en_US" w:bidi="en_US"/>
+        </w:rPr>
+        <w:t xml:space="preserve"> · </w:t>
+      </w:r>
+      <w:r>
+        <w:rPr>
+          <w:lang w:val="en_US" w:bidi="en_US"/>
+        </w:rPr>
+        <w:t>ACT 5:3</w:t>
+      </w:r>
+      <w:r>
+        <w:rPr>
+          <w:lang w:val="en_US" w:bidi="en_US"/>
+        </w:rPr>
+        <w:t xml:space="preserve"> · </w:t>
+      </w:r>
+      <w:r>
+        <w:rPr>
+          <w:lang w:val="en_US" w:bidi="en_US"/>
+        </w:rPr>
+        <w:t>ACT 5:4</w:t>
+      </w:r>
+      <w:r>
+        <w:rPr>
+          <w:lang w:val="en_US" w:bidi="en_US"/>
+        </w:rPr>
+        <w:t xml:space="preserve"> · </w:t>
+      </w:r>
+      <w:r>
+        <w:rPr>
+          <w:lang w:val="en_US" w:bidi="en_US"/>
+        </w:rPr>
+        <w:t>ROM 9:1</w:t>
+      </w:r>
+      <w:r>
+        <w:rPr>
+          <w:lang w:val="en_US" w:bidi="en_US"/>
+        </w:rPr>
+        <w:t xml:space="preserve"> · </w:t>
+      </w:r>
+      <w:r>
+        <w:rPr>
+          <w:lang w:val="en_US" w:bidi="en_US"/>
+        </w:rPr>
+        <w:t>2CO 11:31</w:t>
+      </w:r>
+      <w:r>
+        <w:rPr>
+          <w:lang w:val="en_US" w:bidi="en_US"/>
+        </w:rPr>
+        <w:t xml:space="preserve"> · </w:t>
+      </w:r>
+      <w:r>
+        <w:rPr>
+          <w:lang w:val="en_US" w:bidi="en_US"/>
+        </w:rPr>
+        <w:t>GAL 1:20</w:t>
+      </w:r>
+      <w:r>
+        <w:rPr>
+          <w:lang w:val="en_US" w:bidi="en_US"/>
+        </w:rPr>
+        <w:t xml:space="preserve"> · </w:t>
+      </w:r>
+      <w:r>
+        <w:rPr>
+          <w:lang w:val="en_US" w:bidi="en_US"/>
+        </w:rPr>
+        <w:t>COL 3:9</w:t>
+      </w:r>
+      <w:r>
+        <w:rPr>
+          <w:lang w:val="en_US" w:bidi="en_US"/>
+        </w:rPr>
+        <w:t xml:space="preserve"> · </w:t>
+      </w:r>
+      <w:r>
+        <w:rPr>
+          <w:lang w:val="en_US" w:bidi="en_US"/>
+        </w:rPr>
+        <w:t>1TI 2:7</w:t>
+      </w:r>
+      <w:r>
+        <w:rPr>
+          <w:lang w:val="en_US" w:bidi="en_US"/>
+        </w:rPr>
+        <w:t xml:space="preserve"> · </w:t>
+      </w:r>
+      <w:r>
+        <w:rPr>
+          <w:lang w:val="en_US" w:bidi="en_US"/>
+        </w:rPr>
+        <w:t>HEB 6:18</w:t>
+      </w:r>
+      <w:r>
+        <w:rPr>
+          <w:lang w:val="en_US" w:bidi="en_US"/>
+        </w:rPr>
+        <w:t xml:space="preserve"> · </w:t>
+      </w:r>
+      <w:r>
+        <w:rPr>
+          <w:lang w:val="en_US" w:bidi="en_US"/>
+        </w:rPr>
+        <w:t>JAS 3:14</w:t>
+      </w:r>
+      <w:r>
+        <w:rPr>
+          <w:lang w:val="en_US" w:bidi="en_US"/>
+        </w:rPr>
+        <w:t xml:space="preserve"> · </w:t>
+      </w:r>
+      <w:r>
+        <w:rPr>
+          <w:lang w:val="en_US" w:bidi="en_US"/>
+        </w:rPr>
+        <w:t>1JN 1:6</w:t>
+      </w:r>
+      <w:r>
+        <w:rPr>
+          <w:lang w:val="en_US" w:bidi="en_US"/>
+        </w:rPr>
+        <w:t xml:space="preserve"> · </w:t>
+      </w:r>
+      <w:r>
+        <w:rPr>
+          <w:lang w:val="en_US" w:bidi="en_US"/>
+        </w:rPr>
+        <w:t>REV 3:9</w:t>
+      </w:r>
       <w:r>
         <w:rPr>
           <w:lang w:val="en_US" w:bidi="en_US"/>
@@ -2823,90 +2631,60 @@
           <w:lang w:val="en_US" w:bidi="en_US"/>
         </w:rPr>
       </w:r>
-      <w:hyperlink r:id="rId49">
-        <w:r>
-          <w:rPr>
-            <w:lang w:val="en_US" w:bidi="en_US"/>
-          </w:rPr>
-          <w:rPr>
-            <w:color w:val="0000EE"/>
-            <w:u w:val="single"/>
-          </w:rPr>
-          <w:t>MAT 19:18</w:t>
-        </w:r>
-      </w:hyperlink>
-      <w:r>
-        <w:rPr>
-          <w:lang w:val="en_US" w:bidi="en_US"/>
-        </w:rPr>
-        <w:t xml:space="preserve"> · </w:t>
-      </w:r>
-      <w:hyperlink r:id="rId50">
-        <w:r>
-          <w:rPr>
-            <w:lang w:val="en_US" w:bidi="en_US"/>
-          </w:rPr>
-          <w:rPr>
-            <w:color w:val="0000EE"/>
-            <w:u w:val="single"/>
-          </w:rPr>
-          <w:t>MRK 10:19</w:t>
-        </w:r>
-      </w:hyperlink>
-      <w:r>
-        <w:rPr>
-          <w:lang w:val="en_US" w:bidi="en_US"/>
-        </w:rPr>
-        <w:t xml:space="preserve"> · </w:t>
-      </w:r>
-      <w:hyperlink r:id="rId51">
-        <w:r>
-          <w:rPr>
-            <w:lang w:val="en_US" w:bidi="en_US"/>
-          </w:rPr>
-          <w:rPr>
-            <w:color w:val="0000EE"/>
-            <w:u w:val="single"/>
-          </w:rPr>
-          <w:t>MRK 14:56</w:t>
-        </w:r>
-      </w:hyperlink>
-      <w:r>
-        <w:rPr>
-          <w:lang w:val="en_US" w:bidi="en_US"/>
-        </w:rPr>
-        <w:t xml:space="preserve"> · </w:t>
-      </w:r>
-      <w:hyperlink r:id="rId52">
-        <w:r>
-          <w:rPr>
-            <w:lang w:val="en_US" w:bidi="en_US"/>
-          </w:rPr>
-          <w:rPr>
-            <w:color w:val="0000EE"/>
-            <w:u w:val="single"/>
-          </w:rPr>
-          <w:t>MRK 14:57</w:t>
-        </w:r>
-      </w:hyperlink>
-      <w:r>
-        <w:rPr>
-          <w:lang w:val="en_US" w:bidi="en_US"/>
-        </w:rPr>
-        <w:t xml:space="preserve"> · </w:t>
-      </w:r>
-      <w:hyperlink r:id="rId53">
-        <w:r>
-          <w:rPr>
-            <w:lang w:val="en_US" w:bidi="en_US"/>
-          </w:rPr>
-          <w:rPr>
-            <w:color w:val="0000EE"/>
-            <w:u w:val="single"/>
-          </w:rPr>
-          <w:t>LUK 18:20</w:t>
-        </w:r>
-      </w:hyperlink>
+      <w:r>
+        <w:rPr>
+          <w:lang w:val="en_US" w:bidi="en_US"/>
+        </w:rPr>
+        <w:t>MAT 19:18</w:t>
+      </w:r>
+      <w:r>
+        <w:rPr>
+          <w:lang w:val="en_US" w:bidi="en_US"/>
+        </w:rPr>
+        <w:t xml:space="preserve"> · </w:t>
+      </w:r>
+      <w:r>
+        <w:rPr>
+          <w:lang w:val="en_US" w:bidi="en_US"/>
+        </w:rPr>
+        <w:t>MRK 10:19</w:t>
+      </w:r>
+      <w:r>
+        <w:rPr>
+          <w:lang w:val="en_US" w:bidi="en_US"/>
+        </w:rPr>
+        <w:t xml:space="preserve"> · </w:t>
+      </w:r>
+      <w:r>
+        <w:rPr>
+          <w:lang w:val="en_US" w:bidi="en_US"/>
+        </w:rPr>
+        <w:t>MRK 14:56</w:t>
+      </w:r>
+      <w:r>
+        <w:rPr>
+          <w:lang w:val="en_US" w:bidi="en_US"/>
+        </w:rPr>
+        <w:t xml:space="preserve"> · </w:t>
+      </w:r>
+      <w:r>
+        <w:rPr>
+          <w:lang w:val="en_US" w:bidi="en_US"/>
+        </w:rPr>
+        <w:t>MRK 14:57</w:t>
+      </w:r>
+      <w:r>
+        <w:rPr>
+          <w:lang w:val="en_US" w:bidi="en_US"/>
+        </w:rPr>
+        <w:t xml:space="preserve"> · </w:t>
+      </w:r>
+      <w:r>
+        <w:rPr>
+          <w:lang w:val="en_US" w:bidi="en_US"/>
+        </w:rPr>
+        <w:t>LUK 18:20</w:t>
+      </w:r>
       <w:r>
         <w:rPr>
           <w:lang w:val="en_US" w:bidi="en_US"/>
@@ -3104,7 +2882,7 @@
         </w:rPr>
         <w:t xml:space="preserve"> ‘to testify falsely,’ </w:t>
       </w:r>
-      <w:hyperlink r:id="rId54">
+      <w:hyperlink r:id="rId19">
         <w:r>
           <w:rPr>
             <w:lang w:val="en_US" w:bidi="en_US"/>
@@ -3130,36 +2908,24 @@
           <w:lang w:val="en_US" w:bidi="en_US"/>
         </w:rPr>
       </w:r>
-      <w:hyperlink r:id="rId55">
-        <w:r>
-          <w:rPr>
-            <w:lang w:val="en_US" w:bidi="en_US"/>
-          </w:rPr>
-          <w:rPr>
-            <w:color w:val="0000EE"/>
-            <w:u w:val="single"/>
-          </w:rPr>
-          <w:t>MAT 15:19</w:t>
-        </w:r>
-      </w:hyperlink>
-      <w:r>
-        <w:rPr>
-          <w:lang w:val="en_US" w:bidi="en_US"/>
-        </w:rPr>
-        <w:t xml:space="preserve"> · </w:t>
-      </w:r>
-      <w:hyperlink r:id="rId56">
-        <w:r>
-          <w:rPr>
-            <w:lang w:val="en_US" w:bidi="en_US"/>
-          </w:rPr>
-          <w:rPr>
-            <w:color w:val="0000EE"/>
-            <w:u w:val="single"/>
-          </w:rPr>
-          <w:t>MAT 26:59</w:t>
-        </w:r>
-      </w:hyperlink>
+      <w:r>
+        <w:rPr>
+          <w:lang w:val="en_US" w:bidi="en_US"/>
+        </w:rPr>
+        <w:t>MAT 15:19</w:t>
+      </w:r>
+      <w:r>
+        <w:rPr>
+          <w:lang w:val="en_US" w:bidi="en_US"/>
+        </w:rPr>
+        <w:t xml:space="preserve"> · </w:t>
+      </w:r>
+      <w:r>
+        <w:rPr>
+          <w:lang w:val="en_US" w:bidi="en_US"/>
+        </w:rPr>
+        <w:t>MAT 26:59</w:t>
+      </w:r>
       <w:r>
         <w:rPr>
           <w:lang w:val="en_US" w:bidi="en_US"/>
@@ -3357,7 +3123,7 @@
         </w:rPr>
         <w:t xml:space="preserve"> ‘to testify falsely,’ </w:t>
       </w:r>
-      <w:hyperlink r:id="rId54">
+      <w:hyperlink r:id="rId19">
         <w:r>
           <w:rPr>
             <w:lang w:val="en_US" w:bidi="en_US"/>
@@ -3402,36 +3168,24 @@
           <w:lang w:val="en_US" w:bidi="en_US"/>
         </w:rPr>
       </w:r>
-      <w:hyperlink r:id="rId57">
-        <w:r>
-          <w:rPr>
-            <w:lang w:val="en_US" w:bidi="en_US"/>
-          </w:rPr>
-          <w:rPr>
-            <w:color w:val="0000EE"/>
-            <w:u w:val="single"/>
-          </w:rPr>
-          <w:t>MAT 26:60</w:t>
-        </w:r>
-      </w:hyperlink>
-      <w:r>
-        <w:rPr>
-          <w:lang w:val="en_US" w:bidi="en_US"/>
-        </w:rPr>
-        <w:t xml:space="preserve"> · </w:t>
-      </w:r>
-      <w:hyperlink r:id="rId58">
-        <w:r>
-          <w:rPr>
-            <w:lang w:val="en_US" w:bidi="en_US"/>
-          </w:rPr>
-          <w:rPr>
-            <w:color w:val="0000EE"/>
-            <w:u w:val="single"/>
-          </w:rPr>
-          <w:t>1CO 15:15</w:t>
-        </w:r>
-      </w:hyperlink>
+      <w:r>
+        <w:rPr>
+          <w:lang w:val="en_US" w:bidi="en_US"/>
+        </w:rPr>
+        <w:t>MAT 26:60</w:t>
+      </w:r>
+      <w:r>
+        <w:rPr>
+          <w:lang w:val="en_US" w:bidi="en_US"/>
+        </w:rPr>
+        <w:t xml:space="preserve"> · </w:t>
+      </w:r>
+      <w:r>
+        <w:rPr>
+          <w:lang w:val="en_US" w:bidi="en_US"/>
+        </w:rPr>
+        <w:t>1CO 15:15</w:t>
+      </w:r>
       <w:r>
         <w:rPr>
           <w:lang w:val="en_US" w:bidi="en_US"/>
@@ -3619,198 +3373,132 @@
           <w:lang w:val="en_US" w:bidi="en_US"/>
         </w:rPr>
       </w:r>
-      <w:hyperlink r:id="rId59">
-        <w:r>
-          <w:rPr>
-            <w:lang w:val="en_US" w:bidi="en_US"/>
-          </w:rPr>
-          <w:rPr>
-            <w:color w:val="0000EE"/>
-            <w:u w:val="single"/>
-          </w:rPr>
-          <w:t>MAT 7:15</w:t>
-        </w:r>
-      </w:hyperlink>
-      <w:r>
-        <w:rPr>
-          <w:lang w:val="en_US" w:bidi="en_US"/>
-        </w:rPr>
-        <w:t xml:space="preserve"> · </w:t>
-      </w:r>
-      <w:hyperlink r:id="rId60">
-        <w:r>
-          <w:rPr>
-            <w:lang w:val="en_US" w:bidi="en_US"/>
-          </w:rPr>
-          <w:rPr>
-            <w:color w:val="0000EE"/>
-            <w:u w:val="single"/>
-          </w:rPr>
-          <w:t>MAT 24:11</w:t>
-        </w:r>
-      </w:hyperlink>
-      <w:r>
-        <w:rPr>
-          <w:lang w:val="en_US" w:bidi="en_US"/>
-        </w:rPr>
-        <w:t xml:space="preserve"> · </w:t>
-      </w:r>
-      <w:hyperlink r:id="rId61">
-        <w:r>
-          <w:rPr>
-            <w:lang w:val="en_US" w:bidi="en_US"/>
-          </w:rPr>
-          <w:rPr>
-            <w:color w:val="0000EE"/>
-            <w:u w:val="single"/>
-          </w:rPr>
-          <w:t>MAT 24:24</w:t>
-        </w:r>
-      </w:hyperlink>
-      <w:r>
-        <w:rPr>
-          <w:lang w:val="en_US" w:bidi="en_US"/>
-        </w:rPr>
-        <w:t xml:space="preserve"> · </w:t>
-      </w:r>
-      <w:hyperlink r:id="rId62">
-        <w:r>
-          <w:rPr>
-            <w:lang w:val="en_US" w:bidi="en_US"/>
-          </w:rPr>
-          <w:rPr>
-            <w:color w:val="0000EE"/>
-            <w:u w:val="single"/>
-          </w:rPr>
-          <w:t>MRK 13:22</w:t>
-        </w:r>
-      </w:hyperlink>
-      <w:r>
-        <w:rPr>
-          <w:lang w:val="en_US" w:bidi="en_US"/>
-        </w:rPr>
-        <w:t xml:space="preserve"> · </w:t>
-      </w:r>
-      <w:hyperlink r:id="rId63">
-        <w:r>
-          <w:rPr>
-            <w:lang w:val="en_US" w:bidi="en_US"/>
-          </w:rPr>
-          <w:rPr>
-            <w:color w:val="0000EE"/>
-            <w:u w:val="single"/>
-          </w:rPr>
-          <w:t>LUK 6:26</w:t>
-        </w:r>
-      </w:hyperlink>
-      <w:r>
-        <w:rPr>
-          <w:lang w:val="en_US" w:bidi="en_US"/>
-        </w:rPr>
-        <w:t xml:space="preserve"> · </w:t>
-      </w:r>
-      <w:hyperlink r:id="rId64">
-        <w:r>
-          <w:rPr>
-            <w:lang w:val="en_US" w:bidi="en_US"/>
-          </w:rPr>
-          <w:rPr>
-            <w:color w:val="0000EE"/>
-            <w:u w:val="single"/>
-          </w:rPr>
-          <w:t>ACT 13:6</w:t>
-        </w:r>
-      </w:hyperlink>
-      <w:r>
-        <w:rPr>
-          <w:lang w:val="en_US" w:bidi="en_US"/>
-        </w:rPr>
-        <w:t xml:space="preserve"> · </w:t>
-      </w:r>
-      <w:hyperlink r:id="rId35">
-        <w:r>
-          <w:rPr>
-            <w:lang w:val="en_US" w:bidi="en_US"/>
-          </w:rPr>
-          <w:rPr>
-            <w:color w:val="0000EE"/>
-            <w:u w:val="single"/>
-          </w:rPr>
-          <w:t>2PE 2:1</w:t>
-        </w:r>
-      </w:hyperlink>
-      <w:r>
-        <w:rPr>
-          <w:lang w:val="en_US" w:bidi="en_US"/>
-        </w:rPr>
-        <w:t xml:space="preserve"> · </w:t>
-      </w:r>
-      <w:hyperlink r:id="rId65">
-        <w:r>
-          <w:rPr>
-            <w:lang w:val="en_US" w:bidi="en_US"/>
-          </w:rPr>
-          <w:rPr>
-            <w:color w:val="0000EE"/>
-            <w:u w:val="single"/>
-          </w:rPr>
-          <w:t>1JN 4:1</w:t>
-        </w:r>
-      </w:hyperlink>
-      <w:r>
-        <w:rPr>
-          <w:lang w:val="en_US" w:bidi="en_US"/>
-        </w:rPr>
-        <w:t xml:space="preserve"> · </w:t>
-      </w:r>
-      <w:hyperlink r:id="rId66">
-        <w:r>
-          <w:rPr>
-            <w:lang w:val="en_US" w:bidi="en_US"/>
-          </w:rPr>
-          <w:rPr>
-            <w:color w:val="0000EE"/>
-            <w:u w:val="single"/>
-          </w:rPr>
-          <w:t>REV 16:13</w:t>
-        </w:r>
-      </w:hyperlink>
-      <w:r>
-        <w:rPr>
-          <w:lang w:val="en_US" w:bidi="en_US"/>
-        </w:rPr>
-        <w:t xml:space="preserve"> · </w:t>
-      </w:r>
-      <w:hyperlink r:id="rId67">
-        <w:r>
-          <w:rPr>
-            <w:lang w:val="en_US" w:bidi="en_US"/>
-          </w:rPr>
-          <w:rPr>
-            <w:color w:val="0000EE"/>
-            <w:u w:val="single"/>
-          </w:rPr>
-          <w:t>REV 19:20</w:t>
-        </w:r>
-      </w:hyperlink>
-      <w:r>
-        <w:rPr>
-          <w:lang w:val="en_US" w:bidi="en_US"/>
-        </w:rPr>
-        <w:t xml:space="preserve"> · </w:t>
-      </w:r>
-      <w:hyperlink r:id="rId68">
-        <w:r>
-          <w:rPr>
-            <w:lang w:val="en_US" w:bidi="en_US"/>
-          </w:rPr>
-          <w:rPr>
-            <w:color w:val="0000EE"/>
-            <w:u w:val="single"/>
-          </w:rPr>
-          <w:t>REV 20:10</w:t>
-        </w:r>
-      </w:hyperlink>
+      <w:r>
+        <w:rPr>
+          <w:lang w:val="en_US" w:bidi="en_US"/>
+        </w:rPr>
+        <w:t>MAT 7:15</w:t>
+      </w:r>
+      <w:r>
+        <w:rPr>
+          <w:lang w:val="en_US" w:bidi="en_US"/>
+        </w:rPr>
+        <w:t xml:space="preserve"> · </w:t>
+      </w:r>
+      <w:r>
+        <w:rPr>
+          <w:lang w:val="en_US" w:bidi="en_US"/>
+        </w:rPr>
+        <w:t>MAT 24:11</w:t>
+      </w:r>
+      <w:r>
+        <w:rPr>
+          <w:lang w:val="en_US" w:bidi="en_US"/>
+        </w:rPr>
+        <w:t xml:space="preserve"> · </w:t>
+      </w:r>
+      <w:r>
+        <w:rPr>
+          <w:lang w:val="en_US" w:bidi="en_US"/>
+        </w:rPr>
+        <w:t>MAT 24:24</w:t>
+      </w:r>
+      <w:r>
+        <w:rPr>
+          <w:lang w:val="en_US" w:bidi="en_US"/>
+        </w:rPr>
+        <w:t xml:space="preserve"> · </w:t>
+      </w:r>
+      <w:r>
+        <w:rPr>
+          <w:lang w:val="en_US" w:bidi="en_US"/>
+        </w:rPr>
+        <w:t>MRK 13:22</w:t>
+      </w:r>
+      <w:r>
+        <w:rPr>
+          <w:lang w:val="en_US" w:bidi="en_US"/>
+        </w:rPr>
+        <w:t xml:space="preserve"> · </w:t>
+      </w:r>
+      <w:r>
+        <w:rPr>
+          <w:lang w:val="en_US" w:bidi="en_US"/>
+        </w:rPr>
+        <w:t>LUK 6:26</w:t>
+      </w:r>
+      <w:r>
+        <w:rPr>
+          <w:lang w:val="en_US" w:bidi="en_US"/>
+        </w:rPr>
+        <w:t xml:space="preserve"> · </w:t>
+      </w:r>
+      <w:r>
+        <w:rPr>
+          <w:lang w:val="en_US" w:bidi="en_US"/>
+        </w:rPr>
+        <w:t>ACT 13:6</w:t>
+      </w:r>
+      <w:r>
+        <w:rPr>
+          <w:lang w:val="en_US" w:bidi="en_US"/>
+        </w:rPr>
+        <w:t xml:space="preserve"> · </w:t>
+      </w:r>
+      <w:r>
+        <w:rPr>
+          <w:lang w:val="en_US" w:bidi="en_US"/>
+        </w:rPr>
+        <w:t>2PE 2:1</w:t>
+      </w:r>
+      <w:r>
+        <w:rPr>
+          <w:lang w:val="en_US" w:bidi="en_US"/>
+        </w:rPr>
+        <w:t xml:space="preserve"> · </w:t>
+      </w:r>
+      <w:r>
+        <w:rPr>
+          <w:lang w:val="en_US" w:bidi="en_US"/>
+        </w:rPr>
+        <w:t>1JN 4:1</w:t>
+      </w:r>
+      <w:r>
+        <w:rPr>
+          <w:lang w:val="en_US" w:bidi="en_US"/>
+        </w:rPr>
+        <w:t xml:space="preserve"> · </w:t>
+      </w:r>
+      <w:r>
+        <w:rPr>
+          <w:lang w:val="en_US" w:bidi="en_US"/>
+        </w:rPr>
+        <w:t>REV 16:13</w:t>
+      </w:r>
+      <w:r>
+        <w:rPr>
+          <w:lang w:val="en_US" w:bidi="en_US"/>
+        </w:rPr>
+        <w:t xml:space="preserve"> · </w:t>
+      </w:r>
+      <w:r>
+        <w:rPr>
+          <w:lang w:val="en_US" w:bidi="en_US"/>
+        </w:rPr>
+        <w:t>REV 19:20</w:t>
+      </w:r>
+      <w:r>
+        <w:rPr>
+          <w:lang w:val="en_US" w:bidi="en_US"/>
+        </w:rPr>
+        <w:t xml:space="preserve"> · </w:t>
+      </w:r>
+      <w:r>
+        <w:rPr>
+          <w:lang w:val="en_US" w:bidi="en_US"/>
+        </w:rPr>
+        <w:t>REV 20:10</w:t>
+      </w:r>
       <w:r>
         <w:rPr>
           <w:lang w:val="en_US" w:bidi="en_US"/>
@@ -4020,7 +3708,7 @@
         </w:rPr>
         <w:t xml:space="preserve"> ‘to lie,’ </w:t>
       </w:r>
-      <w:hyperlink r:id="rId31">
+      <w:hyperlink r:id="rId18">
         <w:r>
           <w:rPr>
             <w:lang w:val="en_US" w:bidi="en_US"/>
@@ -4046,180 +3734,120 @@
           <w:lang w:val="en_US" w:bidi="en_US"/>
         </w:rPr>
       </w:r>
-      <w:hyperlink r:id="rId69">
-        <w:r>
-          <w:rPr>
-            <w:lang w:val="en_US" w:bidi="en_US"/>
-          </w:rPr>
-          <w:rPr>
-            <w:color w:val="0000EE"/>
-            <w:u w:val="single"/>
-          </w:rPr>
-          <w:t>JHN 8:44</w:t>
-        </w:r>
-      </w:hyperlink>
-      <w:r>
-        <w:rPr>
-          <w:lang w:val="en_US" w:bidi="en_US"/>
-        </w:rPr>
-        <w:t xml:space="preserve"> · </w:t>
-      </w:r>
-      <w:hyperlink r:id="rId70">
-        <w:r>
-          <w:rPr>
-            <w:lang w:val="en_US" w:bidi="en_US"/>
-          </w:rPr>
-          <w:rPr>
-            <w:color w:val="0000EE"/>
-            <w:u w:val="single"/>
-          </w:rPr>
-          <w:t>ROM 1:25</w:t>
-        </w:r>
-      </w:hyperlink>
-      <w:r>
-        <w:rPr>
-          <w:lang w:val="en_US" w:bidi="en_US"/>
-        </w:rPr>
-        <w:t xml:space="preserve"> · </w:t>
-      </w:r>
-      <w:hyperlink r:id="rId71">
-        <w:r>
-          <w:rPr>
-            <w:lang w:val="en_US" w:bidi="en_US"/>
-          </w:rPr>
-          <w:rPr>
-            <w:color w:val="0000EE"/>
-            <w:u w:val="single"/>
-          </w:rPr>
-          <w:t>EPH 4:25</w:t>
-        </w:r>
-      </w:hyperlink>
-      <w:r>
-        <w:rPr>
-          <w:lang w:val="en_US" w:bidi="en_US"/>
-        </w:rPr>
-        <w:t xml:space="preserve"> · </w:t>
-      </w:r>
-      <w:hyperlink r:id="rId72">
-        <w:r>
-          <w:rPr>
-            <w:lang w:val="en_US" w:bidi="en_US"/>
-          </w:rPr>
-          <w:rPr>
-            <w:color w:val="0000EE"/>
-            <w:u w:val="single"/>
-          </w:rPr>
-          <w:t>2TH 2:9</w:t>
-        </w:r>
-      </w:hyperlink>
-      <w:r>
-        <w:rPr>
-          <w:lang w:val="en_US" w:bidi="en_US"/>
-        </w:rPr>
-        <w:t xml:space="preserve"> · </w:t>
-      </w:r>
-      <w:hyperlink r:id="rId73">
-        <w:r>
-          <w:rPr>
-            <w:lang w:val="en_US" w:bidi="en_US"/>
-          </w:rPr>
-          <w:rPr>
-            <w:color w:val="0000EE"/>
-            <w:u w:val="single"/>
-          </w:rPr>
-          <w:t>2TH 2:11</w:t>
-        </w:r>
-      </w:hyperlink>
-      <w:r>
-        <w:rPr>
-          <w:lang w:val="en_US" w:bidi="en_US"/>
-        </w:rPr>
-        <w:t xml:space="preserve"> · </w:t>
-      </w:r>
-      <w:hyperlink r:id="rId74">
-        <w:r>
-          <w:rPr>
-            <w:lang w:val="en_US" w:bidi="en_US"/>
-          </w:rPr>
-          <w:rPr>
-            <w:color w:val="0000EE"/>
-            <w:u w:val="single"/>
-          </w:rPr>
-          <w:t>1JN 2:21</w:t>
-        </w:r>
-      </w:hyperlink>
-      <w:r>
-        <w:rPr>
-          <w:lang w:val="en_US" w:bidi="en_US"/>
-        </w:rPr>
-        <w:t xml:space="preserve"> · </w:t>
-      </w:r>
-      <w:hyperlink r:id="rId75">
-        <w:r>
-          <w:rPr>
-            <w:lang w:val="en_US" w:bidi="en_US"/>
-          </w:rPr>
-          <w:rPr>
-            <w:color w:val="0000EE"/>
-            <w:u w:val="single"/>
-          </w:rPr>
-          <w:t>1JN 2:27</w:t>
-        </w:r>
-      </w:hyperlink>
-      <w:r>
-        <w:rPr>
-          <w:lang w:val="en_US" w:bidi="en_US"/>
-        </w:rPr>
-        <w:t xml:space="preserve"> · </w:t>
-      </w:r>
-      <w:hyperlink r:id="rId76">
-        <w:r>
-          <w:rPr>
-            <w:lang w:val="en_US" w:bidi="en_US"/>
-          </w:rPr>
-          <w:rPr>
-            <w:color w:val="0000EE"/>
-            <w:u w:val="single"/>
-          </w:rPr>
-          <w:t>REV 14:5</w:t>
-        </w:r>
-      </w:hyperlink>
-      <w:r>
-        <w:rPr>
-          <w:lang w:val="en_US" w:bidi="en_US"/>
-        </w:rPr>
-        <w:t xml:space="preserve"> · </w:t>
-      </w:r>
-      <w:hyperlink r:id="rId77">
-        <w:r>
-          <w:rPr>
-            <w:lang w:val="en_US" w:bidi="en_US"/>
-          </w:rPr>
-          <w:rPr>
-            <w:color w:val="0000EE"/>
-            <w:u w:val="single"/>
-          </w:rPr>
-          <w:t>REV 21:27</w:t>
-        </w:r>
-      </w:hyperlink>
-      <w:r>
-        <w:rPr>
-          <w:lang w:val="en_US" w:bidi="en_US"/>
-        </w:rPr>
-        <w:t xml:space="preserve"> · </w:t>
-      </w:r>
-      <w:hyperlink r:id="rId78">
-        <w:r>
-          <w:rPr>
-            <w:lang w:val="en_US" w:bidi="en_US"/>
-          </w:rPr>
-          <w:rPr>
-            <w:color w:val="0000EE"/>
-            <w:u w:val="single"/>
-          </w:rPr>
-          <w:t>REV 22:15</w:t>
-        </w:r>
-      </w:hyperlink>
+      <w:r>
+        <w:rPr>
+          <w:lang w:val="en_US" w:bidi="en_US"/>
+        </w:rPr>
+        <w:t>JHN 8:44</w:t>
+      </w:r>
+      <w:r>
+        <w:rPr>
+          <w:lang w:val="en_US" w:bidi="en_US"/>
+        </w:rPr>
+        <w:t xml:space="preserve"> · </w:t>
+      </w:r>
+      <w:r>
+        <w:rPr>
+          <w:lang w:val="en_US" w:bidi="en_US"/>
+        </w:rPr>
+        <w:t>ROM 1:25</w:t>
+      </w:r>
+      <w:r>
+        <w:rPr>
+          <w:lang w:val="en_US" w:bidi="en_US"/>
+        </w:rPr>
+        <w:t xml:space="preserve"> · </w:t>
+      </w:r>
+      <w:r>
+        <w:rPr>
+          <w:lang w:val="en_US" w:bidi="en_US"/>
+        </w:rPr>
+        <w:t>EPH 4:25</w:t>
+      </w:r>
+      <w:r>
+        <w:rPr>
+          <w:lang w:val="en_US" w:bidi="en_US"/>
+        </w:rPr>
+        <w:t xml:space="preserve"> · </w:t>
+      </w:r>
+      <w:r>
+        <w:rPr>
+          <w:lang w:val="en_US" w:bidi="en_US"/>
+        </w:rPr>
+        <w:t>2TH 2:9</w:t>
+      </w:r>
+      <w:r>
+        <w:rPr>
+          <w:lang w:val="en_US" w:bidi="en_US"/>
+        </w:rPr>
+        <w:t xml:space="preserve"> · </w:t>
+      </w:r>
+      <w:r>
+        <w:rPr>
+          <w:lang w:val="en_US" w:bidi="en_US"/>
+        </w:rPr>
+        <w:t>2TH 2:11</w:t>
+      </w:r>
+      <w:r>
+        <w:rPr>
+          <w:lang w:val="en_US" w:bidi="en_US"/>
+        </w:rPr>
+        <w:t xml:space="preserve"> · </w:t>
+      </w:r>
+      <w:r>
+        <w:rPr>
+          <w:lang w:val="en_US" w:bidi="en_US"/>
+        </w:rPr>
+        <w:t>1JN 2:21</w:t>
+      </w:r>
+      <w:r>
+        <w:rPr>
+          <w:lang w:val="en_US" w:bidi="en_US"/>
+        </w:rPr>
+        <w:t xml:space="preserve"> · </w:t>
+      </w:r>
+      <w:r>
+        <w:rPr>
+          <w:lang w:val="en_US" w:bidi="en_US"/>
+        </w:rPr>
+        <w:t>1JN 2:27</w:t>
+      </w:r>
+      <w:r>
+        <w:rPr>
+          <w:lang w:val="en_US" w:bidi="en_US"/>
+        </w:rPr>
+        <w:t xml:space="preserve"> · </w:t>
+      </w:r>
+      <w:r>
+        <w:rPr>
+          <w:lang w:val="en_US" w:bidi="en_US"/>
+        </w:rPr>
+        <w:t>REV 14:5</w:t>
+      </w:r>
+      <w:r>
+        <w:rPr>
+          <w:lang w:val="en_US" w:bidi="en_US"/>
+        </w:rPr>
+        <w:t xml:space="preserve"> · </w:t>
+      </w:r>
+      <w:r>
+        <w:rPr>
+          <w:lang w:val="en_US" w:bidi="en_US"/>
+        </w:rPr>
+        <w:t>REV 21:27</w:t>
+      </w:r>
+      <w:r>
+        <w:rPr>
+          <w:lang w:val="en_US" w:bidi="en_US"/>
+        </w:rPr>
+        <w:t xml:space="preserve"> · </w:t>
+      </w:r>
+      <w:r>
+        <w:rPr>
+          <w:lang w:val="en_US" w:bidi="en_US"/>
+        </w:rPr>
+        <w:t>REV 22:15</w:t>
+      </w:r>
       <w:r>
         <w:rPr>
           <w:lang w:val="en_US" w:bidi="en_US"/>
@@ -4419,36 +4047,24 @@
           <w:lang w:val="en_US" w:bidi="en_US"/>
         </w:rPr>
       </w:r>
-      <w:hyperlink r:id="rId61">
-        <w:r>
-          <w:rPr>
-            <w:lang w:val="en_US" w:bidi="en_US"/>
-          </w:rPr>
-          <w:rPr>
-            <w:color w:val="0000EE"/>
-            <w:u w:val="single"/>
-          </w:rPr>
-          <w:t>MAT 24:24</w:t>
-        </w:r>
-      </w:hyperlink>
-      <w:r>
-        <w:rPr>
-          <w:lang w:val="en_US" w:bidi="en_US"/>
-        </w:rPr>
-        <w:t xml:space="preserve"> · </w:t>
-      </w:r>
-      <w:hyperlink r:id="rId62">
-        <w:r>
-          <w:rPr>
-            <w:lang w:val="en_US" w:bidi="en_US"/>
-          </w:rPr>
-          <w:rPr>
-            <w:color w:val="0000EE"/>
-            <w:u w:val="single"/>
-          </w:rPr>
-          <w:t>MRK 13:22</w:t>
-        </w:r>
-      </w:hyperlink>
+      <w:r>
+        <w:rPr>
+          <w:lang w:val="en_US" w:bidi="en_US"/>
+        </w:rPr>
+        <w:t>MAT 24:24</w:t>
+      </w:r>
+      <w:r>
+        <w:rPr>
+          <w:lang w:val="en_US" w:bidi="en_US"/>
+        </w:rPr>
+        <w:t xml:space="preserve"> · </w:t>
+      </w:r>
+      <w:r>
+        <w:rPr>
+          <w:lang w:val="en_US" w:bidi="en_US"/>
+        </w:rPr>
+        <w:t>MRK 13:22</w:t>
+      </w:r>
       <w:r>
         <w:rPr>
           <w:lang w:val="en_US" w:bidi="en_US"/>
@@ -4648,18 +4264,12 @@
           <w:lang w:val="en_US" w:bidi="en_US"/>
         </w:rPr>
       </w:r>
-      <w:hyperlink r:id="rId79">
-        <w:r>
-          <w:rPr>
-            <w:lang w:val="en_US" w:bidi="en_US"/>
-          </w:rPr>
-          <w:rPr>
-            <w:color w:val="0000EE"/>
-            <w:u w:val="single"/>
-          </w:rPr>
-          <w:t>1TI 6:20</w:t>
-        </w:r>
-      </w:hyperlink>
+      <w:r>
+        <w:rPr>
+          <w:lang w:val="en_US" w:bidi="en_US"/>
+        </w:rPr>
+        <w:t>1TI 6:20</w:t>
+      </w:r>
       <w:r>
         <w:rPr>
           <w:lang w:val="en_US" w:bidi="en_US"/>
@@ -4869,7 +4479,7 @@
         </w:rPr>
         <w:t xml:space="preserve"> ‘to lie,’ </w:t>
       </w:r>
-      <w:hyperlink r:id="rId31">
+      <w:hyperlink r:id="rId18">
         <w:r>
           <w:rPr>
             <w:lang w:val="en_US" w:bidi="en_US"/>
@@ -4899,18 +4509,12 @@
         </w:rPr>
         <w:t xml:space="preserve">It may be important in some instances to restructure the semantic relationships in this clause in </w:t>
       </w:r>
-      <w:hyperlink r:id="rId80">
-        <w:r>
-          <w:rPr>
-            <w:lang w:val="en_US" w:bidi="en_US"/>
-          </w:rPr>
-          <w:rPr>
-            <w:color w:val="0000EE"/>
-            <w:u w:val="single"/>
-          </w:rPr>
-          <w:t>ROM 3:7</w:t>
-        </w:r>
-      </w:hyperlink>
+      <w:r>
+        <w:rPr>
+          <w:lang w:val="en_US" w:bidi="en_US"/>
+        </w:rPr>
+        <w:t>ROM 3:7</w:t>
+      </w:r>
       <w:r>
         <w:rPr>
           <w:lang w:val="en_US" w:bidi="en_US"/>
@@ -4925,18 +4529,12 @@
           <w:lang w:val="en_US" w:bidi="en_US"/>
         </w:rPr>
       </w:r>
-      <w:hyperlink r:id="rId80">
-        <w:r>
-          <w:rPr>
-            <w:lang w:val="en_US" w:bidi="en_US"/>
-          </w:rPr>
-          <w:rPr>
-            <w:color w:val="0000EE"/>
-            <w:u w:val="single"/>
-          </w:rPr>
-          <w:t>ROM 3:7</w:t>
-        </w:r>
-      </w:hyperlink>
+      <w:r>
+        <w:rPr>
+          <w:lang w:val="en_US" w:bidi="en_US"/>
+        </w:rPr>
+        <w:t>ROM 3:7</w:t>
+      </w:r>
       <w:r>
         <w:rPr>
           <w:lang w:val="en_US" w:bidi="en_US"/>
@@ -5142,180 +4740,120 @@
           <w:lang w:val="en_US" w:bidi="en_US"/>
         </w:rPr>
       </w:r>
-      <w:hyperlink r:id="rId69">
-        <w:r>
-          <w:rPr>
-            <w:lang w:val="en_US" w:bidi="en_US"/>
-          </w:rPr>
-          <w:rPr>
-            <w:color w:val="0000EE"/>
-            <w:u w:val="single"/>
-          </w:rPr>
-          <w:t>JHN 8:44</w:t>
-        </w:r>
-      </w:hyperlink>
-      <w:r>
-        <w:rPr>
-          <w:lang w:val="en_US" w:bidi="en_US"/>
-        </w:rPr>
-        <w:t xml:space="preserve"> · </w:t>
-      </w:r>
-      <w:hyperlink r:id="rId81">
-        <w:r>
-          <w:rPr>
-            <w:lang w:val="en_US" w:bidi="en_US"/>
-          </w:rPr>
-          <w:rPr>
-            <w:color w:val="0000EE"/>
-            <w:u w:val="single"/>
-          </w:rPr>
-          <w:t>JHN 8:55</w:t>
-        </w:r>
-      </w:hyperlink>
-      <w:r>
-        <w:rPr>
-          <w:lang w:val="en_US" w:bidi="en_US"/>
-        </w:rPr>
-        <w:t xml:space="preserve"> · </w:t>
-      </w:r>
-      <w:hyperlink r:id="rId82">
-        <w:r>
-          <w:rPr>
-            <w:lang w:val="en_US" w:bidi="en_US"/>
-          </w:rPr>
-          <w:rPr>
-            <w:color w:val="0000EE"/>
-            <w:u w:val="single"/>
-          </w:rPr>
-          <w:t>ROM 3:4</w:t>
-        </w:r>
-      </w:hyperlink>
-      <w:r>
-        <w:rPr>
-          <w:lang w:val="en_US" w:bidi="en_US"/>
-        </w:rPr>
-        <w:t xml:space="preserve"> · </w:t>
-      </w:r>
-      <w:hyperlink r:id="rId83">
-        <w:r>
-          <w:rPr>
-            <w:lang w:val="en_US" w:bidi="en_US"/>
-          </w:rPr>
-          <w:rPr>
-            <w:color w:val="0000EE"/>
-            <w:u w:val="single"/>
-          </w:rPr>
-          <w:t>1TI 1:10</w:t>
-        </w:r>
-      </w:hyperlink>
-      <w:r>
-        <w:rPr>
-          <w:lang w:val="en_US" w:bidi="en_US"/>
-        </w:rPr>
-        <w:t xml:space="preserve"> · </w:t>
-      </w:r>
-      <w:hyperlink r:id="rId84">
-        <w:r>
-          <w:rPr>
-            <w:lang w:val="en_US" w:bidi="en_US"/>
-          </w:rPr>
-          <w:rPr>
-            <w:color w:val="0000EE"/>
-            <w:u w:val="single"/>
-          </w:rPr>
-          <w:t>TIT 1:12</w:t>
-        </w:r>
-      </w:hyperlink>
-      <w:r>
-        <w:rPr>
-          <w:lang w:val="en_US" w:bidi="en_US"/>
-        </w:rPr>
-        <w:t xml:space="preserve"> · </w:t>
-      </w:r>
-      <w:hyperlink r:id="rId85">
-        <w:r>
-          <w:rPr>
-            <w:lang w:val="en_US" w:bidi="en_US"/>
-          </w:rPr>
-          <w:rPr>
-            <w:color w:val="0000EE"/>
-            <w:u w:val="single"/>
-          </w:rPr>
-          <w:t>1JN 1:10</w:t>
-        </w:r>
-      </w:hyperlink>
-      <w:r>
-        <w:rPr>
-          <w:lang w:val="en_US" w:bidi="en_US"/>
-        </w:rPr>
-        <w:t xml:space="preserve"> · </w:t>
-      </w:r>
-      <w:hyperlink r:id="rId86">
-        <w:r>
-          <w:rPr>
-            <w:lang w:val="en_US" w:bidi="en_US"/>
-          </w:rPr>
-          <w:rPr>
-            <w:color w:val="0000EE"/>
-            <w:u w:val="single"/>
-          </w:rPr>
-          <w:t>1JN 2:4</w:t>
-        </w:r>
-      </w:hyperlink>
-      <w:r>
-        <w:rPr>
-          <w:lang w:val="en_US" w:bidi="en_US"/>
-        </w:rPr>
-        <w:t xml:space="preserve"> · </w:t>
-      </w:r>
-      <w:hyperlink r:id="rId87">
-        <w:r>
-          <w:rPr>
-            <w:lang w:val="en_US" w:bidi="en_US"/>
-          </w:rPr>
-          <w:rPr>
-            <w:color w:val="0000EE"/>
-            <w:u w:val="single"/>
-          </w:rPr>
-          <w:t>1JN 2:22</w:t>
-        </w:r>
-      </w:hyperlink>
-      <w:r>
-        <w:rPr>
-          <w:lang w:val="en_US" w:bidi="en_US"/>
-        </w:rPr>
-        <w:t xml:space="preserve"> · </w:t>
-      </w:r>
-      <w:hyperlink r:id="rId88">
-        <w:r>
-          <w:rPr>
-            <w:lang w:val="en_US" w:bidi="en_US"/>
-          </w:rPr>
-          <w:rPr>
-            <w:color w:val="0000EE"/>
-            <w:u w:val="single"/>
-          </w:rPr>
-          <w:t>1JN 4:20</w:t>
-        </w:r>
-      </w:hyperlink>
-      <w:r>
-        <w:rPr>
-          <w:lang w:val="en_US" w:bidi="en_US"/>
-        </w:rPr>
-        <w:t xml:space="preserve"> · </w:t>
-      </w:r>
-      <w:hyperlink r:id="rId89">
-        <w:r>
-          <w:rPr>
-            <w:lang w:val="en_US" w:bidi="en_US"/>
-          </w:rPr>
-          <w:rPr>
-            <w:color w:val="0000EE"/>
-            <w:u w:val="single"/>
-          </w:rPr>
-          <w:t>1JN 5:10</w:t>
-        </w:r>
-      </w:hyperlink>
+      <w:r>
+        <w:rPr>
+          <w:lang w:val="en_US" w:bidi="en_US"/>
+        </w:rPr>
+        <w:t>JHN 8:44</w:t>
+      </w:r>
+      <w:r>
+        <w:rPr>
+          <w:lang w:val="en_US" w:bidi="en_US"/>
+        </w:rPr>
+        <w:t xml:space="preserve"> · </w:t>
+      </w:r>
+      <w:r>
+        <w:rPr>
+          <w:lang w:val="en_US" w:bidi="en_US"/>
+        </w:rPr>
+        <w:t>JHN 8:55</w:t>
+      </w:r>
+      <w:r>
+        <w:rPr>
+          <w:lang w:val="en_US" w:bidi="en_US"/>
+        </w:rPr>
+        <w:t xml:space="preserve"> · </w:t>
+      </w:r>
+      <w:r>
+        <w:rPr>
+          <w:lang w:val="en_US" w:bidi="en_US"/>
+        </w:rPr>
+        <w:t>ROM 3:4</w:t>
+      </w:r>
+      <w:r>
+        <w:rPr>
+          <w:lang w:val="en_US" w:bidi="en_US"/>
+        </w:rPr>
+        <w:t xml:space="preserve"> · </w:t>
+      </w:r>
+      <w:r>
+        <w:rPr>
+          <w:lang w:val="en_US" w:bidi="en_US"/>
+        </w:rPr>
+        <w:t>1TI 1:10</w:t>
+      </w:r>
+      <w:r>
+        <w:rPr>
+          <w:lang w:val="en_US" w:bidi="en_US"/>
+        </w:rPr>
+        <w:t xml:space="preserve"> · </w:t>
+      </w:r>
+      <w:r>
+        <w:rPr>
+          <w:lang w:val="en_US" w:bidi="en_US"/>
+        </w:rPr>
+        <w:t>TIT 1:12</w:t>
+      </w:r>
+      <w:r>
+        <w:rPr>
+          <w:lang w:val="en_US" w:bidi="en_US"/>
+        </w:rPr>
+        <w:t xml:space="preserve"> · </w:t>
+      </w:r>
+      <w:r>
+        <w:rPr>
+          <w:lang w:val="en_US" w:bidi="en_US"/>
+        </w:rPr>
+        <w:t>1JN 1:10</w:t>
+      </w:r>
+      <w:r>
+        <w:rPr>
+          <w:lang w:val="en_US" w:bidi="en_US"/>
+        </w:rPr>
+        <w:t xml:space="preserve"> · </w:t>
+      </w:r>
+      <w:r>
+        <w:rPr>
+          <w:lang w:val="en_US" w:bidi="en_US"/>
+        </w:rPr>
+        <w:t>1JN 2:4</w:t>
+      </w:r>
+      <w:r>
+        <w:rPr>
+          <w:lang w:val="en_US" w:bidi="en_US"/>
+        </w:rPr>
+        <w:t xml:space="preserve"> · </w:t>
+      </w:r>
+      <w:r>
+        <w:rPr>
+          <w:lang w:val="en_US" w:bidi="en_US"/>
+        </w:rPr>
+        <w:t>1JN 2:22</w:t>
+      </w:r>
+      <w:r>
+        <w:rPr>
+          <w:lang w:val="en_US" w:bidi="en_US"/>
+        </w:rPr>
+        <w:t xml:space="preserve"> · </w:t>
+      </w:r>
+      <w:r>
+        <w:rPr>
+          <w:lang w:val="en_US" w:bidi="en_US"/>
+        </w:rPr>
+        <w:t>1JN 4:20</w:t>
+      </w:r>
+      <w:r>
+        <w:rPr>
+          <w:lang w:val="en_US" w:bidi="en_US"/>
+        </w:rPr>
+        <w:t xml:space="preserve"> · </w:t>
+      </w:r>
+      <w:r>
+        <w:rPr>
+          <w:lang w:val="en_US" w:bidi="en_US"/>
+        </w:rPr>
+        <w:t>1JN 5:10</w:t>
+      </w:r>
       <w:r>
         <w:rPr>
           <w:lang w:val="en_US" w:bidi="en_US"/>
@@ -5549,18 +5087,12 @@
         </w:rPr>
         <w:t xml:space="preserve">There are a number of problems involved in the rendering of </w:t>
       </w:r>
-      <w:hyperlink r:id="rId90">
-        <w:r>
-          <w:rPr>
-            <w:lang w:val="en_US" w:bidi="en_US"/>
-          </w:rPr>
-          <w:rPr>
-            <w:color w:val="0000EE"/>
-            <w:u w:val="single"/>
-          </w:rPr>
-          <w:t>1JN 1:1</w:t>
-        </w:r>
-      </w:hyperlink>
+      <w:r>
+        <w:rPr>
+          <w:lang w:val="en_US" w:bidi="en_US"/>
+        </w:rPr>
+        <w:t>1JN 1:1</w:t>
+      </w:r>
       <w:r>
         <w:rPr>
           <w:lang w:val="en_US" w:bidi="en_US"/>
@@ -5575,54 +5107,36 @@
           <w:lang w:val="en_US" w:bidi="en_US"/>
         </w:rPr>
       </w:r>
-      <w:hyperlink r:id="rId91">
-        <w:r>
-          <w:rPr>
-            <w:lang w:val="en_US" w:bidi="en_US"/>
-          </w:rPr>
-          <w:rPr>
-            <w:color w:val="0000EE"/>
-            <w:u w:val="single"/>
-          </w:rPr>
-          <w:t>LUK 24:39</w:t>
-        </w:r>
-      </w:hyperlink>
-      <w:r>
-        <w:rPr>
-          <w:lang w:val="en_US" w:bidi="en_US"/>
-        </w:rPr>
-        <w:t xml:space="preserve"> · </w:t>
-      </w:r>
-      <w:hyperlink r:id="rId92">
-        <w:r>
-          <w:rPr>
-            <w:lang w:val="en_US" w:bidi="en_US"/>
-          </w:rPr>
-          <w:rPr>
-            <w:color w:val="0000EE"/>
-            <w:u w:val="single"/>
-          </w:rPr>
-          <w:t>HEB 12:18</w:t>
-        </w:r>
-      </w:hyperlink>
-      <w:r>
-        <w:rPr>
-          <w:lang w:val="en_US" w:bidi="en_US"/>
-        </w:rPr>
-        <w:t xml:space="preserve"> · </w:t>
-      </w:r>
-      <w:hyperlink r:id="rId90">
-        <w:r>
-          <w:rPr>
-            <w:lang w:val="en_US" w:bidi="en_US"/>
-          </w:rPr>
-          <w:rPr>
-            <w:color w:val="0000EE"/>
-            <w:u w:val="single"/>
-          </w:rPr>
-          <w:t>1JN 1:1</w:t>
-        </w:r>
-      </w:hyperlink>
+      <w:r>
+        <w:rPr>
+          <w:lang w:val="en_US" w:bidi="en_US"/>
+        </w:rPr>
+        <w:t>LUK 24:39</w:t>
+      </w:r>
+      <w:r>
+        <w:rPr>
+          <w:lang w:val="en_US" w:bidi="en_US"/>
+        </w:rPr>
+        <w:t xml:space="preserve"> · </w:t>
+      </w:r>
+      <w:r>
+        <w:rPr>
+          <w:lang w:val="en_US" w:bidi="en_US"/>
+        </w:rPr>
+        <w:t>HEB 12:18</w:t>
+      </w:r>
+      <w:r>
+        <w:rPr>
+          <w:lang w:val="en_US" w:bidi="en_US"/>
+        </w:rPr>
+        <w:t xml:space="preserve"> · </w:t>
+      </w:r>
+      <w:r>
+        <w:rPr>
+          <w:lang w:val="en_US" w:bidi="en_US"/>
+        </w:rPr>
+        <w:t>1JN 1:1</w:t>
+      </w:r>
     </w:p>
     <w:p>
       <w:pPr/>
@@ -5723,7 +5237,7 @@
         </w:rPr>
         <w:t xml:space="preserve">[a] ‘to touch, to feel,’ </w:t>
       </w:r>
-      <w:hyperlink r:id="rId93">
+      <w:hyperlink r:id="rId20">
         <w:r>
           <w:rPr>
             <w:lang w:val="en_US" w:bidi="en_US"/>
@@ -5749,18 +5263,12 @@
           <w:lang w:val="en_US" w:bidi="en_US"/>
         </w:rPr>
       </w:r>
-      <w:hyperlink r:id="rId94">
-        <w:r>
-          <w:rPr>
-            <w:lang w:val="en_US" w:bidi="en_US"/>
-          </w:rPr>
-          <w:rPr>
-            <w:color w:val="0000EE"/>
-            <w:u w:val="single"/>
-          </w:rPr>
-          <w:t>ACT 17:27</w:t>
-        </w:r>
-      </w:hyperlink>
+      <w:r>
+        <w:rPr>
+          <w:lang w:val="en_US" w:bidi="en_US"/>
+        </w:rPr>
+        <w:t>ACT 17:27</w:t>
+      </w:r>
       <w:r>
         <w:rPr>
           <w:lang w:val="en_US" w:bidi="en_US"/>
@@ -5982,25 +5490,19 @@
         </w:rPr>
         <w:t xml:space="preserve">This process of ‘adding up the number of the beast’ involved calculating the total based upon the numerical values of each of the letters of the name. For another interpretation of ψηφίζω in </w:t>
       </w:r>
-      <w:hyperlink r:id="rId95">
-        <w:r>
-          <w:rPr>
-            <w:lang w:val="en_US" w:bidi="en_US"/>
-          </w:rPr>
-          <w:rPr>
-            <w:color w:val="0000EE"/>
-            <w:u w:val="single"/>
-          </w:rPr>
-          <w:t>REV 13:18</w:t>
-        </w:r>
-      </w:hyperlink>
+      <w:r>
+        <w:rPr>
+          <w:lang w:val="en_US" w:bidi="en_US"/>
+        </w:rPr>
+        <w:t>REV 13:18</w:t>
+      </w:r>
       <w:r>
         <w:rPr>
           <w:lang w:val="en_US" w:bidi="en_US"/>
         </w:rPr>
         <w:t xml:space="preserve">, see </w:t>
       </w:r>
-      <w:hyperlink r:id="rId96">
+      <w:hyperlink r:id="rId21">
         <w:r>
           <w:rPr>
             <w:lang w:val="en_US" w:bidi="en_US"/>
@@ -6026,36 +5528,24 @@
           <w:lang w:val="en_US" w:bidi="en_US"/>
         </w:rPr>
       </w:r>
-      <w:hyperlink r:id="rId97">
-        <w:r>
-          <w:rPr>
-            <w:lang w:val="en_US" w:bidi="en_US"/>
-          </w:rPr>
-          <w:rPr>
-            <w:color w:val="0000EE"/>
-            <w:u w:val="single"/>
-          </w:rPr>
-          <w:t>LUK 14:28</w:t>
-        </w:r>
-      </w:hyperlink>
-      <w:r>
-        <w:rPr>
-          <w:lang w:val="en_US" w:bidi="en_US"/>
-        </w:rPr>
-        <w:t xml:space="preserve"> · </w:t>
-      </w:r>
-      <w:hyperlink r:id="rId95">
-        <w:r>
-          <w:rPr>
-            <w:lang w:val="en_US" w:bidi="en_US"/>
-          </w:rPr>
-          <w:rPr>
-            <w:color w:val="0000EE"/>
-            <w:u w:val="single"/>
-          </w:rPr>
-          <w:t>REV 13:18</w:t>
-        </w:r>
-      </w:hyperlink>
+      <w:r>
+        <w:rPr>
+          <w:lang w:val="en_US" w:bidi="en_US"/>
+        </w:rPr>
+        <w:t>LUK 14:28</w:t>
+      </w:r>
+      <w:r>
+        <w:rPr>
+          <w:lang w:val="en_US" w:bidi="en_US"/>
+        </w:rPr>
+        <w:t xml:space="preserve"> · </w:t>
+      </w:r>
+      <w:r>
+        <w:rPr>
+          <w:lang w:val="en_US" w:bidi="en_US"/>
+        </w:rPr>
+        <w:t>REV 13:18</w:t>
+      </w:r>
     </w:p>
     <w:p>
       <w:pPr/>
@@ -6156,18 +5646,12 @@
         </w:rPr>
         <w:t xml:space="preserve">The third person imperative form ψηφισάτω in </w:t>
       </w:r>
-      <w:hyperlink r:id="rId95">
-        <w:r>
-          <w:rPr>
-            <w:lang w:val="en_US" w:bidi="en_US"/>
-          </w:rPr>
-          <w:rPr>
-            <w:color w:val="0000EE"/>
-            <w:u w:val="single"/>
-          </w:rPr>
-          <w:t>REV 13:18</w:t>
-        </w:r>
-      </w:hyperlink>
+      <w:r>
+        <w:rPr>
+          <w:lang w:val="en_US" w:bidi="en_US"/>
+        </w:rPr>
+        <w:t>REV 13:18</w:t>
+      </w:r>
       <w:r>
         <w:rPr>
           <w:lang w:val="en_US" w:bidi="en_US"/>
@@ -6186,25 +5670,19 @@
         </w:rPr>
         <w:t xml:space="preserve"> in </w:t>
       </w:r>
-      <w:hyperlink r:id="rId95">
-        <w:r>
-          <w:rPr>
-            <w:lang w:val="en_US" w:bidi="en_US"/>
-          </w:rPr>
-          <w:rPr>
-            <w:color w:val="0000EE"/>
-            <w:u w:val="single"/>
-          </w:rPr>
-          <w:t>REV 13:18</w:t>
-        </w:r>
-      </w:hyperlink>
+      <w:r>
+        <w:rPr>
+          <w:lang w:val="en_US" w:bidi="en_US"/>
+        </w:rPr>
+        <w:t>REV 13:18</w:t>
+      </w:r>
       <w:r>
         <w:rPr>
           <w:lang w:val="en_US" w:bidi="en_US"/>
         </w:rPr>
         <w:t xml:space="preserve">, see </w:t>
       </w:r>
-      <w:hyperlink r:id="rId98">
+      <w:hyperlink r:id="rId22">
         <w:r>
           <w:rPr>
             <w:lang w:val="en_US" w:bidi="en_US"/>
@@ -6230,18 +5708,12 @@
           <w:lang w:val="en_US" w:bidi="en_US"/>
         </w:rPr>
       </w:r>
-      <w:hyperlink r:id="rId95">
-        <w:r>
-          <w:rPr>
-            <w:lang w:val="en_US" w:bidi="en_US"/>
-          </w:rPr>
-          <w:rPr>
-            <w:color w:val="0000EE"/>
-            <w:u w:val="single"/>
-          </w:rPr>
-          <w:t>REV 13:18</w:t>
-        </w:r>
-      </w:hyperlink>
+      <w:r>
+        <w:rPr>
+          <w:lang w:val="en_US" w:bidi="en_US"/>
+        </w:rPr>
+        <w:t>REV 13:18</w:t>
+      </w:r>
       <w:r>
         <w:rPr>
           <w:lang w:val="en_US" w:bidi="en_US"/>
@@ -6451,18 +5923,12 @@
         </w:rPr>
         <w:t xml:space="preserve">A number of different suggestions have been made as to the reference of ψῆφος in </w:t>
       </w:r>
-      <w:hyperlink r:id="rId99">
-        <w:r>
-          <w:rPr>
-            <w:lang w:val="en_US" w:bidi="en_US"/>
-          </w:rPr>
-          <w:rPr>
-            <w:color w:val="0000EE"/>
-            <w:u w:val="single"/>
-          </w:rPr>
-          <w:t>REV 2:17</w:t>
-        </w:r>
-      </w:hyperlink>
+      <w:r>
+        <w:rPr>
+          <w:lang w:val="en_US" w:bidi="en_US"/>
+        </w:rPr>
+        <w:t>REV 2:17</w:t>
+      </w:r>
       <w:r>
         <w:rPr>
           <w:lang w:val="en_US" w:bidi="en_US"/>
@@ -6477,54 +5943,36 @@
           <w:lang w:val="en_US" w:bidi="en_US"/>
         </w:rPr>
       </w:r>
-      <w:hyperlink r:id="rId100">
-        <w:r>
-          <w:rPr>
-            <w:lang w:val="en_US" w:bidi="en_US"/>
-          </w:rPr>
-          <w:rPr>
-            <w:color w:val="0000EE"/>
-            <w:u w:val="single"/>
-          </w:rPr>
-          <w:t>ACT 26:10</w:t>
-        </w:r>
-      </w:hyperlink>
-      <w:r>
-        <w:rPr>
-          <w:lang w:val="en_US" w:bidi="en_US"/>
-        </w:rPr>
-        <w:t xml:space="preserve"> · </w:t>
-      </w:r>
-      <w:hyperlink r:id="rId99">
-        <w:r>
-          <w:rPr>
-            <w:lang w:val="en_US" w:bidi="en_US"/>
-          </w:rPr>
-          <w:rPr>
-            <w:color w:val="0000EE"/>
-            <w:u w:val="single"/>
-          </w:rPr>
-          <w:t>REV 2:17</w:t>
-        </w:r>
-      </w:hyperlink>
-      <w:r>
-        <w:rPr>
-          <w:lang w:val="en_US" w:bidi="en_US"/>
-        </w:rPr>
-        <w:t xml:space="preserve"> · </w:t>
-      </w:r>
-      <w:hyperlink r:id="rId99">
-        <w:r>
-          <w:rPr>
-            <w:lang w:val="en_US" w:bidi="en_US"/>
-          </w:rPr>
-          <w:rPr>
-            <w:color w:val="0000EE"/>
-            <w:u w:val="single"/>
-          </w:rPr>
-          <w:t>REV 2:17</w:t>
-        </w:r>
-      </w:hyperlink>
+      <w:r>
+        <w:rPr>
+          <w:lang w:val="en_US" w:bidi="en_US"/>
+        </w:rPr>
+        <w:t>ACT 26:10</w:t>
+      </w:r>
+      <w:r>
+        <w:rPr>
+          <w:lang w:val="en_US" w:bidi="en_US"/>
+        </w:rPr>
+        <w:t xml:space="preserve"> · </w:t>
+      </w:r>
+      <w:r>
+        <w:rPr>
+          <w:lang w:val="en_US" w:bidi="en_US"/>
+        </w:rPr>
+        <w:t>REV 2:17</w:t>
+      </w:r>
+      <w:r>
+        <w:rPr>
+          <w:lang w:val="en_US" w:bidi="en_US"/>
+        </w:rPr>
+        <w:t xml:space="preserve"> · </w:t>
+      </w:r>
+      <w:r>
+        <w:rPr>
+          <w:lang w:val="en_US" w:bidi="en_US"/>
+        </w:rPr>
+        <w:t>REV 2:17</w:t>
+      </w:r>
       <w:r>
         <w:rPr>
           <w:lang w:val="en_US" w:bidi="en_US"/>
@@ -6742,18 +6190,12 @@
           <w:lang w:val="en_US" w:bidi="en_US"/>
         </w:rPr>
       </w:r>
-      <w:hyperlink r:id="rId101">
-        <w:r>
-          <w:rPr>
-            <w:lang w:val="en_US" w:bidi="en_US"/>
-          </w:rPr>
-          <w:rPr>
-            <w:color w:val="0000EE"/>
-            <w:u w:val="single"/>
-          </w:rPr>
-          <w:t>2CO 12:20</w:t>
-        </w:r>
-      </w:hyperlink>
+      <w:r>
+        <w:rPr>
+          <w:lang w:val="en_US" w:bidi="en_US"/>
+        </w:rPr>
+        <w:t>2CO 12:20</w:t>
+      </w:r>
       <w:r>
         <w:rPr>
           <w:lang w:val="en_US" w:bidi="en_US"/>
@@ -6947,18 +6389,12 @@
           <w:lang w:val="en_US" w:bidi="en_US"/>
         </w:rPr>
       </w:r>
-      <w:hyperlink r:id="rId102">
-        <w:r>
-          <w:rPr>
-            <w:lang w:val="en_US" w:bidi="en_US"/>
-          </w:rPr>
-          <w:rPr>
-            <w:color w:val="0000EE"/>
-            <w:u w:val="single"/>
-          </w:rPr>
-          <w:t>ROM 1:29</w:t>
-        </w:r>
-      </w:hyperlink>
+      <w:r>
+        <w:rPr>
+          <w:lang w:val="en_US" w:bidi="en_US"/>
+        </w:rPr>
+        <w:t>ROM 1:29</w:t>
+      </w:r>
       <w:r>
         <w:rPr>
           <w:lang w:val="en_US" w:bidi="en_US"/>
@@ -7132,54 +6568,36 @@
         </w:rPr>
         <w:t xml:space="preserve">In </w:t>
       </w:r>
-      <w:hyperlink r:id="rId103">
-        <w:r>
-          <w:rPr>
-            <w:lang w:val="en_US" w:bidi="en_US"/>
-          </w:rPr>
-          <w:rPr>
-            <w:color w:val="0000EE"/>
-            <w:u w:val="single"/>
-          </w:rPr>
-          <w:t>MAT 15:27</w:t>
-        </w:r>
-      </w:hyperlink>
+      <w:r>
+        <w:rPr>
+          <w:lang w:val="en_US" w:bidi="en_US"/>
+        </w:rPr>
+        <w:t>MAT 15:27</w:t>
+      </w:r>
       <w:r>
         <w:rPr>
           <w:lang w:val="en_US" w:bidi="en_US"/>
         </w:rPr>
         <w:t xml:space="preserve">, </w:t>
       </w:r>
-      <w:hyperlink r:id="rId104">
-        <w:r>
-          <w:rPr>
-            <w:lang w:val="en_US" w:bidi="en_US"/>
-          </w:rPr>
-          <w:rPr>
-            <w:color w:val="0000EE"/>
-            <w:u w:val="single"/>
-          </w:rPr>
-          <w:t>MRK 7:28</w:t>
-        </w:r>
-      </w:hyperlink>
+      <w:r>
+        <w:rPr>
+          <w:lang w:val="en_US" w:bidi="en_US"/>
+        </w:rPr>
+        <w:t>MRK 7:28</w:t>
+      </w:r>
       <w:r>
         <w:rPr>
           <w:lang w:val="en_US" w:bidi="en_US"/>
         </w:rPr>
         <w:t xml:space="preserve">, and </w:t>
       </w:r>
-      <w:hyperlink r:id="rId105">
-        <w:r>
-          <w:rPr>
-            <w:lang w:val="en_US" w:bidi="en_US"/>
-          </w:rPr>
-          <w:rPr>
-            <w:color w:val="0000EE"/>
-            <w:u w:val="single"/>
-          </w:rPr>
-          <w:t>LUK 16:21</w:t>
-        </w:r>
-      </w:hyperlink>
+      <w:r>
+        <w:rPr>
+          <w:lang w:val="en_US" w:bidi="en_US"/>
+        </w:rPr>
+        <w:t>LUK 16:21</w:t>
+      </w:r>
       <w:r>
         <w:rPr>
           <w:lang w:val="en_US" w:bidi="en_US"/>
@@ -7193,18 +6611,12 @@
         </w:rPr>
         <w:t xml:space="preserve">This word is found as a variant reading only: ἐπιθυμῶν χορτασθῆναι ἀπὸ τῶν ψιχίων τῶν πιπτόντων ἀπὸ τῆς τραπέζης ‘being glad to eat the scraps that fall from the table’ </w:t>
       </w:r>
-      <w:hyperlink r:id="rId105">
-        <w:r>
-          <w:rPr>
-            <w:lang w:val="en_US" w:bidi="en_US"/>
-          </w:rPr>
-          <w:rPr>
-            <w:color w:val="0000EE"/>
-            <w:u w:val="single"/>
-          </w:rPr>
-          <w:t>LUK 16:21</w:t>
-        </w:r>
-      </w:hyperlink>
+      <w:r>
+        <w:rPr>
+          <w:lang w:val="en_US" w:bidi="en_US"/>
+        </w:rPr>
+        <w:t>LUK 16:21</w:t>
+      </w:r>
       <w:r>
         <w:rPr>
           <w:lang w:val="en_US" w:bidi="en_US"/>
@@ -7219,18 +6631,12 @@
           <w:lang w:val="en_US" w:bidi="en_US"/>
         </w:rPr>
       </w:r>
-      <w:hyperlink r:id="rId105">
-        <w:r>
-          <w:rPr>
-            <w:lang w:val="en_US" w:bidi="en_US"/>
-          </w:rPr>
-          <w:rPr>
-            <w:color w:val="0000EE"/>
-            <w:u w:val="single"/>
-          </w:rPr>
-          <w:t>LUK 16:21</w:t>
-        </w:r>
-      </w:hyperlink>
+      <w:r>
+        <w:rPr>
+          <w:lang w:val="en_US" w:bidi="en_US"/>
+        </w:rPr>
+        <w:t>LUK 16:21</w:t>
+      </w:r>
       <w:r>
         <w:rPr>
           <w:lang w:val="en_US" w:bidi="en_US"/>
@@ -7422,54 +6828,36 @@
         </w:rPr>
         <w:t xml:space="preserve">In </w:t>
       </w:r>
-      <w:hyperlink r:id="rId103">
-        <w:r>
-          <w:rPr>
-            <w:lang w:val="en_US" w:bidi="en_US"/>
-          </w:rPr>
-          <w:rPr>
-            <w:color w:val="0000EE"/>
-            <w:u w:val="single"/>
-          </w:rPr>
-          <w:t>MAT 15:27</w:t>
-        </w:r>
-      </w:hyperlink>
+      <w:r>
+        <w:rPr>
+          <w:lang w:val="en_US" w:bidi="en_US"/>
+        </w:rPr>
+        <w:t>MAT 15:27</w:t>
+      </w:r>
       <w:r>
         <w:rPr>
           <w:lang w:val="en_US" w:bidi="en_US"/>
         </w:rPr>
         <w:t xml:space="preserve">, </w:t>
       </w:r>
-      <w:hyperlink r:id="rId104">
-        <w:r>
-          <w:rPr>
-            <w:lang w:val="en_US" w:bidi="en_US"/>
-          </w:rPr>
-          <w:rPr>
-            <w:color w:val="0000EE"/>
-            <w:u w:val="single"/>
-          </w:rPr>
-          <w:t>MRK 7:28</w:t>
-        </w:r>
-      </w:hyperlink>
+      <w:r>
+        <w:rPr>
+          <w:lang w:val="en_US" w:bidi="en_US"/>
+        </w:rPr>
+        <w:t>MRK 7:28</w:t>
+      </w:r>
       <w:r>
         <w:rPr>
           <w:lang w:val="en_US" w:bidi="en_US"/>
         </w:rPr>
         <w:t xml:space="preserve">, and </w:t>
       </w:r>
-      <w:hyperlink r:id="rId105">
-        <w:r>
-          <w:rPr>
-            <w:lang w:val="en_US" w:bidi="en_US"/>
-          </w:rPr>
-          <w:rPr>
-            <w:color w:val="0000EE"/>
-            <w:u w:val="single"/>
-          </w:rPr>
-          <w:t>LUK 16:21</w:t>
-        </w:r>
-      </w:hyperlink>
+      <w:r>
+        <w:rPr>
+          <w:lang w:val="en_US" w:bidi="en_US"/>
+        </w:rPr>
+        <w:t>LUK 16:21</w:t>
+      </w:r>
       <w:r>
         <w:rPr>
           <w:lang w:val="en_US" w:bidi="en_US"/>
@@ -7484,36 +6872,24 @@
           <w:lang w:val="en_US" w:bidi="en_US"/>
         </w:rPr>
       </w:r>
-      <w:hyperlink r:id="rId103">
-        <w:r>
-          <w:rPr>
-            <w:lang w:val="en_US" w:bidi="en_US"/>
-          </w:rPr>
-          <w:rPr>
-            <w:color w:val="0000EE"/>
-            <w:u w:val="single"/>
-          </w:rPr>
-          <w:t>MAT 15:27</w:t>
-        </w:r>
-      </w:hyperlink>
-      <w:r>
-        <w:rPr>
-          <w:lang w:val="en_US" w:bidi="en_US"/>
-        </w:rPr>
-        <w:t xml:space="preserve"> · </w:t>
-      </w:r>
-      <w:hyperlink r:id="rId104">
-        <w:r>
-          <w:rPr>
-            <w:lang w:val="en_US" w:bidi="en_US"/>
-          </w:rPr>
-          <w:rPr>
-            <w:color w:val="0000EE"/>
-            <w:u w:val="single"/>
-          </w:rPr>
-          <w:t>MRK 7:28</w:t>
-        </w:r>
-      </w:hyperlink>
+      <w:r>
+        <w:rPr>
+          <w:lang w:val="en_US" w:bidi="en_US"/>
+        </w:rPr>
+        <w:t>MAT 15:27</w:t>
+      </w:r>
+      <w:r>
+        <w:rPr>
+          <w:lang w:val="en_US" w:bidi="en_US"/>
+        </w:rPr>
+        <w:t xml:space="preserve"> · </w:t>
+      </w:r>
+      <w:r>
+        <w:rPr>
+          <w:lang w:val="en_US" w:bidi="en_US"/>
+        </w:rPr>
+        <w:t>MRK 7:28</w:t>
+      </w:r>
       <w:r>
         <w:rPr>
           <w:lang w:val="en_US" w:bidi="en_US"/>
@@ -7759,18 +7135,12 @@
         </w:rPr>
         <w:t xml:space="preserve">It is also possible to render ψυχή in </w:t>
       </w:r>
-      <w:hyperlink r:id="rId106">
-        <w:r>
-          <w:rPr>
-            <w:lang w:val="en_US" w:bidi="en_US"/>
-          </w:rPr>
-          <w:rPr>
-            <w:color w:val="0000EE"/>
-            <w:u w:val="single"/>
-          </w:rPr>
-          <w:t>PHP 1:27</w:t>
-        </w:r>
-      </w:hyperlink>
+      <w:r>
+        <w:rPr>
+          <w:lang w:val="en_US" w:bidi="en_US"/>
+        </w:rPr>
+        <w:t>PHP 1:27</w:t>
+      </w:r>
       <w:r>
         <w:rPr>
           <w:lang w:val="en_US" w:bidi="en_US"/>
@@ -7784,43 +7154,31 @@
         </w:rPr>
         <w:t xml:space="preserve">ψυχή[a] is often glossed as ‘heart’ or ‘desire.’ Compare the following: περίλυπός ἐστιν ἡ ψυχή μου ἕως θανάτου ‘my heart is sorrowful even to the point of death’ </w:t>
       </w:r>
-      <w:hyperlink r:id="rId107">
-        <w:r>
-          <w:rPr>
-            <w:lang w:val="en_US" w:bidi="en_US"/>
-          </w:rPr>
-          <w:rPr>
-            <w:color w:val="0000EE"/>
-            <w:u w:val="single"/>
-          </w:rPr>
-          <w:t>MAT 26:38</w:t>
-        </w:r>
-      </w:hyperlink>
+      <w:r>
+        <w:rPr>
+          <w:lang w:val="en_US" w:bidi="en_US"/>
+        </w:rPr>
+        <w:t>MAT 26:38</w:t>
+      </w:r>
       <w:r>
         <w:rPr>
           <w:lang w:val="en_US" w:bidi="en_US"/>
         </w:rPr>
         <w:t xml:space="preserve">; ἵνα μὴ κάμητε ταῖς ψυχαῖς ὑμῶν ἐκλυόμενοι ‘so do not let your hearts become discouraged and give up’ </w:t>
       </w:r>
-      <w:hyperlink r:id="rId108">
-        <w:r>
-          <w:rPr>
-            <w:lang w:val="en_US" w:bidi="en_US"/>
-          </w:rPr>
-          <w:rPr>
-            <w:color w:val="0000EE"/>
-            <w:u w:val="single"/>
-          </w:rPr>
-          <w:t>HEB 12:3</w:t>
-        </w:r>
-      </w:hyperlink>
+      <w:r>
+        <w:rPr>
+          <w:lang w:val="en_US" w:bidi="en_US"/>
+        </w:rPr>
+        <w:t>HEB 12:3</w:t>
+      </w:r>
       <w:r>
         <w:rPr>
           <w:lang w:val="en_US" w:bidi="en_US"/>
         </w:rPr>
         <w:t xml:space="preserve"> (for ψυχή in the idiom κάμνω τῇ ψυχῇ, see </w:t>
       </w:r>
-      <w:hyperlink r:id="rId109">
+      <w:hyperlink r:id="rId23">
         <w:r>
           <w:rPr>
             <w:lang w:val="en_US" w:bidi="en_US"/>
@@ -7838,72 +7196,48 @@
         </w:rPr>
         <w:t xml:space="preserve">); ἀλλ ὡς δοῦλοι Χριστοῦ ποιοῦντες τὸ θέλημα τοῦ θεοῦ ἐκ ψυχῆς ‘but with all your heart, do what God wants, as slaves of Christ’ </w:t>
       </w:r>
-      <w:hyperlink r:id="rId110">
-        <w:r>
-          <w:rPr>
-            <w:lang w:val="en_US" w:bidi="en_US"/>
-          </w:rPr>
-          <w:rPr>
-            <w:color w:val="0000EE"/>
-            <w:u w:val="single"/>
-          </w:rPr>
-          <w:t>EPH 6:6</w:t>
-        </w:r>
-      </w:hyperlink>
+      <w:r>
+        <w:rPr>
+          <w:lang w:val="en_US" w:bidi="en_US"/>
+        </w:rPr>
+        <w:t>EPH 6:6</w:t>
+      </w:r>
       <w:r>
         <w:rPr>
           <w:lang w:val="en_US" w:bidi="en_US"/>
         </w:rPr>
         <w:t xml:space="preserve">. In these passages, however, ψυχή refers really to the entire being of a person, so that </w:t>
       </w:r>
-      <w:hyperlink r:id="rId107">
-        <w:r>
-          <w:rPr>
-            <w:lang w:val="en_US" w:bidi="en_US"/>
-          </w:rPr>
-          <w:rPr>
-            <w:color w:val="0000EE"/>
-            <w:u w:val="single"/>
-          </w:rPr>
-          <w:t>MAT 26:38</w:t>
-        </w:r>
-      </w:hyperlink>
+      <w:r>
+        <w:rPr>
+          <w:lang w:val="en_US" w:bidi="en_US"/>
+        </w:rPr>
+        <w:t>MAT 26:38</w:t>
+      </w:r>
       <w:r>
         <w:rPr>
           <w:lang w:val="en_US" w:bidi="en_US"/>
         </w:rPr>
         <w:t xml:space="preserve"> may very well be rendered as ‘my sorrow is so great it almost kills me.’ </w:t>
       </w:r>
-      <w:hyperlink r:id="rId108">
-        <w:r>
-          <w:rPr>
-            <w:lang w:val="en_US" w:bidi="en_US"/>
-          </w:rPr>
-          <w:rPr>
-            <w:color w:val="0000EE"/>
-            <w:u w:val="single"/>
-          </w:rPr>
-          <w:t>HEB 12:3</w:t>
-        </w:r>
-      </w:hyperlink>
+      <w:r>
+        <w:rPr>
+          <w:lang w:val="en_US" w:bidi="en_US"/>
+        </w:rPr>
+        <w:t>HEB 12:3</w:t>
+      </w:r>
       <w:r>
         <w:rPr>
           <w:lang w:val="en_US" w:bidi="en_US"/>
         </w:rPr>
         <w:t xml:space="preserve"> may also be rendered as ‘so do not let yourselves be discouraged and give up,’ and </w:t>
       </w:r>
-      <w:hyperlink r:id="rId110">
-        <w:r>
-          <w:rPr>
-            <w:lang w:val="en_US" w:bidi="en_US"/>
-          </w:rPr>
-          <w:rPr>
-            <w:color w:val="0000EE"/>
-            <w:u w:val="single"/>
-          </w:rPr>
-          <w:t>EPH 6:6</w:t>
-        </w:r>
-      </w:hyperlink>
+      <w:r>
+        <w:rPr>
+          <w:lang w:val="en_US" w:bidi="en_US"/>
+        </w:rPr>
+        <w:t>EPH 6:6</w:t>
+      </w:r>
       <w:r>
         <w:rPr>
           <w:lang w:val="en_US" w:bidi="en_US"/>
@@ -7929,7 +7263,7 @@
         </w:rPr>
         <w:t>[c] (</w:t>
       </w:r>
-      <w:hyperlink r:id="rId111">
+      <w:hyperlink r:id="rId24">
         <w:r>
           <w:rPr>
             <w:lang w:val="en_US" w:bidi="en_US"/>
@@ -7947,18 +7281,12 @@
         </w:rPr>
         <w:t xml:space="preserve">) as, for example, in </w:t>
       </w:r>
-      <w:hyperlink r:id="rId112">
-        <w:r>
-          <w:rPr>
-            <w:lang w:val="en_US" w:bidi="en_US"/>
-          </w:rPr>
-          <w:rPr>
-            <w:color w:val="0000EE"/>
-            <w:u w:val="single"/>
-          </w:rPr>
-          <w:t>MAT 11:29</w:t>
-        </w:r>
-      </w:hyperlink>
+      <w:r>
+        <w:rPr>
+          <w:lang w:val="en_US" w:bidi="en_US"/>
+        </w:rPr>
+        <w:t>MAT 11:29</w:t>
+      </w:r>
       <w:r>
         <w:rPr>
           <w:lang w:val="en_US" w:bidi="en_US"/>
@@ -7972,18 +7300,12 @@
         </w:rPr>
         <w:t xml:space="preserve">Even in those contexts in which ψυχή refers to existence beyond death, it may be referring figuratively to the person. For example, in </w:t>
       </w:r>
-      <w:hyperlink r:id="rId113">
-        <w:r>
-          <w:rPr>
-            <w:lang w:val="en_US" w:bidi="en_US"/>
-          </w:rPr>
-          <w:rPr>
-            <w:color w:val="0000EE"/>
-            <w:u w:val="single"/>
-          </w:rPr>
-          <w:t>ACT 2:27</w:t>
-        </w:r>
-      </w:hyperlink>
+      <w:r>
+        <w:rPr>
+          <w:lang w:val="en_US" w:bidi="en_US"/>
+        </w:rPr>
+        <w:t>ACT 2:27</w:t>
+      </w:r>
       <w:r>
         <w:rPr>
           <w:lang w:val="en_US" w:bidi="en_US"/>
@@ -8009,7 +7331,7 @@
         </w:rPr>
         <w:t>[b], meaning ‘physical life, life principle’ (</w:t>
       </w:r>
-      <w:hyperlink r:id="rId114">
+      <w:hyperlink r:id="rId25">
         <w:r>
           <w:rPr>
             <w:lang w:val="en_US" w:bidi="en_US"/>
@@ -8039,18 +7361,12 @@
         </w:rPr>
         <w:t xml:space="preserve">[b] in </w:t>
       </w:r>
-      <w:hyperlink r:id="rId115">
-        <w:r>
-          <w:rPr>
-            <w:lang w:val="en_US" w:bidi="en_US"/>
-          </w:rPr>
-          <w:rPr>
-            <w:color w:val="0000EE"/>
-            <w:u w:val="single"/>
-          </w:rPr>
-          <w:t>HEB 4:12</w:t>
-        </w:r>
-      </w:hyperlink>
+      <w:r>
+        <w:rPr>
+          <w:lang w:val="en_US" w:bidi="en_US"/>
+        </w:rPr>
+        <w:t>HEB 4:12</w:t>
+      </w:r>
       <w:r>
         <w:rPr>
           <w:lang w:val="en_US" w:bidi="en_US"/>
@@ -8069,18 +7385,12 @@
         </w:rPr>
         <w:t xml:space="preserve">[b] in </w:t>
       </w:r>
-      <w:hyperlink r:id="rId116">
-        <w:r>
-          <w:rPr>
-            <w:lang w:val="en_US" w:bidi="en_US"/>
-          </w:rPr>
-          <w:rPr>
-            <w:color w:val="0000EE"/>
-            <w:u w:val="single"/>
-          </w:rPr>
-          <w:t>1TH 5:23</w:t>
-        </w:r>
-      </w:hyperlink>
+      <w:r>
+        <w:rPr>
+          <w:lang w:val="en_US" w:bidi="en_US"/>
+        </w:rPr>
+        <w:t>1TH 5:23</w:t>
+      </w:r>
       <w:r>
         <w:rPr>
           <w:lang w:val="en_US" w:bidi="en_US"/>
@@ -8106,7 +7416,7 @@
         </w:rPr>
         <w:t xml:space="preserve"> (</w:t>
       </w:r>
-      <w:hyperlink r:id="rId117">
+      <w:hyperlink r:id="rId26">
         <w:r>
           <w:rPr>
             <w:lang w:val="en_US" w:bidi="en_US"/>
@@ -8136,7 +7446,7 @@
         </w:rPr>
         <w:t xml:space="preserve"> (</w:t>
       </w:r>
-      <w:hyperlink r:id="rId118">
+      <w:hyperlink r:id="rId27">
         <w:r>
           <w:rPr>
             <w:lang w:val="en_US" w:bidi="en_US"/>
@@ -8154,18 +7464,12 @@
         </w:rPr>
         <w:t xml:space="preserve">) as, for example, in </w:t>
       </w:r>
-      <w:hyperlink r:id="rId119">
-        <w:r>
-          <w:rPr>
-            <w:lang w:val="en_US" w:bidi="en_US"/>
-          </w:rPr>
-          <w:rPr>
-            <w:color w:val="0000EE"/>
-            <w:u w:val="single"/>
-          </w:rPr>
-          <w:t>MAT 22:37</w:t>
-        </w:r>
-      </w:hyperlink>
+      <w:r>
+        <w:rPr>
+          <w:lang w:val="en_US" w:bidi="en_US"/>
+        </w:rPr>
+        <w:t>MAT 22:37</w:t>
+      </w:r>
       <w:r>
         <w:rPr>
           <w:lang w:val="en_US" w:bidi="en_US"/>
@@ -8196,18 +7500,12 @@
         </w:rPr>
         <w:t xml:space="preserve">, only emphasizes the totality of human personality, and no clear-cut distinctions can possibly be made. Certainly the referents involve considerable overlapping. One could translate with complete justification </w:t>
       </w:r>
-      <w:hyperlink r:id="rId119">
-        <w:r>
-          <w:rPr>
-            <w:lang w:val="en_US" w:bidi="en_US"/>
-          </w:rPr>
-          <w:rPr>
-            <w:color w:val="0000EE"/>
-            <w:u w:val="single"/>
-          </w:rPr>
-          <w:t>MAT 22:37</w:t>
-        </w:r>
-      </w:hyperlink>
+      <w:r>
+        <w:rPr>
+          <w:lang w:val="en_US" w:bidi="en_US"/>
+        </w:rPr>
+        <w:t>MAT 22:37</w:t>
+      </w:r>
       <w:r>
         <w:rPr>
           <w:lang w:val="en_US" w:bidi="en_US"/>
@@ -8246,558 +7544,372 @@
           <w:lang w:val="en_US" w:bidi="en_US"/>
         </w:rPr>
       </w:r>
-      <w:hyperlink r:id="rId120">
-        <w:r>
-          <w:rPr>
-            <w:lang w:val="en_US" w:bidi="en_US"/>
-          </w:rPr>
-          <w:rPr>
-            <w:color w:val="0000EE"/>
-            <w:u w:val="single"/>
-          </w:rPr>
-          <w:t>MAT 10:28</w:t>
-        </w:r>
-      </w:hyperlink>
-      <w:r>
-        <w:rPr>
-          <w:lang w:val="en_US" w:bidi="en_US"/>
-        </w:rPr>
-        <w:t xml:space="preserve"> · </w:t>
-      </w:r>
-      <w:hyperlink r:id="rId120">
-        <w:r>
-          <w:rPr>
-            <w:lang w:val="en_US" w:bidi="en_US"/>
-          </w:rPr>
-          <w:rPr>
-            <w:color w:val="0000EE"/>
-            <w:u w:val="single"/>
-          </w:rPr>
-          <w:t>MAT 10:28</w:t>
-        </w:r>
-      </w:hyperlink>
-      <w:r>
-        <w:rPr>
-          <w:lang w:val="en_US" w:bidi="en_US"/>
-        </w:rPr>
-        <w:t xml:space="preserve"> · </w:t>
-      </w:r>
-      <w:hyperlink r:id="rId112">
-        <w:r>
-          <w:rPr>
-            <w:lang w:val="en_US" w:bidi="en_US"/>
-          </w:rPr>
-          <w:rPr>
-            <w:color w:val="0000EE"/>
-            <w:u w:val="single"/>
-          </w:rPr>
-          <w:t>MAT 11:29</w:t>
-        </w:r>
-      </w:hyperlink>
-      <w:r>
-        <w:rPr>
-          <w:lang w:val="en_US" w:bidi="en_US"/>
-        </w:rPr>
-        <w:t xml:space="preserve"> · </w:t>
-      </w:r>
-      <w:hyperlink r:id="rId121">
-        <w:r>
-          <w:rPr>
-            <w:lang w:val="en_US" w:bidi="en_US"/>
-          </w:rPr>
-          <w:rPr>
-            <w:color w:val="0000EE"/>
-            <w:u w:val="single"/>
-          </w:rPr>
-          <w:t>MAT 12:18</w:t>
-        </w:r>
-      </w:hyperlink>
-      <w:r>
-        <w:rPr>
-          <w:lang w:val="en_US" w:bidi="en_US"/>
-        </w:rPr>
-        <w:t xml:space="preserve"> · </w:t>
-      </w:r>
-      <w:hyperlink r:id="rId119">
-        <w:r>
-          <w:rPr>
-            <w:lang w:val="en_US" w:bidi="en_US"/>
-          </w:rPr>
-          <w:rPr>
-            <w:color w:val="0000EE"/>
-            <w:u w:val="single"/>
-          </w:rPr>
-          <w:t>MAT 22:37</w:t>
-        </w:r>
-      </w:hyperlink>
-      <w:r>
-        <w:rPr>
-          <w:lang w:val="en_US" w:bidi="en_US"/>
-        </w:rPr>
-        <w:t xml:space="preserve"> · </w:t>
-      </w:r>
-      <w:hyperlink r:id="rId107">
-        <w:r>
-          <w:rPr>
-            <w:lang w:val="en_US" w:bidi="en_US"/>
-          </w:rPr>
-          <w:rPr>
-            <w:color w:val="0000EE"/>
-            <w:u w:val="single"/>
-          </w:rPr>
-          <w:t>MAT 26:38</w:t>
-        </w:r>
-      </w:hyperlink>
-      <w:r>
-        <w:rPr>
-          <w:lang w:val="en_US" w:bidi="en_US"/>
-        </w:rPr>
-        <w:t xml:space="preserve"> · </w:t>
-      </w:r>
-      <w:hyperlink r:id="rId122">
-        <w:r>
-          <w:rPr>
-            <w:lang w:val="en_US" w:bidi="en_US"/>
-          </w:rPr>
-          <w:rPr>
-            <w:color w:val="0000EE"/>
-            <w:u w:val="single"/>
-          </w:rPr>
-          <w:t>MRK 12:30</w:t>
-        </w:r>
-      </w:hyperlink>
-      <w:r>
-        <w:rPr>
-          <w:lang w:val="en_US" w:bidi="en_US"/>
-        </w:rPr>
-        <w:t xml:space="preserve"> · </w:t>
-      </w:r>
-      <w:hyperlink r:id="rId123">
-        <w:r>
-          <w:rPr>
-            <w:lang w:val="en_US" w:bidi="en_US"/>
-          </w:rPr>
-          <w:rPr>
-            <w:color w:val="0000EE"/>
-            <w:u w:val="single"/>
-          </w:rPr>
-          <w:t>MRK 14:34</w:t>
-        </w:r>
-      </w:hyperlink>
-      <w:r>
-        <w:rPr>
-          <w:lang w:val="en_US" w:bidi="en_US"/>
-        </w:rPr>
-        <w:t xml:space="preserve"> · </w:t>
-      </w:r>
-      <w:hyperlink r:id="rId124">
-        <w:r>
-          <w:rPr>
-            <w:lang w:val="en_US" w:bidi="en_US"/>
-          </w:rPr>
-          <w:rPr>
-            <w:color w:val="0000EE"/>
-            <w:u w:val="single"/>
-          </w:rPr>
-          <w:t>LUK 1:46</w:t>
-        </w:r>
-      </w:hyperlink>
-      <w:r>
-        <w:rPr>
-          <w:lang w:val="en_US" w:bidi="en_US"/>
-        </w:rPr>
-        <w:t xml:space="preserve"> · </w:t>
-      </w:r>
-      <w:hyperlink r:id="rId125">
-        <w:r>
-          <w:rPr>
-            <w:lang w:val="en_US" w:bidi="en_US"/>
-          </w:rPr>
-          <w:rPr>
-            <w:color w:val="0000EE"/>
-            <w:u w:val="single"/>
-          </w:rPr>
-          <w:t>LUK 10:27</w:t>
-        </w:r>
-      </w:hyperlink>
-      <w:r>
-        <w:rPr>
-          <w:lang w:val="en_US" w:bidi="en_US"/>
-        </w:rPr>
-        <w:t xml:space="preserve"> · </w:t>
-      </w:r>
-      <w:hyperlink r:id="rId126">
-        <w:r>
-          <w:rPr>
-            <w:lang w:val="en_US" w:bidi="en_US"/>
-          </w:rPr>
-          <w:rPr>
-            <w:color w:val="0000EE"/>
-            <w:u w:val="single"/>
-          </w:rPr>
-          <w:t>LUK 12:19</w:t>
-        </w:r>
-      </w:hyperlink>
-      <w:r>
-        <w:rPr>
-          <w:lang w:val="en_US" w:bidi="en_US"/>
-        </w:rPr>
-        <w:t xml:space="preserve"> · </w:t>
-      </w:r>
-      <w:hyperlink r:id="rId126">
-        <w:r>
-          <w:rPr>
-            <w:lang w:val="en_US" w:bidi="en_US"/>
-          </w:rPr>
-          <w:rPr>
-            <w:color w:val="0000EE"/>
-            <w:u w:val="single"/>
-          </w:rPr>
-          <w:t>LUK 12:19</w:t>
-        </w:r>
-      </w:hyperlink>
-      <w:r>
-        <w:rPr>
-          <w:lang w:val="en_US" w:bidi="en_US"/>
-        </w:rPr>
-        <w:t xml:space="preserve"> · </w:t>
-      </w:r>
-      <w:hyperlink r:id="rId127">
-        <w:r>
-          <w:rPr>
-            <w:lang w:val="en_US" w:bidi="en_US"/>
-          </w:rPr>
-          <w:rPr>
-            <w:color w:val="0000EE"/>
-            <w:u w:val="single"/>
-          </w:rPr>
-          <w:t>JHN 12:27</w:t>
-        </w:r>
-      </w:hyperlink>
-      <w:r>
-        <w:rPr>
-          <w:lang w:val="en_US" w:bidi="en_US"/>
-        </w:rPr>
-        <w:t xml:space="preserve"> · </w:t>
-      </w:r>
-      <w:hyperlink r:id="rId113">
-        <w:r>
-          <w:rPr>
-            <w:lang w:val="en_US" w:bidi="en_US"/>
-          </w:rPr>
-          <w:rPr>
-            <w:color w:val="0000EE"/>
-            <w:u w:val="single"/>
-          </w:rPr>
-          <w:t>ACT 2:27</w:t>
-        </w:r>
-      </w:hyperlink>
-      <w:r>
-        <w:rPr>
-          <w:lang w:val="en_US" w:bidi="en_US"/>
-        </w:rPr>
-        <w:t xml:space="preserve"> · </w:t>
-      </w:r>
-      <w:hyperlink r:id="rId128">
-        <w:r>
-          <w:rPr>
-            <w:lang w:val="en_US" w:bidi="en_US"/>
-          </w:rPr>
-          <w:rPr>
-            <w:color w:val="0000EE"/>
-            <w:u w:val="single"/>
-          </w:rPr>
-          <w:t>ACT 4:32</w:t>
-        </w:r>
-      </w:hyperlink>
-      <w:r>
-        <w:rPr>
-          <w:lang w:val="en_US" w:bidi="en_US"/>
-        </w:rPr>
-        <w:t xml:space="preserve"> · </w:t>
-      </w:r>
-      <w:hyperlink r:id="rId129">
-        <w:r>
-          <w:rPr>
-            <w:lang w:val="en_US" w:bidi="en_US"/>
-          </w:rPr>
-          <w:rPr>
-            <w:color w:val="0000EE"/>
-            <w:u w:val="single"/>
-          </w:rPr>
-          <w:t>ACT 14:22</w:t>
-        </w:r>
-      </w:hyperlink>
-      <w:r>
-        <w:rPr>
-          <w:lang w:val="en_US" w:bidi="en_US"/>
-        </w:rPr>
-        <w:t xml:space="preserve"> · </w:t>
-      </w:r>
-      <w:hyperlink r:id="rId130">
-        <w:r>
-          <w:rPr>
-            <w:lang w:val="en_US" w:bidi="en_US"/>
-          </w:rPr>
-          <w:rPr>
-            <w:color w:val="0000EE"/>
-            <w:u w:val="single"/>
-          </w:rPr>
-          <w:t>ACT 15:24</w:t>
-        </w:r>
-      </w:hyperlink>
-      <w:r>
-        <w:rPr>
-          <w:lang w:val="en_US" w:bidi="en_US"/>
-        </w:rPr>
-        <w:t xml:space="preserve"> · </w:t>
-      </w:r>
-      <w:hyperlink r:id="rId131">
-        <w:r>
-          <w:rPr>
-            <w:lang w:val="en_US" w:bidi="en_US"/>
-          </w:rPr>
-          <w:rPr>
-            <w:color w:val="0000EE"/>
-            <w:u w:val="single"/>
-          </w:rPr>
-          <w:t>2CO 12:15</w:t>
-        </w:r>
-      </w:hyperlink>
-      <w:r>
-        <w:rPr>
-          <w:lang w:val="en_US" w:bidi="en_US"/>
-        </w:rPr>
-        <w:t xml:space="preserve"> · </w:t>
-      </w:r>
-      <w:hyperlink r:id="rId110">
-        <w:r>
-          <w:rPr>
-            <w:lang w:val="en_US" w:bidi="en_US"/>
-          </w:rPr>
-          <w:rPr>
-            <w:color w:val="0000EE"/>
-            <w:u w:val="single"/>
-          </w:rPr>
-          <w:t>EPH 6:6</w:t>
-        </w:r>
-      </w:hyperlink>
-      <w:r>
-        <w:rPr>
-          <w:lang w:val="en_US" w:bidi="en_US"/>
-        </w:rPr>
-        <w:t xml:space="preserve"> · </w:t>
-      </w:r>
-      <w:hyperlink r:id="rId106">
-        <w:r>
-          <w:rPr>
-            <w:lang w:val="en_US" w:bidi="en_US"/>
-          </w:rPr>
-          <w:rPr>
-            <w:color w:val="0000EE"/>
-            <w:u w:val="single"/>
-          </w:rPr>
-          <w:t>PHP 1:27</w:t>
-        </w:r>
-      </w:hyperlink>
-      <w:r>
-        <w:rPr>
-          <w:lang w:val="en_US" w:bidi="en_US"/>
-        </w:rPr>
-        <w:t xml:space="preserve"> · </w:t>
-      </w:r>
-      <w:hyperlink r:id="rId132">
-        <w:r>
-          <w:rPr>
-            <w:lang w:val="en_US" w:bidi="en_US"/>
-          </w:rPr>
-          <w:rPr>
-            <w:color w:val="0000EE"/>
-            <w:u w:val="single"/>
-          </w:rPr>
-          <w:t>COL 3:23</w:t>
-        </w:r>
-      </w:hyperlink>
-      <w:r>
-        <w:rPr>
-          <w:lang w:val="en_US" w:bidi="en_US"/>
-        </w:rPr>
-        <w:t xml:space="preserve"> · </w:t>
-      </w:r>
-      <w:hyperlink r:id="rId116">
-        <w:r>
-          <w:rPr>
-            <w:lang w:val="en_US" w:bidi="en_US"/>
-          </w:rPr>
-          <w:rPr>
-            <w:color w:val="0000EE"/>
-            <w:u w:val="single"/>
-          </w:rPr>
-          <w:t>1TH 5:23</w:t>
-        </w:r>
-      </w:hyperlink>
-      <w:r>
-        <w:rPr>
-          <w:lang w:val="en_US" w:bidi="en_US"/>
-        </w:rPr>
-        <w:t xml:space="preserve"> · </w:t>
-      </w:r>
-      <w:hyperlink r:id="rId115">
-        <w:r>
-          <w:rPr>
-            <w:lang w:val="en_US" w:bidi="en_US"/>
-          </w:rPr>
-          <w:rPr>
-            <w:color w:val="0000EE"/>
-            <w:u w:val="single"/>
-          </w:rPr>
-          <w:t>HEB 4:12</w:t>
-        </w:r>
-      </w:hyperlink>
-      <w:r>
-        <w:rPr>
-          <w:lang w:val="en_US" w:bidi="en_US"/>
-        </w:rPr>
-        <w:t xml:space="preserve"> · </w:t>
-      </w:r>
-      <w:hyperlink r:id="rId133">
-        <w:r>
-          <w:rPr>
-            <w:lang w:val="en_US" w:bidi="en_US"/>
-          </w:rPr>
-          <w:rPr>
-            <w:color w:val="0000EE"/>
-            <w:u w:val="single"/>
-          </w:rPr>
-          <w:t>HEB 10:39</w:t>
-        </w:r>
-      </w:hyperlink>
-      <w:r>
-        <w:rPr>
-          <w:lang w:val="en_US" w:bidi="en_US"/>
-        </w:rPr>
-        <w:t xml:space="preserve"> · </w:t>
-      </w:r>
-      <w:hyperlink r:id="rId108">
-        <w:r>
-          <w:rPr>
-            <w:lang w:val="en_US" w:bidi="en_US"/>
-          </w:rPr>
-          <w:rPr>
-            <w:color w:val="0000EE"/>
-            <w:u w:val="single"/>
-          </w:rPr>
-          <w:t>HEB 12:3</w:t>
-        </w:r>
-      </w:hyperlink>
-      <w:r>
-        <w:rPr>
-          <w:lang w:val="en_US" w:bidi="en_US"/>
-        </w:rPr>
-        <w:t xml:space="preserve"> · </w:t>
-      </w:r>
-      <w:hyperlink r:id="rId134">
-        <w:r>
-          <w:rPr>
-            <w:lang w:val="en_US" w:bidi="en_US"/>
-          </w:rPr>
-          <w:rPr>
-            <w:color w:val="0000EE"/>
-            <w:u w:val="single"/>
-          </w:rPr>
-          <w:t>1PE 2:11</w:t>
-        </w:r>
-      </w:hyperlink>
-      <w:r>
-        <w:rPr>
-          <w:lang w:val="en_US" w:bidi="en_US"/>
-        </w:rPr>
-        <w:t xml:space="preserve"> · </w:t>
-      </w:r>
-      <w:hyperlink r:id="rId135">
-        <w:r>
-          <w:rPr>
-            <w:lang w:val="en_US" w:bidi="en_US"/>
-          </w:rPr>
-          <w:rPr>
-            <w:color w:val="0000EE"/>
-            <w:u w:val="single"/>
-          </w:rPr>
-          <w:t>1PE 2:25</w:t>
-        </w:r>
-      </w:hyperlink>
-      <w:r>
-        <w:rPr>
-          <w:lang w:val="en_US" w:bidi="en_US"/>
-        </w:rPr>
-        <w:t xml:space="preserve"> · </w:t>
-      </w:r>
-      <w:hyperlink r:id="rId136">
-        <w:r>
-          <w:rPr>
-            <w:lang w:val="en_US" w:bidi="en_US"/>
-          </w:rPr>
-          <w:rPr>
-            <w:color w:val="0000EE"/>
-            <w:u w:val="single"/>
-          </w:rPr>
-          <w:t>3JN 1:2</w:t>
-        </w:r>
-      </w:hyperlink>
-      <w:r>
-        <w:rPr>
-          <w:lang w:val="en_US" w:bidi="en_US"/>
-        </w:rPr>
-        <w:t xml:space="preserve"> · </w:t>
-      </w:r>
-      <w:hyperlink r:id="rId137">
-        <w:r>
-          <w:rPr>
-            <w:lang w:val="en_US" w:bidi="en_US"/>
-          </w:rPr>
-          <w:rPr>
-            <w:color w:val="0000EE"/>
-            <w:u w:val="single"/>
-          </w:rPr>
-          <w:t>REV 6:9</w:t>
-        </w:r>
-      </w:hyperlink>
-      <w:r>
-        <w:rPr>
-          <w:lang w:val="en_US" w:bidi="en_US"/>
-        </w:rPr>
-        <w:t xml:space="preserve"> · </w:t>
-      </w:r>
-      <w:hyperlink r:id="rId138">
-        <w:r>
-          <w:rPr>
-            <w:lang w:val="en_US" w:bidi="en_US"/>
-          </w:rPr>
-          <w:rPr>
-            <w:color w:val="0000EE"/>
-            <w:u w:val="single"/>
-          </w:rPr>
-          <w:t>REV 18:14</w:t>
-        </w:r>
-      </w:hyperlink>
-      <w:r>
-        <w:rPr>
-          <w:lang w:val="en_US" w:bidi="en_US"/>
-        </w:rPr>
-        <w:t xml:space="preserve"> · </w:t>
-      </w:r>
-      <w:hyperlink r:id="rId139">
-        <w:r>
-          <w:rPr>
-            <w:lang w:val="en_US" w:bidi="en_US"/>
-          </w:rPr>
-          <w:rPr>
-            <w:color w:val="0000EE"/>
-            <w:u w:val="single"/>
-          </w:rPr>
-          <w:t>REV 20:4</w:t>
-        </w:r>
-      </w:hyperlink>
+      <w:r>
+        <w:rPr>
+          <w:lang w:val="en_US" w:bidi="en_US"/>
+        </w:rPr>
+        <w:t>MAT 10:28</w:t>
+      </w:r>
+      <w:r>
+        <w:rPr>
+          <w:lang w:val="en_US" w:bidi="en_US"/>
+        </w:rPr>
+        <w:t xml:space="preserve"> · </w:t>
+      </w:r>
+      <w:r>
+        <w:rPr>
+          <w:lang w:val="en_US" w:bidi="en_US"/>
+        </w:rPr>
+        <w:t>MAT 10:28</w:t>
+      </w:r>
+      <w:r>
+        <w:rPr>
+          <w:lang w:val="en_US" w:bidi="en_US"/>
+        </w:rPr>
+        <w:t xml:space="preserve"> · </w:t>
+      </w:r>
+      <w:r>
+        <w:rPr>
+          <w:lang w:val="en_US" w:bidi="en_US"/>
+        </w:rPr>
+        <w:t>MAT 11:29</w:t>
+      </w:r>
+      <w:r>
+        <w:rPr>
+          <w:lang w:val="en_US" w:bidi="en_US"/>
+        </w:rPr>
+        <w:t xml:space="preserve"> · </w:t>
+      </w:r>
+      <w:r>
+        <w:rPr>
+          <w:lang w:val="en_US" w:bidi="en_US"/>
+        </w:rPr>
+        <w:t>MAT 12:18</w:t>
+      </w:r>
+      <w:r>
+        <w:rPr>
+          <w:lang w:val="en_US" w:bidi="en_US"/>
+        </w:rPr>
+        <w:t xml:space="preserve"> · </w:t>
+      </w:r>
+      <w:r>
+        <w:rPr>
+          <w:lang w:val="en_US" w:bidi="en_US"/>
+        </w:rPr>
+        <w:t>MAT 22:37</w:t>
+      </w:r>
+      <w:r>
+        <w:rPr>
+          <w:lang w:val="en_US" w:bidi="en_US"/>
+        </w:rPr>
+        <w:t xml:space="preserve"> · </w:t>
+      </w:r>
+      <w:r>
+        <w:rPr>
+          <w:lang w:val="en_US" w:bidi="en_US"/>
+        </w:rPr>
+        <w:t>MAT 26:38</w:t>
+      </w:r>
+      <w:r>
+        <w:rPr>
+          <w:lang w:val="en_US" w:bidi="en_US"/>
+        </w:rPr>
+        <w:t xml:space="preserve"> · </w:t>
+      </w:r>
+      <w:r>
+        <w:rPr>
+          <w:lang w:val="en_US" w:bidi="en_US"/>
+        </w:rPr>
+        <w:t>MRK 12:30</w:t>
+      </w:r>
+      <w:r>
+        <w:rPr>
+          <w:lang w:val="en_US" w:bidi="en_US"/>
+        </w:rPr>
+        <w:t xml:space="preserve"> · </w:t>
+      </w:r>
+      <w:r>
+        <w:rPr>
+          <w:lang w:val="en_US" w:bidi="en_US"/>
+        </w:rPr>
+        <w:t>MRK 14:34</w:t>
+      </w:r>
+      <w:r>
+        <w:rPr>
+          <w:lang w:val="en_US" w:bidi="en_US"/>
+        </w:rPr>
+        <w:t xml:space="preserve"> · </w:t>
+      </w:r>
+      <w:r>
+        <w:rPr>
+          <w:lang w:val="en_US" w:bidi="en_US"/>
+        </w:rPr>
+        <w:t>LUK 1:46</w:t>
+      </w:r>
+      <w:r>
+        <w:rPr>
+          <w:lang w:val="en_US" w:bidi="en_US"/>
+        </w:rPr>
+        <w:t xml:space="preserve"> · </w:t>
+      </w:r>
+      <w:r>
+        <w:rPr>
+          <w:lang w:val="en_US" w:bidi="en_US"/>
+        </w:rPr>
+        <w:t>LUK 10:27</w:t>
+      </w:r>
+      <w:r>
+        <w:rPr>
+          <w:lang w:val="en_US" w:bidi="en_US"/>
+        </w:rPr>
+        <w:t xml:space="preserve"> · </w:t>
+      </w:r>
+      <w:r>
+        <w:rPr>
+          <w:lang w:val="en_US" w:bidi="en_US"/>
+        </w:rPr>
+        <w:t>LUK 12:19</w:t>
+      </w:r>
+      <w:r>
+        <w:rPr>
+          <w:lang w:val="en_US" w:bidi="en_US"/>
+        </w:rPr>
+        <w:t xml:space="preserve"> · </w:t>
+      </w:r>
+      <w:r>
+        <w:rPr>
+          <w:lang w:val="en_US" w:bidi="en_US"/>
+        </w:rPr>
+        <w:t>LUK 12:19</w:t>
+      </w:r>
+      <w:r>
+        <w:rPr>
+          <w:lang w:val="en_US" w:bidi="en_US"/>
+        </w:rPr>
+        <w:t xml:space="preserve"> · </w:t>
+      </w:r>
+      <w:r>
+        <w:rPr>
+          <w:lang w:val="en_US" w:bidi="en_US"/>
+        </w:rPr>
+        <w:t>JHN 12:27</w:t>
+      </w:r>
+      <w:r>
+        <w:rPr>
+          <w:lang w:val="en_US" w:bidi="en_US"/>
+        </w:rPr>
+        <w:t xml:space="preserve"> · </w:t>
+      </w:r>
+      <w:r>
+        <w:rPr>
+          <w:lang w:val="en_US" w:bidi="en_US"/>
+        </w:rPr>
+        <w:t>ACT 2:27</w:t>
+      </w:r>
+      <w:r>
+        <w:rPr>
+          <w:lang w:val="en_US" w:bidi="en_US"/>
+        </w:rPr>
+        <w:t xml:space="preserve"> · </w:t>
+      </w:r>
+      <w:r>
+        <w:rPr>
+          <w:lang w:val="en_US" w:bidi="en_US"/>
+        </w:rPr>
+        <w:t>ACT 4:32</w:t>
+      </w:r>
+      <w:r>
+        <w:rPr>
+          <w:lang w:val="en_US" w:bidi="en_US"/>
+        </w:rPr>
+        <w:t xml:space="preserve"> · </w:t>
+      </w:r>
+      <w:r>
+        <w:rPr>
+          <w:lang w:val="en_US" w:bidi="en_US"/>
+        </w:rPr>
+        <w:t>ACT 14:22</w:t>
+      </w:r>
+      <w:r>
+        <w:rPr>
+          <w:lang w:val="en_US" w:bidi="en_US"/>
+        </w:rPr>
+        <w:t xml:space="preserve"> · </w:t>
+      </w:r>
+      <w:r>
+        <w:rPr>
+          <w:lang w:val="en_US" w:bidi="en_US"/>
+        </w:rPr>
+        <w:t>ACT 15:24</w:t>
+      </w:r>
+      <w:r>
+        <w:rPr>
+          <w:lang w:val="en_US" w:bidi="en_US"/>
+        </w:rPr>
+        <w:t xml:space="preserve"> · </w:t>
+      </w:r>
+      <w:r>
+        <w:rPr>
+          <w:lang w:val="en_US" w:bidi="en_US"/>
+        </w:rPr>
+        <w:t>2CO 12:15</w:t>
+      </w:r>
+      <w:r>
+        <w:rPr>
+          <w:lang w:val="en_US" w:bidi="en_US"/>
+        </w:rPr>
+        <w:t xml:space="preserve"> · </w:t>
+      </w:r>
+      <w:r>
+        <w:rPr>
+          <w:lang w:val="en_US" w:bidi="en_US"/>
+        </w:rPr>
+        <w:t>EPH 6:6</w:t>
+      </w:r>
+      <w:r>
+        <w:rPr>
+          <w:lang w:val="en_US" w:bidi="en_US"/>
+        </w:rPr>
+        <w:t xml:space="preserve"> · </w:t>
+      </w:r>
+      <w:r>
+        <w:rPr>
+          <w:lang w:val="en_US" w:bidi="en_US"/>
+        </w:rPr>
+        <w:t>PHP 1:27</w:t>
+      </w:r>
+      <w:r>
+        <w:rPr>
+          <w:lang w:val="en_US" w:bidi="en_US"/>
+        </w:rPr>
+        <w:t xml:space="preserve"> · </w:t>
+      </w:r>
+      <w:r>
+        <w:rPr>
+          <w:lang w:val="en_US" w:bidi="en_US"/>
+        </w:rPr>
+        <w:t>COL 3:23</w:t>
+      </w:r>
+      <w:r>
+        <w:rPr>
+          <w:lang w:val="en_US" w:bidi="en_US"/>
+        </w:rPr>
+        <w:t xml:space="preserve"> · </w:t>
+      </w:r>
+      <w:r>
+        <w:rPr>
+          <w:lang w:val="en_US" w:bidi="en_US"/>
+        </w:rPr>
+        <w:t>1TH 5:23</w:t>
+      </w:r>
+      <w:r>
+        <w:rPr>
+          <w:lang w:val="en_US" w:bidi="en_US"/>
+        </w:rPr>
+        <w:t xml:space="preserve"> · </w:t>
+      </w:r>
+      <w:r>
+        <w:rPr>
+          <w:lang w:val="en_US" w:bidi="en_US"/>
+        </w:rPr>
+        <w:t>HEB 4:12</w:t>
+      </w:r>
+      <w:r>
+        <w:rPr>
+          <w:lang w:val="en_US" w:bidi="en_US"/>
+        </w:rPr>
+        <w:t xml:space="preserve"> · </w:t>
+      </w:r>
+      <w:r>
+        <w:rPr>
+          <w:lang w:val="en_US" w:bidi="en_US"/>
+        </w:rPr>
+        <w:t>HEB 10:39</w:t>
+      </w:r>
+      <w:r>
+        <w:rPr>
+          <w:lang w:val="en_US" w:bidi="en_US"/>
+        </w:rPr>
+        <w:t xml:space="preserve"> · </w:t>
+      </w:r>
+      <w:r>
+        <w:rPr>
+          <w:lang w:val="en_US" w:bidi="en_US"/>
+        </w:rPr>
+        <w:t>HEB 12:3</w:t>
+      </w:r>
+      <w:r>
+        <w:rPr>
+          <w:lang w:val="en_US" w:bidi="en_US"/>
+        </w:rPr>
+        <w:t xml:space="preserve"> · </w:t>
+      </w:r>
+      <w:r>
+        <w:rPr>
+          <w:lang w:val="en_US" w:bidi="en_US"/>
+        </w:rPr>
+        <w:t>1PE 2:11</w:t>
+      </w:r>
+      <w:r>
+        <w:rPr>
+          <w:lang w:val="en_US" w:bidi="en_US"/>
+        </w:rPr>
+        <w:t xml:space="preserve"> · </w:t>
+      </w:r>
+      <w:r>
+        <w:rPr>
+          <w:lang w:val="en_US" w:bidi="en_US"/>
+        </w:rPr>
+        <w:t>1PE 2:25</w:t>
+      </w:r>
+      <w:r>
+        <w:rPr>
+          <w:lang w:val="en_US" w:bidi="en_US"/>
+        </w:rPr>
+        <w:t xml:space="preserve"> · </w:t>
+      </w:r>
+      <w:r>
+        <w:rPr>
+          <w:lang w:val="en_US" w:bidi="en_US"/>
+        </w:rPr>
+        <w:t>3JN 1:2</w:t>
+      </w:r>
+      <w:r>
+        <w:rPr>
+          <w:lang w:val="en_US" w:bidi="en_US"/>
+        </w:rPr>
+        <w:t xml:space="preserve"> · </w:t>
+      </w:r>
+      <w:r>
+        <w:rPr>
+          <w:lang w:val="en_US" w:bidi="en_US"/>
+        </w:rPr>
+        <w:t>REV 6:9</w:t>
+      </w:r>
+      <w:r>
+        <w:rPr>
+          <w:lang w:val="en_US" w:bidi="en_US"/>
+        </w:rPr>
+        <w:t xml:space="preserve"> · </w:t>
+      </w:r>
+      <w:r>
+        <w:rPr>
+          <w:lang w:val="en_US" w:bidi="en_US"/>
+        </w:rPr>
+        <w:t>REV 18:14</w:t>
+      </w:r>
+      <w:r>
+        <w:rPr>
+          <w:lang w:val="en_US" w:bidi="en_US"/>
+        </w:rPr>
+        <w:t xml:space="preserve"> · </w:t>
+      </w:r>
+      <w:r>
+        <w:rPr>
+          <w:lang w:val="en_US" w:bidi="en_US"/>
+        </w:rPr>
+        <w:t>REV 20:4</w:t>
+      </w:r>
     </w:p>
     <w:p>
       <w:pPr/>
@@ -8874,18 +7986,12 @@
         </w:rPr>
         <w:t xml:space="preserve">In rendering ψυχή in </w:t>
       </w:r>
-      <w:hyperlink r:id="rId140">
-        <w:r>
-          <w:rPr>
-            <w:lang w:val="en_US" w:bidi="en_US"/>
-          </w:rPr>
-          <w:rPr>
-            <w:color w:val="0000EE"/>
-            <w:u w:val="single"/>
-          </w:rPr>
-          <w:t>ROM 11:3</w:t>
-        </w:r>
-      </w:hyperlink>
+      <w:r>
+        <w:rPr>
+          <w:lang w:val="en_US" w:bidi="en_US"/>
+        </w:rPr>
+        <w:t>ROM 11:3</w:t>
+      </w:r>
       <w:r>
         <w:rPr>
           <w:lang w:val="en_US" w:bidi="en_US"/>
@@ -8907,702 +8013,468 @@
           <w:lang w:val="en_US" w:bidi="en_US"/>
         </w:rPr>
       </w:r>
-      <w:hyperlink r:id="rId141">
-        <w:r>
-          <w:rPr>
-            <w:lang w:val="en_US" w:bidi="en_US"/>
-          </w:rPr>
-          <w:rPr>
-            <w:color w:val="0000EE"/>
-            <w:u w:val="single"/>
-          </w:rPr>
-          <w:t>MAT 2:20</w:t>
-        </w:r>
-      </w:hyperlink>
-      <w:r>
-        <w:rPr>
-          <w:lang w:val="en_US" w:bidi="en_US"/>
-        </w:rPr>
-        <w:t xml:space="preserve"> · </w:t>
-      </w:r>
-      <w:hyperlink r:id="rId142">
-        <w:r>
-          <w:rPr>
-            <w:lang w:val="en_US" w:bidi="en_US"/>
-          </w:rPr>
-          <w:rPr>
-            <w:color w:val="0000EE"/>
-            <w:u w:val="single"/>
-          </w:rPr>
-          <w:t>MAT 6:25</w:t>
-        </w:r>
-      </w:hyperlink>
-      <w:r>
-        <w:rPr>
-          <w:lang w:val="en_US" w:bidi="en_US"/>
-        </w:rPr>
-        <w:t xml:space="preserve"> · </w:t>
-      </w:r>
-      <w:hyperlink r:id="rId142">
-        <w:r>
-          <w:rPr>
-            <w:lang w:val="en_US" w:bidi="en_US"/>
-          </w:rPr>
-          <w:rPr>
-            <w:color w:val="0000EE"/>
-            <w:u w:val="single"/>
-          </w:rPr>
-          <w:t>MAT 6:25</w:t>
-        </w:r>
-      </w:hyperlink>
-      <w:r>
-        <w:rPr>
-          <w:lang w:val="en_US" w:bidi="en_US"/>
-        </w:rPr>
-        <w:t xml:space="preserve"> · </w:t>
-      </w:r>
-      <w:hyperlink r:id="rId143">
-        <w:r>
-          <w:rPr>
-            <w:lang w:val="en_US" w:bidi="en_US"/>
-          </w:rPr>
-          <w:rPr>
-            <w:color w:val="0000EE"/>
-            <w:u w:val="single"/>
-          </w:rPr>
-          <w:t>MAT 10:39</w:t>
-        </w:r>
-      </w:hyperlink>
-      <w:r>
-        <w:rPr>
-          <w:lang w:val="en_US" w:bidi="en_US"/>
-        </w:rPr>
-        <w:t xml:space="preserve"> · </w:t>
-      </w:r>
-      <w:hyperlink r:id="rId143">
-        <w:r>
-          <w:rPr>
-            <w:lang w:val="en_US" w:bidi="en_US"/>
-          </w:rPr>
-          <w:rPr>
-            <w:color w:val="0000EE"/>
-            <w:u w:val="single"/>
-          </w:rPr>
-          <w:t>MAT 10:39</w:t>
-        </w:r>
-      </w:hyperlink>
-      <w:r>
-        <w:rPr>
-          <w:lang w:val="en_US" w:bidi="en_US"/>
-        </w:rPr>
-        <w:t xml:space="preserve"> · </w:t>
-      </w:r>
-      <w:hyperlink r:id="rId144">
-        <w:r>
-          <w:rPr>
-            <w:lang w:val="en_US" w:bidi="en_US"/>
-          </w:rPr>
-          <w:rPr>
-            <w:color w:val="0000EE"/>
-            <w:u w:val="single"/>
-          </w:rPr>
-          <w:t>MAT 16:25</w:t>
-        </w:r>
-      </w:hyperlink>
-      <w:r>
-        <w:rPr>
-          <w:lang w:val="en_US" w:bidi="en_US"/>
-        </w:rPr>
-        <w:t xml:space="preserve"> · </w:t>
-      </w:r>
-      <w:hyperlink r:id="rId144">
-        <w:r>
-          <w:rPr>
-            <w:lang w:val="en_US" w:bidi="en_US"/>
-          </w:rPr>
-          <w:rPr>
-            <w:color w:val="0000EE"/>
-            <w:u w:val="single"/>
-          </w:rPr>
-          <w:t>MAT 16:25</w:t>
-        </w:r>
-      </w:hyperlink>
-      <w:r>
-        <w:rPr>
-          <w:lang w:val="en_US" w:bidi="en_US"/>
-        </w:rPr>
-        <w:t xml:space="preserve"> · </w:t>
-      </w:r>
-      <w:hyperlink r:id="rId145">
-        <w:r>
-          <w:rPr>
-            <w:lang w:val="en_US" w:bidi="en_US"/>
-          </w:rPr>
-          <w:rPr>
-            <w:color w:val="0000EE"/>
-            <w:u w:val="single"/>
-          </w:rPr>
-          <w:t>MAT 16:26</w:t>
-        </w:r>
-      </w:hyperlink>
-      <w:r>
-        <w:rPr>
-          <w:lang w:val="en_US" w:bidi="en_US"/>
-        </w:rPr>
-        <w:t xml:space="preserve"> · </w:t>
-      </w:r>
-      <w:hyperlink r:id="rId145">
-        <w:r>
-          <w:rPr>
-            <w:lang w:val="en_US" w:bidi="en_US"/>
-          </w:rPr>
-          <w:rPr>
-            <w:color w:val="0000EE"/>
-            <w:u w:val="single"/>
-          </w:rPr>
-          <w:t>MAT 16:26</w:t>
-        </w:r>
-      </w:hyperlink>
-      <w:r>
-        <w:rPr>
-          <w:lang w:val="en_US" w:bidi="en_US"/>
-        </w:rPr>
-        <w:t xml:space="preserve"> · </w:t>
-      </w:r>
-      <w:hyperlink r:id="rId146">
-        <w:r>
-          <w:rPr>
-            <w:lang w:val="en_US" w:bidi="en_US"/>
-          </w:rPr>
-          <w:rPr>
-            <w:color w:val="0000EE"/>
-            <w:u w:val="single"/>
-          </w:rPr>
-          <w:t>MAT 20:28</w:t>
-        </w:r>
-      </w:hyperlink>
-      <w:r>
-        <w:rPr>
-          <w:lang w:val="en_US" w:bidi="en_US"/>
-        </w:rPr>
-        <w:t xml:space="preserve"> · </w:t>
-      </w:r>
-      <w:hyperlink r:id="rId147">
-        <w:r>
-          <w:rPr>
-            <w:lang w:val="en_US" w:bidi="en_US"/>
-          </w:rPr>
-          <w:rPr>
-            <w:color w:val="0000EE"/>
-            <w:u w:val="single"/>
-          </w:rPr>
-          <w:t>MRK 3:4</w:t>
-        </w:r>
-      </w:hyperlink>
-      <w:r>
-        <w:rPr>
-          <w:lang w:val="en_US" w:bidi="en_US"/>
-        </w:rPr>
-        <w:t xml:space="preserve"> · </w:t>
-      </w:r>
-      <w:hyperlink r:id="rId148">
-        <w:r>
-          <w:rPr>
-            <w:lang w:val="en_US" w:bidi="en_US"/>
-          </w:rPr>
-          <w:rPr>
-            <w:color w:val="0000EE"/>
-            <w:u w:val="single"/>
-          </w:rPr>
-          <w:t>MRK 8:35</w:t>
-        </w:r>
-      </w:hyperlink>
-      <w:r>
-        <w:rPr>
-          <w:lang w:val="en_US" w:bidi="en_US"/>
-        </w:rPr>
-        <w:t xml:space="preserve"> · </w:t>
-      </w:r>
-      <w:hyperlink r:id="rId148">
-        <w:r>
-          <w:rPr>
-            <w:lang w:val="en_US" w:bidi="en_US"/>
-          </w:rPr>
-          <w:rPr>
-            <w:color w:val="0000EE"/>
-            <w:u w:val="single"/>
-          </w:rPr>
-          <w:t>MRK 8:35</w:t>
-        </w:r>
-      </w:hyperlink>
-      <w:r>
-        <w:rPr>
-          <w:lang w:val="en_US" w:bidi="en_US"/>
-        </w:rPr>
-        <w:t xml:space="preserve"> · </w:t>
-      </w:r>
-      <w:hyperlink r:id="rId149">
-        <w:r>
-          <w:rPr>
-            <w:lang w:val="en_US" w:bidi="en_US"/>
-          </w:rPr>
-          <w:rPr>
-            <w:color w:val="0000EE"/>
-            <w:u w:val="single"/>
-          </w:rPr>
-          <w:t>MRK 8:36</w:t>
-        </w:r>
-      </w:hyperlink>
-      <w:r>
-        <w:rPr>
-          <w:lang w:val="en_US" w:bidi="en_US"/>
-        </w:rPr>
-        <w:t xml:space="preserve"> · </w:t>
-      </w:r>
-      <w:hyperlink r:id="rId150">
-        <w:r>
-          <w:rPr>
-            <w:lang w:val="en_US" w:bidi="en_US"/>
-          </w:rPr>
-          <w:rPr>
-            <w:color w:val="0000EE"/>
-            <w:u w:val="single"/>
-          </w:rPr>
-          <w:t>MRK 8:37</w:t>
-        </w:r>
-      </w:hyperlink>
-      <w:r>
-        <w:rPr>
-          <w:lang w:val="en_US" w:bidi="en_US"/>
-        </w:rPr>
-        <w:t xml:space="preserve"> · </w:t>
-      </w:r>
-      <w:hyperlink r:id="rId151">
-        <w:r>
-          <w:rPr>
-            <w:lang w:val="en_US" w:bidi="en_US"/>
-          </w:rPr>
-          <w:rPr>
-            <w:color w:val="0000EE"/>
-            <w:u w:val="single"/>
-          </w:rPr>
-          <w:t>MRK 10:45</w:t>
-        </w:r>
-      </w:hyperlink>
-      <w:r>
-        <w:rPr>
-          <w:lang w:val="en_US" w:bidi="en_US"/>
-        </w:rPr>
-        <w:t xml:space="preserve"> · </w:t>
-      </w:r>
-      <w:hyperlink r:id="rId152">
-        <w:r>
-          <w:rPr>
-            <w:lang w:val="en_US" w:bidi="en_US"/>
-          </w:rPr>
-          <w:rPr>
-            <w:color w:val="0000EE"/>
-            <w:u w:val="single"/>
-          </w:rPr>
-          <w:t>LUK 9:24</w:t>
-        </w:r>
-      </w:hyperlink>
-      <w:r>
-        <w:rPr>
-          <w:lang w:val="en_US" w:bidi="en_US"/>
-        </w:rPr>
-        <w:t xml:space="preserve"> · </w:t>
-      </w:r>
-      <w:hyperlink r:id="rId152">
-        <w:r>
-          <w:rPr>
-            <w:lang w:val="en_US" w:bidi="en_US"/>
-          </w:rPr>
-          <w:rPr>
-            <w:color w:val="0000EE"/>
-            <w:u w:val="single"/>
-          </w:rPr>
-          <w:t>LUK 9:24</w:t>
-        </w:r>
-      </w:hyperlink>
-      <w:r>
-        <w:rPr>
-          <w:lang w:val="en_US" w:bidi="en_US"/>
-        </w:rPr>
-        <w:t xml:space="preserve"> · </w:t>
-      </w:r>
-      <w:hyperlink r:id="rId153">
-        <w:r>
-          <w:rPr>
-            <w:lang w:val="en_US" w:bidi="en_US"/>
-          </w:rPr>
-          <w:rPr>
-            <w:color w:val="0000EE"/>
-            <w:u w:val="single"/>
-          </w:rPr>
-          <w:t>LUK 12:20</w:t>
-        </w:r>
-      </w:hyperlink>
-      <w:r>
-        <w:rPr>
-          <w:lang w:val="en_US" w:bidi="en_US"/>
-        </w:rPr>
-        <w:t xml:space="preserve"> · </w:t>
-      </w:r>
-      <w:hyperlink r:id="rId154">
-        <w:r>
-          <w:rPr>
-            <w:lang w:val="en_US" w:bidi="en_US"/>
-          </w:rPr>
-          <w:rPr>
-            <w:color w:val="0000EE"/>
-            <w:u w:val="single"/>
-          </w:rPr>
-          <w:t>LUK 12:22</w:t>
-        </w:r>
-      </w:hyperlink>
-      <w:r>
-        <w:rPr>
-          <w:lang w:val="en_US" w:bidi="en_US"/>
-        </w:rPr>
-        <w:t xml:space="preserve"> · </w:t>
-      </w:r>
-      <w:hyperlink r:id="rId155">
-        <w:r>
-          <w:rPr>
-            <w:lang w:val="en_US" w:bidi="en_US"/>
-          </w:rPr>
-          <w:rPr>
-            <w:color w:val="0000EE"/>
-            <w:u w:val="single"/>
-          </w:rPr>
-          <w:t>LUK 12:23</w:t>
-        </w:r>
-      </w:hyperlink>
-      <w:r>
-        <w:rPr>
-          <w:lang w:val="en_US" w:bidi="en_US"/>
-        </w:rPr>
-        <w:t xml:space="preserve"> · </w:t>
-      </w:r>
-      <w:hyperlink r:id="rId156">
-        <w:r>
-          <w:rPr>
-            <w:lang w:val="en_US" w:bidi="en_US"/>
-          </w:rPr>
-          <w:rPr>
-            <w:color w:val="0000EE"/>
-            <w:u w:val="single"/>
-          </w:rPr>
-          <w:t>LUK 14:26</w:t>
-        </w:r>
-      </w:hyperlink>
-      <w:r>
-        <w:rPr>
-          <w:lang w:val="en_US" w:bidi="en_US"/>
-        </w:rPr>
-        <w:t xml:space="preserve"> · </w:t>
-      </w:r>
-      <w:hyperlink r:id="rId157">
-        <w:r>
-          <w:rPr>
-            <w:lang w:val="en_US" w:bidi="en_US"/>
-          </w:rPr>
-          <w:rPr>
-            <w:color w:val="0000EE"/>
-            <w:u w:val="single"/>
-          </w:rPr>
-          <w:t>JHN 12:25</w:t>
-        </w:r>
-      </w:hyperlink>
-      <w:r>
-        <w:rPr>
-          <w:lang w:val="en_US" w:bidi="en_US"/>
-        </w:rPr>
-        <w:t xml:space="preserve"> · </w:t>
-      </w:r>
-      <w:hyperlink r:id="rId157">
-        <w:r>
-          <w:rPr>
-            <w:lang w:val="en_US" w:bidi="en_US"/>
-          </w:rPr>
-          <w:rPr>
-            <w:color w:val="0000EE"/>
-            <w:u w:val="single"/>
-          </w:rPr>
-          <w:t>JHN 12:25</w:t>
-        </w:r>
-      </w:hyperlink>
-      <w:r>
-        <w:rPr>
-          <w:lang w:val="en_US" w:bidi="en_US"/>
-        </w:rPr>
-        <w:t xml:space="preserve"> · </w:t>
-      </w:r>
-      <w:hyperlink r:id="rId158">
-        <w:r>
-          <w:rPr>
-            <w:lang w:val="en_US" w:bidi="en_US"/>
-          </w:rPr>
-          <w:rPr>
-            <w:color w:val="0000EE"/>
-            <w:u w:val="single"/>
-          </w:rPr>
-          <w:t>ACT 20:10</w:t>
-        </w:r>
-      </w:hyperlink>
-      <w:r>
-        <w:rPr>
-          <w:lang w:val="en_US" w:bidi="en_US"/>
-        </w:rPr>
-        <w:t xml:space="preserve"> · </w:t>
-      </w:r>
-      <w:hyperlink r:id="rId159">
-        <w:r>
-          <w:rPr>
-            <w:lang w:val="en_US" w:bidi="en_US"/>
-          </w:rPr>
-          <w:rPr>
-            <w:color w:val="0000EE"/>
-            <w:u w:val="single"/>
-          </w:rPr>
-          <w:t>ACT 20:24</w:t>
-        </w:r>
-      </w:hyperlink>
-      <w:r>
-        <w:rPr>
-          <w:lang w:val="en_US" w:bidi="en_US"/>
-        </w:rPr>
-        <w:t xml:space="preserve"> · </w:t>
-      </w:r>
-      <w:hyperlink r:id="rId160">
-        <w:r>
-          <w:rPr>
-            <w:lang w:val="en_US" w:bidi="en_US"/>
-          </w:rPr>
-          <w:rPr>
-            <w:color w:val="0000EE"/>
-            <w:u w:val="single"/>
-          </w:rPr>
-          <w:t>ACT 27:10</w:t>
-        </w:r>
-      </w:hyperlink>
-      <w:r>
-        <w:rPr>
-          <w:lang w:val="en_US" w:bidi="en_US"/>
-        </w:rPr>
-        <w:t xml:space="preserve"> · </w:t>
-      </w:r>
-      <w:hyperlink r:id="rId161">
-        <w:r>
-          <w:rPr>
-            <w:lang w:val="en_US" w:bidi="en_US"/>
-          </w:rPr>
-          <w:rPr>
-            <w:color w:val="0000EE"/>
-            <w:u w:val="single"/>
-          </w:rPr>
-          <w:t>ACT 27:22</w:t>
-        </w:r>
-      </w:hyperlink>
-      <w:r>
-        <w:rPr>
-          <w:lang w:val="en_US" w:bidi="en_US"/>
-        </w:rPr>
-        <w:t xml:space="preserve"> · </w:t>
-      </w:r>
-      <w:hyperlink r:id="rId140">
-        <w:r>
-          <w:rPr>
-            <w:lang w:val="en_US" w:bidi="en_US"/>
-          </w:rPr>
-          <w:rPr>
-            <w:color w:val="0000EE"/>
-            <w:u w:val="single"/>
-          </w:rPr>
-          <w:t>ROM 11:3</w:t>
-        </w:r>
-      </w:hyperlink>
-      <w:r>
-        <w:rPr>
-          <w:lang w:val="en_US" w:bidi="en_US"/>
-        </w:rPr>
-        <w:t xml:space="preserve"> · </w:t>
-      </w:r>
-      <w:hyperlink r:id="rId162">
-        <w:r>
-          <w:rPr>
-            <w:lang w:val="en_US" w:bidi="en_US"/>
-          </w:rPr>
-          <w:rPr>
-            <w:color w:val="0000EE"/>
-            <w:u w:val="single"/>
-          </w:rPr>
-          <w:t>ROM 16:4</w:t>
-        </w:r>
-      </w:hyperlink>
-      <w:r>
-        <w:rPr>
-          <w:lang w:val="en_US" w:bidi="en_US"/>
-        </w:rPr>
-        <w:t xml:space="preserve"> · </w:t>
-      </w:r>
-      <w:hyperlink r:id="rId163">
-        <w:r>
-          <w:rPr>
-            <w:lang w:val="en_US" w:bidi="en_US"/>
-          </w:rPr>
-          <w:rPr>
-            <w:color w:val="0000EE"/>
-            <w:u w:val="single"/>
-          </w:rPr>
-          <w:t>2CO 1:23</w:t>
-        </w:r>
-      </w:hyperlink>
-      <w:r>
-        <w:rPr>
-          <w:lang w:val="en_US" w:bidi="en_US"/>
-        </w:rPr>
-        <w:t xml:space="preserve"> · </w:t>
-      </w:r>
-      <w:hyperlink r:id="rId164">
-        <w:r>
-          <w:rPr>
-            <w:lang w:val="en_US" w:bidi="en_US"/>
-          </w:rPr>
-          <w:rPr>
-            <w:color w:val="0000EE"/>
-            <w:u w:val="single"/>
-          </w:rPr>
-          <w:t>PHP 2:30</w:t>
-        </w:r>
-      </w:hyperlink>
-      <w:r>
-        <w:rPr>
-          <w:lang w:val="en_US" w:bidi="en_US"/>
-        </w:rPr>
-        <w:t xml:space="preserve"> · </w:t>
-      </w:r>
-      <w:hyperlink r:id="rId116">
-        <w:r>
-          <w:rPr>
-            <w:lang w:val="en_US" w:bidi="en_US"/>
-          </w:rPr>
-          <w:rPr>
-            <w:color w:val="0000EE"/>
-            <w:u w:val="single"/>
-          </w:rPr>
-          <w:t>1TH 5:23</w:t>
-        </w:r>
-      </w:hyperlink>
-      <w:r>
-        <w:rPr>
-          <w:lang w:val="en_US" w:bidi="en_US"/>
-        </w:rPr>
-        <w:t xml:space="preserve"> · </w:t>
-      </w:r>
-      <w:hyperlink r:id="rId115">
-        <w:r>
-          <w:rPr>
-            <w:lang w:val="en_US" w:bidi="en_US"/>
-          </w:rPr>
-          <w:rPr>
-            <w:color w:val="0000EE"/>
-            <w:u w:val="single"/>
-          </w:rPr>
-          <w:t>HEB 4:12</w:t>
-        </w:r>
-      </w:hyperlink>
-      <w:r>
-        <w:rPr>
-          <w:lang w:val="en_US" w:bidi="en_US"/>
-        </w:rPr>
-        <w:t xml:space="preserve"> · </w:t>
-      </w:r>
-      <w:hyperlink r:id="rId165">
-        <w:r>
-          <w:rPr>
-            <w:lang w:val="en_US" w:bidi="en_US"/>
-          </w:rPr>
-          <w:rPr>
-            <w:color w:val="0000EE"/>
-            <w:u w:val="single"/>
-          </w:rPr>
-          <w:t>HEB 6:19</w:t>
-        </w:r>
-      </w:hyperlink>
-      <w:r>
-        <w:rPr>
-          <w:lang w:val="en_US" w:bidi="en_US"/>
-        </w:rPr>
-        <w:t xml:space="preserve"> · </w:t>
-      </w:r>
-      <w:hyperlink r:id="rId166">
-        <w:r>
-          <w:rPr>
-            <w:lang w:val="en_US" w:bidi="en_US"/>
-          </w:rPr>
-          <w:rPr>
-            <w:color w:val="0000EE"/>
-            <w:u w:val="single"/>
-          </w:rPr>
-          <w:t>HEB 13:17</w:t>
-        </w:r>
-      </w:hyperlink>
-      <w:r>
-        <w:rPr>
-          <w:lang w:val="en_US" w:bidi="en_US"/>
-        </w:rPr>
-        <w:t xml:space="preserve"> · </w:t>
-      </w:r>
-      <w:hyperlink r:id="rId167">
-        <w:r>
-          <w:rPr>
-            <w:lang w:val="en_US" w:bidi="en_US"/>
-          </w:rPr>
-          <w:rPr>
-            <w:color w:val="0000EE"/>
-            <w:u w:val="single"/>
-          </w:rPr>
-          <w:t>JAS 1:21</w:t>
-        </w:r>
-      </w:hyperlink>
-      <w:r>
-        <w:rPr>
-          <w:lang w:val="en_US" w:bidi="en_US"/>
-        </w:rPr>
-        <w:t xml:space="preserve"> · </w:t>
-      </w:r>
-      <w:hyperlink r:id="rId168">
-        <w:r>
-          <w:rPr>
-            <w:lang w:val="en_US" w:bidi="en_US"/>
-          </w:rPr>
-          <w:rPr>
-            <w:color w:val="0000EE"/>
-            <w:u w:val="single"/>
-          </w:rPr>
-          <w:t>REV 8:9</w:t>
-        </w:r>
-      </w:hyperlink>
-      <w:r>
-        <w:rPr>
-          <w:lang w:val="en_US" w:bidi="en_US"/>
-        </w:rPr>
-        <w:t xml:space="preserve"> · </w:t>
-      </w:r>
-      <w:hyperlink r:id="rId169">
-        <w:r>
-          <w:rPr>
-            <w:lang w:val="en_US" w:bidi="en_US"/>
-          </w:rPr>
-          <w:rPr>
-            <w:color w:val="0000EE"/>
-            <w:u w:val="single"/>
-          </w:rPr>
-          <w:t>REV 12:11</w:t>
-        </w:r>
-      </w:hyperlink>
+      <w:r>
+        <w:rPr>
+          <w:lang w:val="en_US" w:bidi="en_US"/>
+        </w:rPr>
+        <w:t>MAT 2:20</w:t>
+      </w:r>
+      <w:r>
+        <w:rPr>
+          <w:lang w:val="en_US" w:bidi="en_US"/>
+        </w:rPr>
+        <w:t xml:space="preserve"> · </w:t>
+      </w:r>
+      <w:r>
+        <w:rPr>
+          <w:lang w:val="en_US" w:bidi="en_US"/>
+        </w:rPr>
+        <w:t>MAT 6:25</w:t>
+      </w:r>
+      <w:r>
+        <w:rPr>
+          <w:lang w:val="en_US" w:bidi="en_US"/>
+        </w:rPr>
+        <w:t xml:space="preserve"> · </w:t>
+      </w:r>
+      <w:r>
+        <w:rPr>
+          <w:lang w:val="en_US" w:bidi="en_US"/>
+        </w:rPr>
+        <w:t>MAT 6:25</w:t>
+      </w:r>
+      <w:r>
+        <w:rPr>
+          <w:lang w:val="en_US" w:bidi="en_US"/>
+        </w:rPr>
+        <w:t xml:space="preserve"> · </w:t>
+      </w:r>
+      <w:r>
+        <w:rPr>
+          <w:lang w:val="en_US" w:bidi="en_US"/>
+        </w:rPr>
+        <w:t>MAT 10:39</w:t>
+      </w:r>
+      <w:r>
+        <w:rPr>
+          <w:lang w:val="en_US" w:bidi="en_US"/>
+        </w:rPr>
+        <w:t xml:space="preserve"> · </w:t>
+      </w:r>
+      <w:r>
+        <w:rPr>
+          <w:lang w:val="en_US" w:bidi="en_US"/>
+        </w:rPr>
+        <w:t>MAT 10:39</w:t>
+      </w:r>
+      <w:r>
+        <w:rPr>
+          <w:lang w:val="en_US" w:bidi="en_US"/>
+        </w:rPr>
+        <w:t xml:space="preserve"> · </w:t>
+      </w:r>
+      <w:r>
+        <w:rPr>
+          <w:lang w:val="en_US" w:bidi="en_US"/>
+        </w:rPr>
+        <w:t>MAT 16:25</w:t>
+      </w:r>
+      <w:r>
+        <w:rPr>
+          <w:lang w:val="en_US" w:bidi="en_US"/>
+        </w:rPr>
+        <w:t xml:space="preserve"> · </w:t>
+      </w:r>
+      <w:r>
+        <w:rPr>
+          <w:lang w:val="en_US" w:bidi="en_US"/>
+        </w:rPr>
+        <w:t>MAT 16:25</w:t>
+      </w:r>
+      <w:r>
+        <w:rPr>
+          <w:lang w:val="en_US" w:bidi="en_US"/>
+        </w:rPr>
+        <w:t xml:space="preserve"> · </w:t>
+      </w:r>
+      <w:r>
+        <w:rPr>
+          <w:lang w:val="en_US" w:bidi="en_US"/>
+        </w:rPr>
+        <w:t>MAT 16:26</w:t>
+      </w:r>
+      <w:r>
+        <w:rPr>
+          <w:lang w:val="en_US" w:bidi="en_US"/>
+        </w:rPr>
+        <w:t xml:space="preserve"> · </w:t>
+      </w:r>
+      <w:r>
+        <w:rPr>
+          <w:lang w:val="en_US" w:bidi="en_US"/>
+        </w:rPr>
+        <w:t>MAT 16:26</w:t>
+      </w:r>
+      <w:r>
+        <w:rPr>
+          <w:lang w:val="en_US" w:bidi="en_US"/>
+        </w:rPr>
+        <w:t xml:space="preserve"> · </w:t>
+      </w:r>
+      <w:r>
+        <w:rPr>
+          <w:lang w:val="en_US" w:bidi="en_US"/>
+        </w:rPr>
+        <w:t>MAT 20:28</w:t>
+      </w:r>
+      <w:r>
+        <w:rPr>
+          <w:lang w:val="en_US" w:bidi="en_US"/>
+        </w:rPr>
+        <w:t xml:space="preserve"> · </w:t>
+      </w:r>
+      <w:r>
+        <w:rPr>
+          <w:lang w:val="en_US" w:bidi="en_US"/>
+        </w:rPr>
+        <w:t>MRK 3:4</w:t>
+      </w:r>
+      <w:r>
+        <w:rPr>
+          <w:lang w:val="en_US" w:bidi="en_US"/>
+        </w:rPr>
+        <w:t xml:space="preserve"> · </w:t>
+      </w:r>
+      <w:r>
+        <w:rPr>
+          <w:lang w:val="en_US" w:bidi="en_US"/>
+        </w:rPr>
+        <w:t>MRK 8:35</w:t>
+      </w:r>
+      <w:r>
+        <w:rPr>
+          <w:lang w:val="en_US" w:bidi="en_US"/>
+        </w:rPr>
+        <w:t xml:space="preserve"> · </w:t>
+      </w:r>
+      <w:r>
+        <w:rPr>
+          <w:lang w:val="en_US" w:bidi="en_US"/>
+        </w:rPr>
+        <w:t>MRK 8:35</w:t>
+      </w:r>
+      <w:r>
+        <w:rPr>
+          <w:lang w:val="en_US" w:bidi="en_US"/>
+        </w:rPr>
+        <w:t xml:space="preserve"> · </w:t>
+      </w:r>
+      <w:r>
+        <w:rPr>
+          <w:lang w:val="en_US" w:bidi="en_US"/>
+        </w:rPr>
+        <w:t>MRK 8:36</w:t>
+      </w:r>
+      <w:r>
+        <w:rPr>
+          <w:lang w:val="en_US" w:bidi="en_US"/>
+        </w:rPr>
+        <w:t xml:space="preserve"> · </w:t>
+      </w:r>
+      <w:r>
+        <w:rPr>
+          <w:lang w:val="en_US" w:bidi="en_US"/>
+        </w:rPr>
+        <w:t>MRK 8:37</w:t>
+      </w:r>
+      <w:r>
+        <w:rPr>
+          <w:lang w:val="en_US" w:bidi="en_US"/>
+        </w:rPr>
+        <w:t xml:space="preserve"> · </w:t>
+      </w:r>
+      <w:r>
+        <w:rPr>
+          <w:lang w:val="en_US" w:bidi="en_US"/>
+        </w:rPr>
+        <w:t>MRK 10:45</w:t>
+      </w:r>
+      <w:r>
+        <w:rPr>
+          <w:lang w:val="en_US" w:bidi="en_US"/>
+        </w:rPr>
+        <w:t xml:space="preserve"> · </w:t>
+      </w:r>
+      <w:r>
+        <w:rPr>
+          <w:lang w:val="en_US" w:bidi="en_US"/>
+        </w:rPr>
+        <w:t>LUK 9:24</w:t>
+      </w:r>
+      <w:r>
+        <w:rPr>
+          <w:lang w:val="en_US" w:bidi="en_US"/>
+        </w:rPr>
+        <w:t xml:space="preserve"> · </w:t>
+      </w:r>
+      <w:r>
+        <w:rPr>
+          <w:lang w:val="en_US" w:bidi="en_US"/>
+        </w:rPr>
+        <w:t>LUK 9:24</w:t>
+      </w:r>
+      <w:r>
+        <w:rPr>
+          <w:lang w:val="en_US" w:bidi="en_US"/>
+        </w:rPr>
+        <w:t xml:space="preserve"> · </w:t>
+      </w:r>
+      <w:r>
+        <w:rPr>
+          <w:lang w:val="en_US" w:bidi="en_US"/>
+        </w:rPr>
+        <w:t>LUK 12:20</w:t>
+      </w:r>
+      <w:r>
+        <w:rPr>
+          <w:lang w:val="en_US" w:bidi="en_US"/>
+        </w:rPr>
+        <w:t xml:space="preserve"> · </w:t>
+      </w:r>
+      <w:r>
+        <w:rPr>
+          <w:lang w:val="en_US" w:bidi="en_US"/>
+        </w:rPr>
+        <w:t>LUK 12:22</w:t>
+      </w:r>
+      <w:r>
+        <w:rPr>
+          <w:lang w:val="en_US" w:bidi="en_US"/>
+        </w:rPr>
+        <w:t xml:space="preserve"> · </w:t>
+      </w:r>
+      <w:r>
+        <w:rPr>
+          <w:lang w:val="en_US" w:bidi="en_US"/>
+        </w:rPr>
+        <w:t>LUK 12:23</w:t>
+      </w:r>
+      <w:r>
+        <w:rPr>
+          <w:lang w:val="en_US" w:bidi="en_US"/>
+        </w:rPr>
+        <w:t xml:space="preserve"> · </w:t>
+      </w:r>
+      <w:r>
+        <w:rPr>
+          <w:lang w:val="en_US" w:bidi="en_US"/>
+        </w:rPr>
+        <w:t>LUK 14:26</w:t>
+      </w:r>
+      <w:r>
+        <w:rPr>
+          <w:lang w:val="en_US" w:bidi="en_US"/>
+        </w:rPr>
+        <w:t xml:space="preserve"> · </w:t>
+      </w:r>
+      <w:r>
+        <w:rPr>
+          <w:lang w:val="en_US" w:bidi="en_US"/>
+        </w:rPr>
+        <w:t>JHN 12:25</w:t>
+      </w:r>
+      <w:r>
+        <w:rPr>
+          <w:lang w:val="en_US" w:bidi="en_US"/>
+        </w:rPr>
+        <w:t xml:space="preserve"> · </w:t>
+      </w:r>
+      <w:r>
+        <w:rPr>
+          <w:lang w:val="en_US" w:bidi="en_US"/>
+        </w:rPr>
+        <w:t>JHN 12:25</w:t>
+      </w:r>
+      <w:r>
+        <w:rPr>
+          <w:lang w:val="en_US" w:bidi="en_US"/>
+        </w:rPr>
+        <w:t xml:space="preserve"> · </w:t>
+      </w:r>
+      <w:r>
+        <w:rPr>
+          <w:lang w:val="en_US" w:bidi="en_US"/>
+        </w:rPr>
+        <w:t>ACT 20:10</w:t>
+      </w:r>
+      <w:r>
+        <w:rPr>
+          <w:lang w:val="en_US" w:bidi="en_US"/>
+        </w:rPr>
+        <w:t xml:space="preserve"> · </w:t>
+      </w:r>
+      <w:r>
+        <w:rPr>
+          <w:lang w:val="en_US" w:bidi="en_US"/>
+        </w:rPr>
+        <w:t>ACT 20:24</w:t>
+      </w:r>
+      <w:r>
+        <w:rPr>
+          <w:lang w:val="en_US" w:bidi="en_US"/>
+        </w:rPr>
+        <w:t xml:space="preserve"> · </w:t>
+      </w:r>
+      <w:r>
+        <w:rPr>
+          <w:lang w:val="en_US" w:bidi="en_US"/>
+        </w:rPr>
+        <w:t>ACT 27:10</w:t>
+      </w:r>
+      <w:r>
+        <w:rPr>
+          <w:lang w:val="en_US" w:bidi="en_US"/>
+        </w:rPr>
+        <w:t xml:space="preserve"> · </w:t>
+      </w:r>
+      <w:r>
+        <w:rPr>
+          <w:lang w:val="en_US" w:bidi="en_US"/>
+        </w:rPr>
+        <w:t>ACT 27:22</w:t>
+      </w:r>
+      <w:r>
+        <w:rPr>
+          <w:lang w:val="en_US" w:bidi="en_US"/>
+        </w:rPr>
+        <w:t xml:space="preserve"> · </w:t>
+      </w:r>
+      <w:r>
+        <w:rPr>
+          <w:lang w:val="en_US" w:bidi="en_US"/>
+        </w:rPr>
+        <w:t>ROM 11:3</w:t>
+      </w:r>
+      <w:r>
+        <w:rPr>
+          <w:lang w:val="en_US" w:bidi="en_US"/>
+        </w:rPr>
+        <w:t xml:space="preserve"> · </w:t>
+      </w:r>
+      <w:r>
+        <w:rPr>
+          <w:lang w:val="en_US" w:bidi="en_US"/>
+        </w:rPr>
+        <w:t>ROM 16:4</w:t>
+      </w:r>
+      <w:r>
+        <w:rPr>
+          <w:lang w:val="en_US" w:bidi="en_US"/>
+        </w:rPr>
+        <w:t xml:space="preserve"> · </w:t>
+      </w:r>
+      <w:r>
+        <w:rPr>
+          <w:lang w:val="en_US" w:bidi="en_US"/>
+        </w:rPr>
+        <w:t>2CO 1:23</w:t>
+      </w:r>
+      <w:r>
+        <w:rPr>
+          <w:lang w:val="en_US" w:bidi="en_US"/>
+        </w:rPr>
+        <w:t xml:space="preserve"> · </w:t>
+      </w:r>
+      <w:r>
+        <w:rPr>
+          <w:lang w:val="en_US" w:bidi="en_US"/>
+        </w:rPr>
+        <w:t>PHP 2:30</w:t>
+      </w:r>
+      <w:r>
+        <w:rPr>
+          <w:lang w:val="en_US" w:bidi="en_US"/>
+        </w:rPr>
+        <w:t xml:space="preserve"> · </w:t>
+      </w:r>
+      <w:r>
+        <w:rPr>
+          <w:lang w:val="en_US" w:bidi="en_US"/>
+        </w:rPr>
+        <w:t>1TH 5:23</w:t>
+      </w:r>
+      <w:r>
+        <w:rPr>
+          <w:lang w:val="en_US" w:bidi="en_US"/>
+        </w:rPr>
+        <w:t xml:space="preserve"> · </w:t>
+      </w:r>
+      <w:r>
+        <w:rPr>
+          <w:lang w:val="en_US" w:bidi="en_US"/>
+        </w:rPr>
+        <w:t>HEB 4:12</w:t>
+      </w:r>
+      <w:r>
+        <w:rPr>
+          <w:lang w:val="en_US" w:bidi="en_US"/>
+        </w:rPr>
+        <w:t xml:space="preserve"> · </w:t>
+      </w:r>
+      <w:r>
+        <w:rPr>
+          <w:lang w:val="en_US" w:bidi="en_US"/>
+        </w:rPr>
+        <w:t>HEB 6:19</w:t>
+      </w:r>
+      <w:r>
+        <w:rPr>
+          <w:lang w:val="en_US" w:bidi="en_US"/>
+        </w:rPr>
+        <w:t xml:space="preserve"> · </w:t>
+      </w:r>
+      <w:r>
+        <w:rPr>
+          <w:lang w:val="en_US" w:bidi="en_US"/>
+        </w:rPr>
+        <w:t>HEB 13:17</w:t>
+      </w:r>
+      <w:r>
+        <w:rPr>
+          <w:lang w:val="en_US" w:bidi="en_US"/>
+        </w:rPr>
+        <w:t xml:space="preserve"> · </w:t>
+      </w:r>
+      <w:r>
+        <w:rPr>
+          <w:lang w:val="en_US" w:bidi="en_US"/>
+        </w:rPr>
+        <w:t>JAS 1:21</w:t>
+      </w:r>
+      <w:r>
+        <w:rPr>
+          <w:lang w:val="en_US" w:bidi="en_US"/>
+        </w:rPr>
+        <w:t xml:space="preserve"> · </w:t>
+      </w:r>
+      <w:r>
+        <w:rPr>
+          <w:lang w:val="en_US" w:bidi="en_US"/>
+        </w:rPr>
+        <w:t>REV 8:9</w:t>
+      </w:r>
+      <w:r>
+        <w:rPr>
+          <w:lang w:val="en_US" w:bidi="en_US"/>
+        </w:rPr>
+        <w:t xml:space="preserve"> · </w:t>
+      </w:r>
+      <w:r>
+        <w:rPr>
+          <w:lang w:val="en_US" w:bidi="en_US"/>
+        </w:rPr>
+        <w:t>REV 12:11</w:t>
+      </w:r>
     </w:p>
     <w:p>
       <w:pPr/>
@@ -9691,7 +8563,7 @@
         </w:rPr>
         <w:t xml:space="preserve">[a] ‘inner self, mind,’ </w:t>
       </w:r>
-      <w:hyperlink r:id="rId170">
+      <w:hyperlink r:id="rId28">
         <w:r>
           <w:rPr>
             <w:lang w:val="en_US" w:bidi="en_US"/>
@@ -9724,342 +8596,228 @@
           <w:lang w:val="en_US" w:bidi="en_US"/>
         </w:rPr>
       </w:r>
-      <w:hyperlink r:id="rId171">
-        <w:r>
-          <w:rPr>
-            <w:lang w:val="en_US" w:bidi="en_US"/>
-          </w:rPr>
-          <w:rPr>
-            <w:color w:val="0000EE"/>
-            <w:u w:val="single"/>
-          </w:rPr>
-          <w:t>LUK 6:9</w:t>
-        </w:r>
-      </w:hyperlink>
-      <w:r>
-        <w:rPr>
-          <w:lang w:val="en_US" w:bidi="en_US"/>
-        </w:rPr>
-        <w:t xml:space="preserve"> · </w:t>
-      </w:r>
-      <w:hyperlink r:id="rId172">
-        <w:r>
-          <w:rPr>
-            <w:lang w:val="en_US" w:bidi="en_US"/>
-          </w:rPr>
-          <w:rPr>
-            <w:color w:val="0000EE"/>
-            <w:u w:val="single"/>
-          </w:rPr>
-          <w:t>JHN 10:24</w:t>
-        </w:r>
-      </w:hyperlink>
-      <w:r>
-        <w:rPr>
-          <w:lang w:val="en_US" w:bidi="en_US"/>
-        </w:rPr>
-        <w:t xml:space="preserve"> · </w:t>
-      </w:r>
-      <w:hyperlink r:id="rId173">
-        <w:r>
-          <w:rPr>
-            <w:lang w:val="en_US" w:bidi="en_US"/>
-          </w:rPr>
-          <w:rPr>
-            <w:color w:val="0000EE"/>
-            <w:u w:val="single"/>
-          </w:rPr>
-          <w:t>ACT 2:41</w:t>
-        </w:r>
-      </w:hyperlink>
-      <w:r>
-        <w:rPr>
-          <w:lang w:val="en_US" w:bidi="en_US"/>
-        </w:rPr>
-        <w:t xml:space="preserve"> · </w:t>
-      </w:r>
-      <w:hyperlink r:id="rId174">
-        <w:r>
-          <w:rPr>
-            <w:lang w:val="en_US" w:bidi="en_US"/>
-          </w:rPr>
-          <w:rPr>
-            <w:color w:val="0000EE"/>
-            <w:u w:val="single"/>
-          </w:rPr>
-          <w:t>ACT 2:43</w:t>
-        </w:r>
-      </w:hyperlink>
-      <w:r>
-        <w:rPr>
-          <w:lang w:val="en_US" w:bidi="en_US"/>
-        </w:rPr>
-        <w:t xml:space="preserve"> · </w:t>
-      </w:r>
-      <w:hyperlink r:id="rId175">
-        <w:r>
-          <w:rPr>
-            <w:lang w:val="en_US" w:bidi="en_US"/>
-          </w:rPr>
-          <w:rPr>
-            <w:color w:val="0000EE"/>
-            <w:u w:val="single"/>
-          </w:rPr>
-          <w:t>ACT 3:23</w:t>
-        </w:r>
-      </w:hyperlink>
-      <w:r>
-        <w:rPr>
-          <w:lang w:val="en_US" w:bidi="en_US"/>
-        </w:rPr>
-        <w:t xml:space="preserve"> · </w:t>
-      </w:r>
-      <w:hyperlink r:id="rId176">
-        <w:r>
-          <w:rPr>
-            <w:lang w:val="en_US" w:bidi="en_US"/>
-          </w:rPr>
-          <w:rPr>
-            <w:color w:val="0000EE"/>
-            <w:u w:val="single"/>
-          </w:rPr>
-          <w:t>ACT 7:14</w:t>
-        </w:r>
-      </w:hyperlink>
-      <w:r>
-        <w:rPr>
-          <w:lang w:val="en_US" w:bidi="en_US"/>
-        </w:rPr>
-        <w:t xml:space="preserve"> · </w:t>
-      </w:r>
-      <w:hyperlink r:id="rId177">
-        <w:r>
-          <w:rPr>
-            <w:lang w:val="en_US" w:bidi="en_US"/>
-          </w:rPr>
-          <w:rPr>
-            <w:color w:val="0000EE"/>
-            <w:u w:val="single"/>
-          </w:rPr>
-          <w:t>ACT 27:37</w:t>
-        </w:r>
-      </w:hyperlink>
-      <w:r>
-        <w:rPr>
-          <w:lang w:val="en_US" w:bidi="en_US"/>
-        </w:rPr>
-        <w:t xml:space="preserve"> · </w:t>
-      </w:r>
-      <w:hyperlink r:id="rId178">
-        <w:r>
-          <w:rPr>
-            <w:lang w:val="en_US" w:bidi="en_US"/>
-          </w:rPr>
-          <w:rPr>
-            <w:color w:val="0000EE"/>
-            <w:u w:val="single"/>
-          </w:rPr>
-          <w:t>ROM 2:9</w:t>
-        </w:r>
-      </w:hyperlink>
-      <w:r>
-        <w:rPr>
-          <w:lang w:val="en_US" w:bidi="en_US"/>
-        </w:rPr>
-        <w:t xml:space="preserve"> · </w:t>
-      </w:r>
-      <w:hyperlink r:id="rId179">
-        <w:r>
-          <w:rPr>
-            <w:lang w:val="en_US" w:bidi="en_US"/>
-          </w:rPr>
-          <w:rPr>
-            <w:color w:val="0000EE"/>
-            <w:u w:val="single"/>
-          </w:rPr>
-          <w:t>ROM 13:1</w:t>
-        </w:r>
-      </w:hyperlink>
-      <w:r>
-        <w:rPr>
-          <w:lang w:val="en_US" w:bidi="en_US"/>
-        </w:rPr>
-        <w:t xml:space="preserve"> · </w:t>
-      </w:r>
-      <w:hyperlink r:id="rId180">
-        <w:r>
-          <w:rPr>
-            <w:lang w:val="en_US" w:bidi="en_US"/>
-          </w:rPr>
-          <w:rPr>
-            <w:color w:val="0000EE"/>
-            <w:u w:val="single"/>
-          </w:rPr>
-          <w:t>1CO 15:45</w:t>
-        </w:r>
-      </w:hyperlink>
-      <w:r>
-        <w:rPr>
-          <w:lang w:val="en_US" w:bidi="en_US"/>
-        </w:rPr>
-        <w:t xml:space="preserve"> · </w:t>
-      </w:r>
-      <w:hyperlink r:id="rId181">
-        <w:r>
-          <w:rPr>
-            <w:lang w:val="en_US" w:bidi="en_US"/>
-          </w:rPr>
-          <w:rPr>
-            <w:color w:val="0000EE"/>
-            <w:u w:val="single"/>
-          </w:rPr>
-          <w:t>1TH 2:8</w:t>
-        </w:r>
-      </w:hyperlink>
-      <w:r>
-        <w:rPr>
-          <w:lang w:val="en_US" w:bidi="en_US"/>
-        </w:rPr>
-        <w:t xml:space="preserve"> · </w:t>
-      </w:r>
-      <w:hyperlink r:id="rId182">
-        <w:r>
-          <w:rPr>
-            <w:lang w:val="en_US" w:bidi="en_US"/>
-          </w:rPr>
-          <w:rPr>
-            <w:color w:val="0000EE"/>
-            <w:u w:val="single"/>
-          </w:rPr>
-          <w:t>HEB 10:38</w:t>
-        </w:r>
-      </w:hyperlink>
-      <w:r>
-        <w:rPr>
-          <w:lang w:val="en_US" w:bidi="en_US"/>
-        </w:rPr>
-        <w:t xml:space="preserve"> · </w:t>
-      </w:r>
-      <w:hyperlink r:id="rId183">
-        <w:r>
-          <w:rPr>
-            <w:lang w:val="en_US" w:bidi="en_US"/>
-          </w:rPr>
-          <w:rPr>
-            <w:color w:val="0000EE"/>
-            <w:u w:val="single"/>
-          </w:rPr>
-          <w:t>JAS 5:20</w:t>
-        </w:r>
-      </w:hyperlink>
-      <w:r>
-        <w:rPr>
-          <w:lang w:val="en_US" w:bidi="en_US"/>
-        </w:rPr>
-        <w:t xml:space="preserve"> · </w:t>
-      </w:r>
-      <w:hyperlink r:id="rId184">
-        <w:r>
-          <w:rPr>
-            <w:lang w:val="en_US" w:bidi="en_US"/>
-          </w:rPr>
-          <w:rPr>
-            <w:color w:val="0000EE"/>
-            <w:u w:val="single"/>
-          </w:rPr>
-          <w:t>1PE 1:9</w:t>
-        </w:r>
-      </w:hyperlink>
-      <w:r>
-        <w:rPr>
-          <w:lang w:val="en_US" w:bidi="en_US"/>
-        </w:rPr>
-        <w:t xml:space="preserve"> · </w:t>
-      </w:r>
-      <w:hyperlink r:id="rId185">
-        <w:r>
-          <w:rPr>
-            <w:lang w:val="en_US" w:bidi="en_US"/>
-          </w:rPr>
-          <w:rPr>
-            <w:color w:val="0000EE"/>
-            <w:u w:val="single"/>
-          </w:rPr>
-          <w:t>1PE 1:22</w:t>
-        </w:r>
-      </w:hyperlink>
-      <w:r>
-        <w:rPr>
-          <w:lang w:val="en_US" w:bidi="en_US"/>
-        </w:rPr>
-        <w:t xml:space="preserve"> · </w:t>
-      </w:r>
-      <w:hyperlink r:id="rId186">
-        <w:r>
-          <w:rPr>
-            <w:lang w:val="en_US" w:bidi="en_US"/>
-          </w:rPr>
-          <w:rPr>
-            <w:color w:val="0000EE"/>
-            <w:u w:val="single"/>
-          </w:rPr>
-          <w:t>1PE 3:20</w:t>
-        </w:r>
-      </w:hyperlink>
-      <w:r>
-        <w:rPr>
-          <w:lang w:val="en_US" w:bidi="en_US"/>
-        </w:rPr>
-        <w:t xml:space="preserve"> · </w:t>
-      </w:r>
-      <w:hyperlink r:id="rId187">
-        <w:r>
-          <w:rPr>
-            <w:lang w:val="en_US" w:bidi="en_US"/>
-          </w:rPr>
-          <w:rPr>
-            <w:color w:val="0000EE"/>
-            <w:u w:val="single"/>
-          </w:rPr>
-          <w:t>1PE 4:19</w:t>
-        </w:r>
-      </w:hyperlink>
-      <w:r>
-        <w:rPr>
-          <w:lang w:val="en_US" w:bidi="en_US"/>
-        </w:rPr>
-        <w:t xml:space="preserve"> · </w:t>
-      </w:r>
-      <w:hyperlink r:id="rId188">
-        <w:r>
-          <w:rPr>
-            <w:lang w:val="en_US" w:bidi="en_US"/>
-          </w:rPr>
-          <w:rPr>
-            <w:color w:val="0000EE"/>
-            <w:u w:val="single"/>
-          </w:rPr>
-          <w:t>2PE 2:14</w:t>
-        </w:r>
-      </w:hyperlink>
-      <w:r>
-        <w:rPr>
-          <w:lang w:val="en_US" w:bidi="en_US"/>
-        </w:rPr>
-        <w:t xml:space="preserve"> · </w:t>
-      </w:r>
-      <w:hyperlink r:id="rId189">
-        <w:r>
-          <w:rPr>
-            <w:lang w:val="en_US" w:bidi="en_US"/>
-          </w:rPr>
-          <w:rPr>
-            <w:color w:val="0000EE"/>
-            <w:u w:val="single"/>
-          </w:rPr>
-          <w:t>REV 18:13</w:t>
-        </w:r>
-      </w:hyperlink>
+      <w:r>
+        <w:rPr>
+          <w:lang w:val="en_US" w:bidi="en_US"/>
+        </w:rPr>
+        <w:t>LUK 6:9</w:t>
+      </w:r>
+      <w:r>
+        <w:rPr>
+          <w:lang w:val="en_US" w:bidi="en_US"/>
+        </w:rPr>
+        <w:t xml:space="preserve"> · </w:t>
+      </w:r>
+      <w:r>
+        <w:rPr>
+          <w:lang w:val="en_US" w:bidi="en_US"/>
+        </w:rPr>
+        <w:t>JHN 10:24</w:t>
+      </w:r>
+      <w:r>
+        <w:rPr>
+          <w:lang w:val="en_US" w:bidi="en_US"/>
+        </w:rPr>
+        <w:t xml:space="preserve"> · </w:t>
+      </w:r>
+      <w:r>
+        <w:rPr>
+          <w:lang w:val="en_US" w:bidi="en_US"/>
+        </w:rPr>
+        <w:t>ACT 2:41</w:t>
+      </w:r>
+      <w:r>
+        <w:rPr>
+          <w:lang w:val="en_US" w:bidi="en_US"/>
+        </w:rPr>
+        <w:t xml:space="preserve"> · </w:t>
+      </w:r>
+      <w:r>
+        <w:rPr>
+          <w:lang w:val="en_US" w:bidi="en_US"/>
+        </w:rPr>
+        <w:t>ACT 2:43</w:t>
+      </w:r>
+      <w:r>
+        <w:rPr>
+          <w:lang w:val="en_US" w:bidi="en_US"/>
+        </w:rPr>
+        <w:t xml:space="preserve"> · </w:t>
+      </w:r>
+      <w:r>
+        <w:rPr>
+          <w:lang w:val="en_US" w:bidi="en_US"/>
+        </w:rPr>
+        <w:t>ACT 3:23</w:t>
+      </w:r>
+      <w:r>
+        <w:rPr>
+          <w:lang w:val="en_US" w:bidi="en_US"/>
+        </w:rPr>
+        <w:t xml:space="preserve"> · </w:t>
+      </w:r>
+      <w:r>
+        <w:rPr>
+          <w:lang w:val="en_US" w:bidi="en_US"/>
+        </w:rPr>
+        <w:t>ACT 7:14</w:t>
+      </w:r>
+      <w:r>
+        <w:rPr>
+          <w:lang w:val="en_US" w:bidi="en_US"/>
+        </w:rPr>
+        <w:t xml:space="preserve"> · </w:t>
+      </w:r>
+      <w:r>
+        <w:rPr>
+          <w:lang w:val="en_US" w:bidi="en_US"/>
+        </w:rPr>
+        <w:t>ACT 27:37</w:t>
+      </w:r>
+      <w:r>
+        <w:rPr>
+          <w:lang w:val="en_US" w:bidi="en_US"/>
+        </w:rPr>
+        <w:t xml:space="preserve"> · </w:t>
+      </w:r>
+      <w:r>
+        <w:rPr>
+          <w:lang w:val="en_US" w:bidi="en_US"/>
+        </w:rPr>
+        <w:t>ROM 2:9</w:t>
+      </w:r>
+      <w:r>
+        <w:rPr>
+          <w:lang w:val="en_US" w:bidi="en_US"/>
+        </w:rPr>
+        <w:t xml:space="preserve"> · </w:t>
+      </w:r>
+      <w:r>
+        <w:rPr>
+          <w:lang w:val="en_US" w:bidi="en_US"/>
+        </w:rPr>
+        <w:t>ROM 13:1</w:t>
+      </w:r>
+      <w:r>
+        <w:rPr>
+          <w:lang w:val="en_US" w:bidi="en_US"/>
+        </w:rPr>
+        <w:t xml:space="preserve"> · </w:t>
+      </w:r>
+      <w:r>
+        <w:rPr>
+          <w:lang w:val="en_US" w:bidi="en_US"/>
+        </w:rPr>
+        <w:t>1CO 15:45</w:t>
+      </w:r>
+      <w:r>
+        <w:rPr>
+          <w:lang w:val="en_US" w:bidi="en_US"/>
+        </w:rPr>
+        <w:t xml:space="preserve"> · </w:t>
+      </w:r>
+      <w:r>
+        <w:rPr>
+          <w:lang w:val="en_US" w:bidi="en_US"/>
+        </w:rPr>
+        <w:t>1TH 2:8</w:t>
+      </w:r>
+      <w:r>
+        <w:rPr>
+          <w:lang w:val="en_US" w:bidi="en_US"/>
+        </w:rPr>
+        <w:t xml:space="preserve"> · </w:t>
+      </w:r>
+      <w:r>
+        <w:rPr>
+          <w:lang w:val="en_US" w:bidi="en_US"/>
+        </w:rPr>
+        <w:t>HEB 10:38</w:t>
+      </w:r>
+      <w:r>
+        <w:rPr>
+          <w:lang w:val="en_US" w:bidi="en_US"/>
+        </w:rPr>
+        <w:t xml:space="preserve"> · </w:t>
+      </w:r>
+      <w:r>
+        <w:rPr>
+          <w:lang w:val="en_US" w:bidi="en_US"/>
+        </w:rPr>
+        <w:t>JAS 5:20</w:t>
+      </w:r>
+      <w:r>
+        <w:rPr>
+          <w:lang w:val="en_US" w:bidi="en_US"/>
+        </w:rPr>
+        <w:t xml:space="preserve"> · </w:t>
+      </w:r>
+      <w:r>
+        <w:rPr>
+          <w:lang w:val="en_US" w:bidi="en_US"/>
+        </w:rPr>
+        <w:t>1PE 1:9</w:t>
+      </w:r>
+      <w:r>
+        <w:rPr>
+          <w:lang w:val="en_US" w:bidi="en_US"/>
+        </w:rPr>
+        <w:t xml:space="preserve"> · </w:t>
+      </w:r>
+      <w:r>
+        <w:rPr>
+          <w:lang w:val="en_US" w:bidi="en_US"/>
+        </w:rPr>
+        <w:t>1PE 1:22</w:t>
+      </w:r>
+      <w:r>
+        <w:rPr>
+          <w:lang w:val="en_US" w:bidi="en_US"/>
+        </w:rPr>
+        <w:t xml:space="preserve"> · </w:t>
+      </w:r>
+      <w:r>
+        <w:rPr>
+          <w:lang w:val="en_US" w:bidi="en_US"/>
+        </w:rPr>
+        <w:t>1PE 3:20</w:t>
+      </w:r>
+      <w:r>
+        <w:rPr>
+          <w:lang w:val="en_US" w:bidi="en_US"/>
+        </w:rPr>
+        <w:t xml:space="preserve"> · </w:t>
+      </w:r>
+      <w:r>
+        <w:rPr>
+          <w:lang w:val="en_US" w:bidi="en_US"/>
+        </w:rPr>
+        <w:t>1PE 4:19</w:t>
+      </w:r>
+      <w:r>
+        <w:rPr>
+          <w:lang w:val="en_US" w:bidi="en_US"/>
+        </w:rPr>
+        <w:t xml:space="preserve"> · </w:t>
+      </w:r>
+      <w:r>
+        <w:rPr>
+          <w:lang w:val="en_US" w:bidi="en_US"/>
+        </w:rPr>
+        <w:t>2PE 2:14</w:t>
+      </w:r>
+      <w:r>
+        <w:rPr>
+          <w:lang w:val="en_US" w:bidi="en_US"/>
+        </w:rPr>
+        <w:t xml:space="preserve"> · </w:t>
+      </w:r>
+      <w:r>
+        <w:rPr>
+          <w:lang w:val="en_US" w:bidi="en_US"/>
+        </w:rPr>
+        <w:t>REV 18:13</w:t>
+      </w:r>
     </w:p>
     <w:p>
       <w:pPr/>
@@ -10163,18 +8921,12 @@
         </w:rPr>
         <w:t xml:space="preserve">Though the phrase ψυχὴ ζωῆς is highly generic in meaning, its specific reference in </w:t>
       </w:r>
-      <w:hyperlink r:id="rId190">
-        <w:r>
-          <w:rPr>
-            <w:lang w:val="en_US" w:bidi="en_US"/>
-          </w:rPr>
-          <w:rPr>
-            <w:color w:val="0000EE"/>
-            <w:u w:val="single"/>
-          </w:rPr>
-          <w:t>REV 16:3</w:t>
-        </w:r>
-      </w:hyperlink>
+      <w:r>
+        <w:rPr>
+          <w:lang w:val="en_US" w:bidi="en_US"/>
+        </w:rPr>
+        <w:t>REV 16:3</w:t>
+      </w:r>
       <w:r>
         <w:rPr>
           <w:lang w:val="en_US" w:bidi="en_US"/>
@@ -10189,18 +8941,12 @@
           <w:lang w:val="en_US" w:bidi="en_US"/>
         </w:rPr>
       </w:r>
-      <w:hyperlink r:id="rId190">
-        <w:r>
-          <w:rPr>
-            <w:lang w:val="en_US" w:bidi="en_US"/>
-          </w:rPr>
-          <w:rPr>
-            <w:color w:val="0000EE"/>
-            <w:u w:val="single"/>
-          </w:rPr>
-          <w:t>REV 16:3</w:t>
-        </w:r>
-      </w:hyperlink>
+      <w:r>
+        <w:rPr>
+          <w:lang w:val="en_US" w:bidi="en_US"/>
+        </w:rPr>
+        <w:t>REV 16:3</w:t>
+      </w:r>
     </w:p>
     <w:p>
       <w:pPr/>
@@ -10312,18 +9058,12 @@
           <w:lang w:val="en_US" w:bidi="en_US"/>
         </w:rPr>
       </w:r>
-      <w:hyperlink r:id="rId191">
-        <w:r>
-          <w:rPr>
-            <w:lang w:val="en_US" w:bidi="en_US"/>
-          </w:rPr>
-          <w:rPr>
-            <w:color w:val="0000EE"/>
-            <w:u w:val="single"/>
-          </w:rPr>
-          <w:t>2PE 2:8</w:t>
-        </w:r>
-      </w:hyperlink>
+      <w:r>
+        <w:rPr>
+          <w:lang w:val="en_US" w:bidi="en_US"/>
+        </w:rPr>
+        <w:t>2PE 2:8</w:t>
+      </w:r>
       <w:r>
         <w:rPr>
           <w:vertAlign w:val="superscript"/>
@@ -10442,18 +9182,12 @@
           <w:lang w:val="en_US" w:bidi="en_US"/>
         </w:rPr>
       </w:r>
-      <w:hyperlink r:id="rId192">
-        <w:r>
-          <w:rPr>
-            <w:lang w:val="en_US" w:bidi="en_US"/>
-          </w:rPr>
-          <w:rPr>
-            <w:color w:val="0000EE"/>
-            <w:u w:val="single"/>
-          </w:rPr>
-          <w:t>ACT 14:2</w:t>
-        </w:r>
-      </w:hyperlink>
+      <w:r>
+        <w:rPr>
+          <w:lang w:val="en_US" w:bidi="en_US"/>
+        </w:rPr>
+        <w:t>ACT 14:2</w:t>
+      </w:r>
     </w:p>
     <w:p>
       <w:pPr/>
@@ -10565,18 +9299,12 @@
           <w:lang w:val="en_US" w:bidi="en_US"/>
         </w:rPr>
       </w:r>
-      <w:hyperlink r:id="rId108">
-        <w:r>
-          <w:rPr>
-            <w:lang w:val="en_US" w:bidi="en_US"/>
-          </w:rPr>
-          <w:rPr>
-            <w:color w:val="0000EE"/>
-            <w:u w:val="single"/>
-          </w:rPr>
-          <w:t>HEB 12:3</w:t>
-        </w:r>
-      </w:hyperlink>
+      <w:r>
+        <w:rPr>
+          <w:lang w:val="en_US" w:bidi="en_US"/>
+        </w:rPr>
+        <w:t>HEB 12:3</w:t>
+      </w:r>
     </w:p>
     <w:p>
       <w:pPr/>
@@ -10688,18 +9416,12 @@
           <w:lang w:val="en_US" w:bidi="en_US"/>
         </w:rPr>
       </w:r>
-      <w:hyperlink r:id="rId193">
-        <w:r>
-          <w:rPr>
-            <w:lang w:val="en_US" w:bidi="en_US"/>
-          </w:rPr>
-          <w:rPr>
-            <w:color w:val="0000EE"/>
-            <w:u w:val="single"/>
-          </w:rPr>
-          <w:t>LUK 21:19</w:t>
-        </w:r>
-      </w:hyperlink>
+      <w:r>
+        <w:rPr>
+          <w:lang w:val="en_US" w:bidi="en_US"/>
+        </w:rPr>
+        <w:t>LUK 21:19</w:t>
+      </w:r>
     </w:p>
     <w:p>
       <w:pPr/>
@@ -10823,18 +9545,12 @@
           <w:lang w:val="en_US" w:bidi="en_US"/>
         </w:rPr>
       </w:r>
-      <w:hyperlink r:id="rId194">
-        <w:r>
-          <w:rPr>
-            <w:lang w:val="en_US" w:bidi="en_US"/>
-          </w:rPr>
-          <w:rPr>
-            <w:color w:val="0000EE"/>
-            <w:u w:val="single"/>
-          </w:rPr>
-          <w:t>ACT 15:26</w:t>
-        </w:r>
-      </w:hyperlink>
+      <w:r>
+        <w:rPr>
+          <w:lang w:val="en_US" w:bidi="en_US"/>
+        </w:rPr>
+        <w:t>ACT 15:26</w:t>
+      </w:r>
     </w:p>
     <w:p>
       <w:pPr/>
@@ -10946,18 +9662,12 @@
           <w:lang w:val="en_US" w:bidi="en_US"/>
         </w:rPr>
       </w:r>
-      <w:hyperlink r:id="rId195">
-        <w:r>
-          <w:rPr>
-            <w:lang w:val="en_US" w:bidi="en_US"/>
-          </w:rPr>
-          <w:rPr>
-            <w:color w:val="0000EE"/>
-            <w:u w:val="single"/>
-          </w:rPr>
-          <w:t>LUK 17:33</w:t>
-        </w:r>
-      </w:hyperlink>
+      <w:r>
+        <w:rPr>
+          <w:lang w:val="en_US" w:bidi="en_US"/>
+        </w:rPr>
+        <w:t>LUK 17:33</w:t>
+      </w:r>
     </w:p>
     <w:p>
       <w:pPr/>
@@ -11069,18 +9779,12 @@
           <w:lang w:val="en_US" w:bidi="en_US"/>
         </w:rPr>
       </w:r>
-      <w:hyperlink r:id="rId196">
-        <w:r>
-          <w:rPr>
-            <w:lang w:val="en_US" w:bidi="en_US"/>
-          </w:rPr>
-          <w:rPr>
-            <w:color w:val="0000EE"/>
-            <w:u w:val="single"/>
-          </w:rPr>
-          <w:t>LUK 2:35</w:t>
-        </w:r>
-      </w:hyperlink>
+      <w:r>
+        <w:rPr>
+          <w:lang w:val="en_US" w:bidi="en_US"/>
+        </w:rPr>
+        <w:t>LUK 2:35</w:t>
+      </w:r>
     </w:p>
     <w:p>
       <w:pPr/>
@@ -11204,144 +9908,96 @@
           <w:lang w:val="en_US" w:bidi="en_US"/>
         </w:rPr>
       </w:r>
-      <w:hyperlink r:id="rId197">
-        <w:r>
-          <w:rPr>
-            <w:lang w:val="en_US" w:bidi="en_US"/>
-          </w:rPr>
-          <w:rPr>
-            <w:color w:val="0000EE"/>
-            <w:u w:val="single"/>
-          </w:rPr>
-          <w:t>JHN 10:11</w:t>
-        </w:r>
-      </w:hyperlink>
-      <w:r>
-        <w:rPr>
-          <w:lang w:val="en_US" w:bidi="en_US"/>
-        </w:rPr>
-        <w:t xml:space="preserve"> · </w:t>
-      </w:r>
-      <w:hyperlink r:id="rId198">
-        <w:r>
-          <w:rPr>
-            <w:lang w:val="en_US" w:bidi="en_US"/>
-          </w:rPr>
-          <w:rPr>
-            <w:color w:val="0000EE"/>
-            <w:u w:val="single"/>
-          </w:rPr>
-          <w:t>JHN 10:15</w:t>
-        </w:r>
-      </w:hyperlink>
-      <w:r>
-        <w:rPr>
-          <w:lang w:val="en_US" w:bidi="en_US"/>
-        </w:rPr>
-        <w:t xml:space="preserve"> · </w:t>
-      </w:r>
-      <w:hyperlink r:id="rId199">
-        <w:r>
-          <w:rPr>
-            <w:lang w:val="en_US" w:bidi="en_US"/>
-          </w:rPr>
-          <w:rPr>
-            <w:color w:val="0000EE"/>
-            <w:u w:val="single"/>
-          </w:rPr>
-          <w:t>JHN 10:17</w:t>
-        </w:r>
-      </w:hyperlink>
-      <w:r>
-        <w:rPr>
-          <w:lang w:val="en_US" w:bidi="en_US"/>
-        </w:rPr>
-        <w:t xml:space="preserve"> · </w:t>
-      </w:r>
-      <w:hyperlink r:id="rId200">
-        <w:r>
-          <w:rPr>
-            <w:lang w:val="en_US" w:bidi="en_US"/>
-          </w:rPr>
-          <w:rPr>
-            <w:color w:val="0000EE"/>
-            <w:u w:val="single"/>
-          </w:rPr>
-          <w:t>JHN 13:37</w:t>
-        </w:r>
-      </w:hyperlink>
-      <w:r>
-        <w:rPr>
-          <w:lang w:val="en_US" w:bidi="en_US"/>
-        </w:rPr>
-        <w:t xml:space="preserve"> · </w:t>
-      </w:r>
-      <w:hyperlink r:id="rId201">
-        <w:r>
-          <w:rPr>
-            <w:lang w:val="en_US" w:bidi="en_US"/>
-          </w:rPr>
-          <w:rPr>
-            <w:color w:val="0000EE"/>
-            <w:u w:val="single"/>
-          </w:rPr>
-          <w:t>JHN 13:38</w:t>
-        </w:r>
-      </w:hyperlink>
-      <w:r>
-        <w:rPr>
-          <w:lang w:val="en_US" w:bidi="en_US"/>
-        </w:rPr>
-        <w:t xml:space="preserve"> · </w:t>
-      </w:r>
-      <w:hyperlink r:id="rId202">
-        <w:r>
-          <w:rPr>
-            <w:lang w:val="en_US" w:bidi="en_US"/>
-          </w:rPr>
-          <w:rPr>
-            <w:color w:val="0000EE"/>
-            <w:u w:val="single"/>
-          </w:rPr>
-          <w:t>JHN 15:13</w:t>
-        </w:r>
-      </w:hyperlink>
-      <w:r>
-        <w:rPr>
-          <w:lang w:val="en_US" w:bidi="en_US"/>
-        </w:rPr>
-        <w:t xml:space="preserve"> · </w:t>
-      </w:r>
-      <w:hyperlink r:id="rId203">
-        <w:r>
-          <w:rPr>
-            <w:lang w:val="en_US" w:bidi="en_US"/>
-          </w:rPr>
-          <w:rPr>
-            <w:color w:val="0000EE"/>
-            <w:u w:val="single"/>
-          </w:rPr>
-          <w:t>1JN 3:16</w:t>
-        </w:r>
-      </w:hyperlink>
-      <w:r>
-        <w:rPr>
-          <w:lang w:val="en_US" w:bidi="en_US"/>
-        </w:rPr>
-        <w:t xml:space="preserve"> · </w:t>
-      </w:r>
-      <w:hyperlink r:id="rId203">
-        <w:r>
-          <w:rPr>
-            <w:lang w:val="en_US" w:bidi="en_US"/>
-          </w:rPr>
-          <w:rPr>
-            <w:color w:val="0000EE"/>
-            <w:u w:val="single"/>
-          </w:rPr>
-          <w:t>1JN 3:16</w:t>
-        </w:r>
-      </w:hyperlink>
+      <w:r>
+        <w:rPr>
+          <w:lang w:val="en_US" w:bidi="en_US"/>
+        </w:rPr>
+        <w:t>JHN 10:11</w:t>
+      </w:r>
+      <w:r>
+        <w:rPr>
+          <w:lang w:val="en_US" w:bidi="en_US"/>
+        </w:rPr>
+        <w:t xml:space="preserve"> · </w:t>
+      </w:r>
+      <w:r>
+        <w:rPr>
+          <w:lang w:val="en_US" w:bidi="en_US"/>
+        </w:rPr>
+        <w:t>JHN 10:15</w:t>
+      </w:r>
+      <w:r>
+        <w:rPr>
+          <w:lang w:val="en_US" w:bidi="en_US"/>
+        </w:rPr>
+        <w:t xml:space="preserve"> · </w:t>
+      </w:r>
+      <w:r>
+        <w:rPr>
+          <w:lang w:val="en_US" w:bidi="en_US"/>
+        </w:rPr>
+        <w:t>JHN 10:17</w:t>
+      </w:r>
+      <w:r>
+        <w:rPr>
+          <w:lang w:val="en_US" w:bidi="en_US"/>
+        </w:rPr>
+        <w:t xml:space="preserve"> · </w:t>
+      </w:r>
+      <w:r>
+        <w:rPr>
+          <w:lang w:val="en_US" w:bidi="en_US"/>
+        </w:rPr>
+        <w:t>JHN 13:37</w:t>
+      </w:r>
+      <w:r>
+        <w:rPr>
+          <w:lang w:val="en_US" w:bidi="en_US"/>
+        </w:rPr>
+        <w:t xml:space="preserve"> · </w:t>
+      </w:r>
+      <w:r>
+        <w:rPr>
+          <w:lang w:val="en_US" w:bidi="en_US"/>
+        </w:rPr>
+        <w:t>JHN 13:38</w:t>
+      </w:r>
+      <w:r>
+        <w:rPr>
+          <w:lang w:val="en_US" w:bidi="en_US"/>
+        </w:rPr>
+        <w:t xml:space="preserve"> · </w:t>
+      </w:r>
+      <w:r>
+        <w:rPr>
+          <w:lang w:val="en_US" w:bidi="en_US"/>
+        </w:rPr>
+        <w:t>JHN 15:13</w:t>
+      </w:r>
+      <w:r>
+        <w:rPr>
+          <w:lang w:val="en_US" w:bidi="en_US"/>
+        </w:rPr>
+        <w:t xml:space="preserve"> · </w:t>
+      </w:r>
+      <w:r>
+        <w:rPr>
+          <w:lang w:val="en_US" w:bidi="en_US"/>
+        </w:rPr>
+        <w:t>1JN 3:16</w:t>
+      </w:r>
+      <w:r>
+        <w:rPr>
+          <w:lang w:val="en_US" w:bidi="en_US"/>
+        </w:rPr>
+        <w:t xml:space="preserve"> · </w:t>
+      </w:r>
+      <w:r>
+        <w:rPr>
+          <w:lang w:val="en_US" w:bidi="en_US"/>
+        </w:rPr>
+        <w:t>1JN 3:16</w:t>
+      </w:r>
     </w:p>
     <w:p>
       <w:pPr/>
@@ -11363,7 +10019,7 @@
         </w:rPr>
         <w:t xml:space="preserve"> In this subdomain (Human Beings) a number of expressions referring to people are based upon metonymies involving terms for parts or aspects of persons. Such metonymic figures of speech are involved in σὰρξ καὶ αἷμα (</w:t>
       </w:r>
-      <w:hyperlink r:id="rId204">
+      <w:hyperlink r:id="rId29">
         <w:r>
           <w:rPr>
             <w:lang w:val="en_US" w:bidi="en_US"/>
@@ -11381,7 +10037,7 @@
         </w:rPr>
         <w:t>), γόνυ[b] (</w:t>
       </w:r>
-      <w:hyperlink r:id="rId205">
+      <w:hyperlink r:id="rId30">
         <w:r>
           <w:rPr>
             <w:lang w:val="en_US" w:bidi="en_US"/>
@@ -11399,7 +10055,7 @@
         </w:rPr>
         <w:t>), χείρ[b] (</w:t>
       </w:r>
-      <w:hyperlink r:id="rId206">
+      <w:hyperlink r:id="rId31">
         <w:r>
           <w:rPr>
             <w:lang w:val="en_US" w:bidi="en_US"/>
@@ -11417,7 +10073,7 @@
         </w:rPr>
         <w:t>), γλῶσσα[g] (</w:t>
       </w:r>
-      <w:hyperlink r:id="rId207">
+      <w:hyperlink r:id="rId32">
         <w:r>
           <w:rPr>
             <w:lang w:val="en_US" w:bidi="en_US"/>
@@ -11435,7 +10091,7 @@
         </w:rPr>
         <w:t>), ὄνομα[b] (</w:t>
       </w:r>
-      <w:hyperlink r:id="rId208">
+      <w:hyperlink r:id="rId33">
         <w:r>
           <w:rPr>
             <w:lang w:val="en_US" w:bidi="en_US"/>
@@ -11453,7 +10109,7 @@
         </w:rPr>
         <w:t>), and ψυχή[c] (</w:t>
       </w:r>
-      <w:hyperlink r:id="rId111">
+      <w:hyperlink r:id="rId24">
         <w:r>
           <w:rPr>
             <w:lang w:val="en_US" w:bidi="en_US"/>
@@ -11502,18 +10158,12 @@
         </w:rPr>
         <w:t xml:space="preserve"> Though the Greek term ψυχή is usually glossed as ‘soul,’ it is often more equivalent in meaning to ‘heart’ in English. In </w:t>
       </w:r>
-      <w:hyperlink r:id="rId191">
-        <w:r>
-          <w:rPr>
-            <w:lang w:val="en_US" w:bidi="en_US"/>
-          </w:rPr>
-          <w:rPr>
-            <w:color w:val="0000EE"/>
-            <w:u w:val="single"/>
-          </w:rPr>
-          <w:t>2PE 2:8</w:t>
-        </w:r>
-      </w:hyperlink>
+      <w:r>
+        <w:rPr>
+          <w:lang w:val="en_US" w:bidi="en_US"/>
+        </w:rPr>
+        <w:t>2PE 2:8</w:t>
+      </w:r>
       <w:r>
         <w:rPr>
           <w:lang w:val="en_US" w:bidi="en_US"/>
@@ -11729,18 +10379,12 @@
         </w:rPr>
         <w:t xml:space="preserve">In some languages, however, it is impossible to translate σπείρεται in </w:t>
       </w:r>
-      <w:hyperlink r:id="rId209">
-        <w:r>
-          <w:rPr>
-            <w:lang w:val="en_US" w:bidi="en_US"/>
-          </w:rPr>
-          <w:rPr>
-            <w:color w:val="0000EE"/>
-            <w:u w:val="single"/>
-          </w:rPr>
-          <w:t>1CO 15:44</w:t>
-        </w:r>
-      </w:hyperlink>
+      <w:r>
+        <w:rPr>
+          <w:lang w:val="en_US" w:bidi="en_US"/>
+        </w:rPr>
+        <w:t>1CO 15:44</w:t>
+      </w:r>
       <w:r>
         <w:rPr>
           <w:lang w:val="en_US" w:bidi="en_US"/>
@@ -11755,54 +10399,36 @@
           <w:lang w:val="en_US" w:bidi="en_US"/>
         </w:rPr>
       </w:r>
-      <w:hyperlink r:id="rId209">
-        <w:r>
-          <w:rPr>
-            <w:lang w:val="en_US" w:bidi="en_US"/>
-          </w:rPr>
-          <w:rPr>
-            <w:color w:val="0000EE"/>
-            <w:u w:val="single"/>
-          </w:rPr>
-          <w:t>1CO 15:44</w:t>
-        </w:r>
-      </w:hyperlink>
-      <w:r>
-        <w:rPr>
-          <w:lang w:val="en_US" w:bidi="en_US"/>
-        </w:rPr>
-        <w:t xml:space="preserve"> · </w:t>
-      </w:r>
-      <w:hyperlink r:id="rId209">
-        <w:r>
-          <w:rPr>
-            <w:lang w:val="en_US" w:bidi="en_US"/>
-          </w:rPr>
-          <w:rPr>
-            <w:color w:val="0000EE"/>
-            <w:u w:val="single"/>
-          </w:rPr>
-          <w:t>1CO 15:44</w:t>
-        </w:r>
-      </w:hyperlink>
-      <w:r>
-        <w:rPr>
-          <w:lang w:val="en_US" w:bidi="en_US"/>
-        </w:rPr>
-        <w:t xml:space="preserve"> · </w:t>
-      </w:r>
-      <w:hyperlink r:id="rId210">
-        <w:r>
-          <w:rPr>
-            <w:lang w:val="en_US" w:bidi="en_US"/>
-          </w:rPr>
-          <w:rPr>
-            <w:color w:val="0000EE"/>
-            <w:u w:val="single"/>
-          </w:rPr>
-          <w:t>1CO 15:46</w:t>
-        </w:r>
-      </w:hyperlink>
+      <w:r>
+        <w:rPr>
+          <w:lang w:val="en_US" w:bidi="en_US"/>
+        </w:rPr>
+        <w:t>1CO 15:44</w:t>
+      </w:r>
+      <w:r>
+        <w:rPr>
+          <w:lang w:val="en_US" w:bidi="en_US"/>
+        </w:rPr>
+        <w:t xml:space="preserve"> · </w:t>
+      </w:r>
+      <w:r>
+        <w:rPr>
+          <w:lang w:val="en_US" w:bidi="en_US"/>
+        </w:rPr>
+        <w:t>1CO 15:44</w:t>
+      </w:r>
+      <w:r>
+        <w:rPr>
+          <w:lang w:val="en_US" w:bidi="en_US"/>
+        </w:rPr>
+        <w:t xml:space="preserve"> · </w:t>
+      </w:r>
+      <w:r>
+        <w:rPr>
+          <w:lang w:val="en_US" w:bidi="en_US"/>
+        </w:rPr>
+        <w:t>1CO 15:46</w:t>
+      </w:r>
     </w:p>
     <w:p>
       <w:pPr/>
@@ -11903,7 +10529,7 @@
         </w:rPr>
         <w:t xml:space="preserve">[c] ‘natural, human,’ </w:t>
       </w:r>
-      <w:hyperlink r:id="rId211">
+      <w:hyperlink r:id="rId34">
         <w:r>
           <w:rPr>
             <w:lang w:val="en_US" w:bidi="en_US"/>
@@ -11933,25 +10559,19 @@
         </w:rPr>
         <w:t xml:space="preserve">For another interpretation of ψυχικός in </w:t>
       </w:r>
-      <w:hyperlink r:id="rId212">
-        <w:r>
-          <w:rPr>
-            <w:lang w:val="en_US" w:bidi="en_US"/>
-          </w:rPr>
-          <w:rPr>
-            <w:color w:val="0000EE"/>
-            <w:u w:val="single"/>
-          </w:rPr>
-          <w:t>1CO 2:14</w:t>
-        </w:r>
-      </w:hyperlink>
+      <w:r>
+        <w:rPr>
+          <w:lang w:val="en_US" w:bidi="en_US"/>
+        </w:rPr>
+        <w:t>1CO 2:14</w:t>
+      </w:r>
       <w:r>
         <w:rPr>
           <w:lang w:val="en_US" w:bidi="en_US"/>
         </w:rPr>
         <w:t xml:space="preserve">, see </w:t>
       </w:r>
-      <w:hyperlink r:id="rId213">
+      <w:hyperlink r:id="rId35">
         <w:r>
           <w:rPr>
             <w:lang w:val="en_US" w:bidi="en_US"/>
@@ -11977,18 +10597,12 @@
           <w:lang w:val="en_US" w:bidi="en_US"/>
         </w:rPr>
       </w:r>
-      <w:hyperlink r:id="rId212">
-        <w:r>
-          <w:rPr>
-            <w:lang w:val="en_US" w:bidi="en_US"/>
-          </w:rPr>
-          <w:rPr>
-            <w:color w:val="0000EE"/>
-            <w:u w:val="single"/>
-          </w:rPr>
-          <w:t>1CO 2:14</w:t>
-        </w:r>
-      </w:hyperlink>
+      <w:r>
+        <w:rPr>
+          <w:lang w:val="en_US" w:bidi="en_US"/>
+        </w:rPr>
+        <w:t>1CO 2:14</w:t>
+      </w:r>
     </w:p>
     <w:p>
       <w:pPr/>
@@ -12089,7 +10703,7 @@
         </w:rPr>
         <w:t xml:space="preserve">[a] ‘inner self,’ </w:t>
       </w:r>
-      <w:hyperlink r:id="rId170">
+      <w:hyperlink r:id="rId28">
         <w:r>
           <w:rPr>
             <w:lang w:val="en_US" w:bidi="en_US"/>
@@ -12119,25 +10733,19 @@
         </w:rPr>
         <w:t xml:space="preserve">In a number of languages the equivalent of ‘unspiritual’ is simply ‘one who is not guided by God’s Spirit’ or ‘one who does not live in accordance with God’s Spirit.’ For another interpretation of ψυχικός in </w:t>
       </w:r>
-      <w:hyperlink r:id="rId212">
-        <w:r>
-          <w:rPr>
-            <w:lang w:val="en_US" w:bidi="en_US"/>
-          </w:rPr>
-          <w:rPr>
-            <w:color w:val="0000EE"/>
-            <w:u w:val="single"/>
-          </w:rPr>
-          <w:t>1CO 2:14</w:t>
-        </w:r>
-      </w:hyperlink>
+      <w:r>
+        <w:rPr>
+          <w:lang w:val="en_US" w:bidi="en_US"/>
+        </w:rPr>
+        <w:t>1CO 2:14</w:t>
+      </w:r>
       <w:r>
         <w:rPr>
           <w:lang w:val="en_US" w:bidi="en_US"/>
         </w:rPr>
         <w:t xml:space="preserve">, see </w:t>
       </w:r>
-      <w:hyperlink r:id="rId214">
+      <w:hyperlink r:id="rId36">
         <w:r>
           <w:rPr>
             <w:lang w:val="en_US" w:bidi="en_US"/>
@@ -12163,54 +10771,36 @@
           <w:lang w:val="en_US" w:bidi="en_US"/>
         </w:rPr>
       </w:r>
-      <w:hyperlink r:id="rId212">
-        <w:r>
-          <w:rPr>
-            <w:lang w:val="en_US" w:bidi="en_US"/>
-          </w:rPr>
-          <w:rPr>
-            <w:color w:val="0000EE"/>
-            <w:u w:val="single"/>
-          </w:rPr>
-          <w:t>1CO 2:14</w:t>
-        </w:r>
-      </w:hyperlink>
-      <w:r>
-        <w:rPr>
-          <w:lang w:val="en_US" w:bidi="en_US"/>
-        </w:rPr>
-        <w:t xml:space="preserve"> · </w:t>
-      </w:r>
-      <w:hyperlink r:id="rId215">
-        <w:r>
-          <w:rPr>
-            <w:lang w:val="en_US" w:bidi="en_US"/>
-          </w:rPr>
-          <w:rPr>
-            <w:color w:val="0000EE"/>
-            <w:u w:val="single"/>
-          </w:rPr>
-          <w:t>JAS 3:15</w:t>
-        </w:r>
-      </w:hyperlink>
-      <w:r>
-        <w:rPr>
-          <w:lang w:val="en_US" w:bidi="en_US"/>
-        </w:rPr>
-        <w:t xml:space="preserve"> · </w:t>
-      </w:r>
-      <w:hyperlink r:id="rId216">
-        <w:r>
-          <w:rPr>
-            <w:lang w:val="en_US" w:bidi="en_US"/>
-          </w:rPr>
-          <w:rPr>
-            <w:color w:val="0000EE"/>
-            <w:u w:val="single"/>
-          </w:rPr>
-          <w:t>JUD 1:19</w:t>
-        </w:r>
-      </w:hyperlink>
+      <w:r>
+        <w:rPr>
+          <w:lang w:val="en_US" w:bidi="en_US"/>
+        </w:rPr>
+        <w:t>1CO 2:14</w:t>
+      </w:r>
+      <w:r>
+        <w:rPr>
+          <w:lang w:val="en_US" w:bidi="en_US"/>
+        </w:rPr>
+        <w:t xml:space="preserve"> · </w:t>
+      </w:r>
+      <w:r>
+        <w:rPr>
+          <w:lang w:val="en_US" w:bidi="en_US"/>
+        </w:rPr>
+        <w:t>JAS 3:15</w:t>
+      </w:r>
+      <w:r>
+        <w:rPr>
+          <w:lang w:val="en_US" w:bidi="en_US"/>
+        </w:rPr>
+        <w:t xml:space="preserve"> · </w:t>
+      </w:r>
+      <w:r>
+        <w:rPr>
+          <w:lang w:val="en_US" w:bidi="en_US"/>
+        </w:rPr>
+        <w:t>JUD 1:19</w:t>
+      </w:r>
       <w:r>
         <w:rPr>
           <w:lang w:val="en_US" w:bidi="en_US"/>
@@ -12404,54 +10994,36 @@
           <w:lang w:val="en_US" w:bidi="en_US"/>
         </w:rPr>
       </w:r>
-      <w:hyperlink r:id="rId217">
-        <w:r>
-          <w:rPr>
-            <w:lang w:val="en_US" w:bidi="en_US"/>
-          </w:rPr>
-          <w:rPr>
-            <w:color w:val="0000EE"/>
-            <w:u w:val="single"/>
-          </w:rPr>
-          <w:t>JHN 18:18</w:t>
-        </w:r>
-      </w:hyperlink>
-      <w:r>
-        <w:rPr>
-          <w:lang w:val="en_US" w:bidi="en_US"/>
-        </w:rPr>
-        <w:t xml:space="preserve"> · </w:t>
-      </w:r>
-      <w:hyperlink r:id="rId218">
-        <w:r>
-          <w:rPr>
-            <w:lang w:val="en_US" w:bidi="en_US"/>
-          </w:rPr>
-          <w:rPr>
-            <w:color w:val="0000EE"/>
-            <w:u w:val="single"/>
-          </w:rPr>
-          <w:t>ACT 28:2</w:t>
-        </w:r>
-      </w:hyperlink>
-      <w:r>
-        <w:rPr>
-          <w:lang w:val="en_US" w:bidi="en_US"/>
-        </w:rPr>
-        <w:t xml:space="preserve"> · </w:t>
-      </w:r>
-      <w:hyperlink r:id="rId219">
-        <w:r>
-          <w:rPr>
-            <w:lang w:val="en_US" w:bidi="en_US"/>
-          </w:rPr>
-          <w:rPr>
-            <w:color w:val="0000EE"/>
-            <w:u w:val="single"/>
-          </w:rPr>
-          <w:t>2CO 11:27</w:t>
-        </w:r>
-      </w:hyperlink>
+      <w:r>
+        <w:rPr>
+          <w:lang w:val="en_US" w:bidi="en_US"/>
+        </w:rPr>
+        <w:t>JHN 18:18</w:t>
+      </w:r>
+      <w:r>
+        <w:rPr>
+          <w:lang w:val="en_US" w:bidi="en_US"/>
+        </w:rPr>
+        <w:t xml:space="preserve"> · </w:t>
+      </w:r>
+      <w:r>
+        <w:rPr>
+          <w:lang w:val="en_US" w:bidi="en_US"/>
+        </w:rPr>
+        <w:t>ACT 28:2</w:t>
+      </w:r>
+      <w:r>
+        <w:rPr>
+          <w:lang w:val="en_US" w:bidi="en_US"/>
+        </w:rPr>
+        <w:t xml:space="preserve"> · </w:t>
+      </w:r>
+      <w:r>
+        <w:rPr>
+          <w:lang w:val="en_US" w:bidi="en_US"/>
+        </w:rPr>
+        <w:t>2CO 11:27</w:t>
+      </w:r>
       <w:r>
         <w:rPr>
           <w:lang w:val="en_US" w:bidi="en_US"/>
@@ -12645,72 +11217,48 @@
           <w:lang w:val="en_US" w:bidi="en_US"/>
         </w:rPr>
       </w:r>
-      <w:hyperlink r:id="rId220">
-        <w:r>
-          <w:rPr>
-            <w:lang w:val="en_US" w:bidi="en_US"/>
-          </w:rPr>
-          <w:rPr>
-            <w:color w:val="0000EE"/>
-            <w:u w:val="single"/>
-          </w:rPr>
-          <w:t>MAT 10:42</w:t>
-        </w:r>
-      </w:hyperlink>
-      <w:r>
-        <w:rPr>
-          <w:lang w:val="en_US" w:bidi="en_US"/>
-        </w:rPr>
-        <w:t xml:space="preserve"> · </w:t>
-      </w:r>
-      <w:hyperlink r:id="rId221">
-        <w:r>
-          <w:rPr>
-            <w:lang w:val="en_US" w:bidi="en_US"/>
-          </w:rPr>
-          <w:rPr>
-            <w:color w:val="0000EE"/>
-            <w:u w:val="single"/>
-          </w:rPr>
-          <w:t>REV 3:15</w:t>
-        </w:r>
-      </w:hyperlink>
-      <w:r>
-        <w:rPr>
-          <w:lang w:val="en_US" w:bidi="en_US"/>
-        </w:rPr>
-        <w:t xml:space="preserve"> · </w:t>
-      </w:r>
-      <w:hyperlink r:id="rId221">
-        <w:r>
-          <w:rPr>
-            <w:lang w:val="en_US" w:bidi="en_US"/>
-          </w:rPr>
-          <w:rPr>
-            <w:color w:val="0000EE"/>
-            <w:u w:val="single"/>
-          </w:rPr>
-          <w:t>REV 3:15</w:t>
-        </w:r>
-      </w:hyperlink>
-      <w:r>
-        <w:rPr>
-          <w:lang w:val="en_US" w:bidi="en_US"/>
-        </w:rPr>
-        <w:t xml:space="preserve"> · </w:t>
-      </w:r>
-      <w:hyperlink r:id="rId222">
-        <w:r>
-          <w:rPr>
-            <w:lang w:val="en_US" w:bidi="en_US"/>
-          </w:rPr>
-          <w:rPr>
-            <w:color w:val="0000EE"/>
-            <w:u w:val="single"/>
-          </w:rPr>
-          <w:t>REV 3:16</w:t>
-        </w:r>
-      </w:hyperlink>
+      <w:r>
+        <w:rPr>
+          <w:lang w:val="en_US" w:bidi="en_US"/>
+        </w:rPr>
+        <w:t>MAT 10:42</w:t>
+      </w:r>
+      <w:r>
+        <w:rPr>
+          <w:lang w:val="en_US" w:bidi="en_US"/>
+        </w:rPr>
+        <w:t xml:space="preserve"> · </w:t>
+      </w:r>
+      <w:r>
+        <w:rPr>
+          <w:lang w:val="en_US" w:bidi="en_US"/>
+        </w:rPr>
+        <w:t>REV 3:15</w:t>
+      </w:r>
+      <w:r>
+        <w:rPr>
+          <w:lang w:val="en_US" w:bidi="en_US"/>
+        </w:rPr>
+        <w:t xml:space="preserve"> · </w:t>
+      </w:r>
+      <w:r>
+        <w:rPr>
+          <w:lang w:val="en_US" w:bidi="en_US"/>
+        </w:rPr>
+        <w:t>REV 3:15</w:t>
+      </w:r>
+      <w:r>
+        <w:rPr>
+          <w:lang w:val="en_US" w:bidi="en_US"/>
+        </w:rPr>
+        <w:t xml:space="preserve"> · </w:t>
+      </w:r>
+      <w:r>
+        <w:rPr>
+          <w:lang w:val="en_US" w:bidi="en_US"/>
+        </w:rPr>
+        <w:t>REV 3:16</w:t>
+      </w:r>
       <w:r>
         <w:rPr>
           <w:lang w:val="en_US" w:bidi="en_US"/>
@@ -13078,18 +11626,12 @@
           <w:lang w:val="en_US" w:bidi="en_US"/>
         </w:rPr>
       </w:r>
-      <w:hyperlink r:id="rId223">
-        <w:r>
-          <w:rPr>
-            <w:lang w:val="en_US" w:bidi="en_US"/>
-          </w:rPr>
-          <w:rPr>
-            <w:color w:val="0000EE"/>
-            <w:u w:val="single"/>
-          </w:rPr>
-          <w:t>MAT 24:12</w:t>
-        </w:r>
-      </w:hyperlink>
+      <w:r>
+        <w:rPr>
+          <w:lang w:val="en_US" w:bidi="en_US"/>
+        </w:rPr>
+        <w:t>MAT 24:12</w:t>
+      </w:r>
       <w:r>
         <w:rPr>
           <w:lang w:val="en_US" w:bidi="en_US"/>
@@ -13283,18 +11825,12 @@
           <w:lang w:val="en_US" w:bidi="en_US"/>
         </w:rPr>
       </w:r>
-      <w:hyperlink r:id="rId224">
-        <w:r>
-          <w:rPr>
-            <w:lang w:val="en_US" w:bidi="en_US"/>
-          </w:rPr>
-          <w:rPr>
-            <w:color w:val="0000EE"/>
-            <w:u w:val="single"/>
-          </w:rPr>
-          <w:t>ROM 12:20</w:t>
-        </w:r>
-      </w:hyperlink>
+      <w:r>
+        <w:rPr>
+          <w:lang w:val="en_US" w:bidi="en_US"/>
+        </w:rPr>
+        <w:t>ROM 12:20</w:t>
+      </w:r>
     </w:p>
     <w:p>
       <w:pPr/>
@@ -13383,7 +11919,7 @@
         </w:rPr>
         <w:t xml:space="preserve">[a] ‘to feed, to give to eat,’ </w:t>
       </w:r>
-      <w:hyperlink r:id="rId225">
+      <w:hyperlink r:id="rId37">
         <w:r>
           <w:rPr>
             <w:lang w:val="en_US" w:bidi="en_US"/>
@@ -13409,18 +11945,12 @@
           <w:lang w:val="en_US" w:bidi="en_US"/>
         </w:rPr>
       </w:r>
-      <w:hyperlink r:id="rId226">
-        <w:r>
-          <w:rPr>
-            <w:lang w:val="en_US" w:bidi="en_US"/>
-          </w:rPr>
-          <w:rPr>
-            <w:color w:val="0000EE"/>
-            <w:u w:val="single"/>
-          </w:rPr>
-          <w:t>1CO 13:3</w:t>
-        </w:r>
-      </w:hyperlink>
+      <w:r>
+        <w:rPr>
+          <w:lang w:val="en_US" w:bidi="en_US"/>
+        </w:rPr>
+        <w:t>1CO 13:3</w:t>
+      </w:r>
       <w:r>
         <w:rPr>
           <w:lang w:val="en_US" w:bidi="en_US"/>
@@ -13630,18 +12160,12 @@
         </w:rPr>
         <w:t xml:space="preserve">In </w:t>
       </w:r>
-      <w:hyperlink r:id="rId227">
-        <w:r>
-          <w:rPr>
-            <w:lang w:val="en_US" w:bidi="en_US"/>
-          </w:rPr>
-          <w:rPr>
-            <w:color w:val="0000EE"/>
-            <w:u w:val="single"/>
-          </w:rPr>
-          <w:t>JHN 13:26</w:t>
-        </w:r>
-      </w:hyperlink>
+      <w:r>
+        <w:rPr>
+          <w:lang w:val="en_US" w:bidi="en_US"/>
+        </w:rPr>
+        <w:t>JHN 13:26</w:t>
+      </w:r>
       <w:r>
         <w:rPr>
           <w:lang w:val="en_US" w:bidi="en_US"/>
@@ -13656,72 +12180,48 @@
           <w:lang w:val="en_US" w:bidi="en_US"/>
         </w:rPr>
       </w:r>
-      <w:hyperlink r:id="rId227">
-        <w:r>
-          <w:rPr>
-            <w:lang w:val="en_US" w:bidi="en_US"/>
-          </w:rPr>
-          <w:rPr>
-            <w:color w:val="0000EE"/>
-            <w:u w:val="single"/>
-          </w:rPr>
-          <w:t>JHN 13:26</w:t>
-        </w:r>
-      </w:hyperlink>
-      <w:r>
-        <w:rPr>
-          <w:lang w:val="en_US" w:bidi="en_US"/>
-        </w:rPr>
-        <w:t xml:space="preserve"> · </w:t>
-      </w:r>
-      <w:hyperlink r:id="rId227">
-        <w:r>
-          <w:rPr>
-            <w:lang w:val="en_US" w:bidi="en_US"/>
-          </w:rPr>
-          <w:rPr>
-            <w:color w:val="0000EE"/>
-            <w:u w:val="single"/>
-          </w:rPr>
-          <w:t>JHN 13:26</w:t>
-        </w:r>
-      </w:hyperlink>
-      <w:r>
-        <w:rPr>
-          <w:lang w:val="en_US" w:bidi="en_US"/>
-        </w:rPr>
-        <w:t xml:space="preserve"> · </w:t>
-      </w:r>
-      <w:hyperlink r:id="rId228">
-        <w:r>
-          <w:rPr>
-            <w:lang w:val="en_US" w:bidi="en_US"/>
-          </w:rPr>
-          <w:rPr>
-            <w:color w:val="0000EE"/>
-            <w:u w:val="single"/>
-          </w:rPr>
-          <w:t>JHN 13:27</w:t>
-        </w:r>
-      </w:hyperlink>
-      <w:r>
-        <w:rPr>
-          <w:lang w:val="en_US" w:bidi="en_US"/>
-        </w:rPr>
-        <w:t xml:space="preserve"> · </w:t>
-      </w:r>
-      <w:hyperlink r:id="rId229">
-        <w:r>
-          <w:rPr>
-            <w:lang w:val="en_US" w:bidi="en_US"/>
-          </w:rPr>
-          <w:rPr>
-            <w:color w:val="0000EE"/>
-            <w:u w:val="single"/>
-          </w:rPr>
-          <w:t>JHN 13:30</w:t>
-        </w:r>
-      </w:hyperlink>
+      <w:r>
+        <w:rPr>
+          <w:lang w:val="en_US" w:bidi="en_US"/>
+        </w:rPr>
+        <w:t>JHN 13:26</w:t>
+      </w:r>
+      <w:r>
+        <w:rPr>
+          <w:lang w:val="en_US" w:bidi="en_US"/>
+        </w:rPr>
+        <w:t xml:space="preserve"> · </w:t>
+      </w:r>
+      <w:r>
+        <w:rPr>
+          <w:lang w:val="en_US" w:bidi="en_US"/>
+        </w:rPr>
+        <w:t>JHN 13:26</w:t>
+      </w:r>
+      <w:r>
+        <w:rPr>
+          <w:lang w:val="en_US" w:bidi="en_US"/>
+        </w:rPr>
+        <w:t xml:space="preserve"> · </w:t>
+      </w:r>
+      <w:r>
+        <w:rPr>
+          <w:lang w:val="en_US" w:bidi="en_US"/>
+        </w:rPr>
+        <w:t>JHN 13:27</w:t>
+      </w:r>
+      <w:r>
+        <w:rPr>
+          <w:lang w:val="en_US" w:bidi="en_US"/>
+        </w:rPr>
+        <w:t xml:space="preserve"> · </w:t>
+      </w:r>
+      <w:r>
+        <w:rPr>
+          <w:lang w:val="en_US" w:bidi="en_US"/>
+        </w:rPr>
+        <w:t>JHN 13:30</w:t>
+      </w:r>
       <w:r>
         <w:rPr>
           <w:lang w:val="en_US" w:bidi="en_US"/>
@@ -14011,18 +12511,12 @@
           <w:lang w:val="en_US" w:bidi="en_US"/>
         </w:rPr>
       </w:r>
-      <w:hyperlink r:id="rId230">
-        <w:r>
-          <w:rPr>
-            <w:lang w:val="en_US" w:bidi="en_US"/>
-          </w:rPr>
-          <w:rPr>
-            <w:color w:val="0000EE"/>
-            <w:u w:val="single"/>
-          </w:rPr>
-          <w:t>LUK 6:1</w:t>
-        </w:r>
-      </w:hyperlink>
+      <w:r>
+        <w:rPr>
+          <w:lang w:val="en_US" w:bidi="en_US"/>
+        </w:rPr>
+        <w:t>LUK 6:1</w:t>
+      </w:r>
       <w:r>
         <w:rPr>
           <w:lang w:val="en_US" w:bidi="en_US"/>
